--- a/public/template-peticao.docx
+++ b/public/template-peticao.docx
@@ -25,27 +25,27 @@
           <w:kern w:val="0"/>
           <w14:ligatures w14:val="none"/>
         </w:rPr>
-        <w:t>AO JUÍZO DE UMA DAS VARAS CÍVEIS DA COMARCA DE</w:t>
-      </w:r>
-      <w:r>
-        <w:rPr>
-          <w:rFonts w:ascii="Arial" w:hAnsi="Arial" w:cs="Arial"/>
-          <w:b/>
-          <w:bCs/>
-          <w:kern w:val="0"/>
-          <w14:ligatures w14:val="none"/>
-        </w:rPr>
-        <w:t xml:space="preserve"> </w:t>
-      </w:r>
-      <w:r>
-        <w:rPr>
-          <w:rFonts w:ascii="Arial" w:hAnsi="Arial" w:cs="Arial"/>
-          <w:b/>
-          <w:bCs/>
-          <w:kern w:val="0"/>
-          <w14:ligatures w14:val="none"/>
-        </w:rPr>
-        <w:t>[CIDADE] – [UF]</w:t>
+        <w:t xml:space="preserve">AO JUÍZO DE UMA DAS VARAS CÍVEIS DA COMARCA DE {CIDADE} – {UF}</w:t>
+      </w:r>
+      <w:r>
+        <w:rPr>
+          <w:rFonts w:ascii="Arial" w:hAnsi="Arial" w:cs="Arial"/>
+          <w:b/>
+          <w:bCs/>
+          <w:kern w:val="0"/>
+          <w14:ligatures w14:val="none"/>
+        </w:rPr>
+        <w:t xml:space="preserve"/>
+      </w:r>
+      <w:r>
+        <w:rPr>
+          <w:rFonts w:ascii="Arial" w:hAnsi="Arial" w:cs="Arial"/>
+          <w:b/>
+          <w:bCs/>
+          <w:kern w:val="0"/>
+          <w14:ligatures w14:val="none"/>
+        </w:rPr>
+        <w:t/>
       </w:r>
     </w:p>
     <w:p>
@@ -155,233 +155,233 @@
           <w:kern w:val="0"/>
           <w14:ligatures w14:val="none"/>
         </w:rPr>
-        <w:t>[NOME]</w:t>
-      </w:r>
-      <w:r>
-        <w:rPr>
-          <w:rFonts w:ascii="Arial" w:hAnsi="Arial" w:cs="Arial"/>
-          <w:kern w:val="0"/>
-          <w14:ligatures w14:val="none"/>
-        </w:rPr>
-        <w:t xml:space="preserve">, </w:t>
-      </w:r>
-      <w:r>
-        <w:rPr>
-          <w:rFonts w:ascii="Arial" w:hAnsi="Arial" w:cs="Arial"/>
-          <w:kern w:val="0"/>
-          <w14:ligatures w14:val="none"/>
-        </w:rPr>
-        <w:t xml:space="preserve">RG sob n.º </w:t>
-      </w:r>
-      <w:r>
-        <w:rPr>
-          <w:rFonts w:ascii="Arial" w:hAnsi="Arial" w:cs="Arial"/>
-          <w:b/>
-          <w:bCs/>
-          <w:kern w:val="0"/>
-          <w14:ligatures w14:val="none"/>
-        </w:rPr>
-        <w:t>[</w:t>
-      </w:r>
-      <w:r>
-        <w:rPr>
-          <w:rFonts w:ascii="Arial" w:hAnsi="Arial" w:cs="Arial"/>
-          <w:b/>
-          <w:bCs/>
-          <w:kern w:val="0"/>
-          <w14:ligatures w14:val="none"/>
-        </w:rPr>
-        <w:t>RG</w:t>
-      </w:r>
-      <w:r>
-        <w:rPr>
-          <w:rFonts w:ascii="Arial" w:hAnsi="Arial" w:cs="Arial"/>
-          <w:b/>
-          <w:bCs/>
-          <w:kern w:val="0"/>
-          <w14:ligatures w14:val="none"/>
-        </w:rPr>
-        <w:t>]</w:t>
-      </w:r>
-      <w:r>
-        <w:rPr>
-          <w:rFonts w:ascii="Arial" w:hAnsi="Arial" w:cs="Arial"/>
-          <w:kern w:val="0"/>
-          <w14:ligatures w14:val="none"/>
-        </w:rPr>
-        <w:t>e inscrito</w:t>
-      </w:r>
-      <w:r>
-        <w:rPr>
-          <w:rFonts w:ascii="Arial" w:hAnsi="Arial" w:cs="Arial"/>
-          <w:kern w:val="0"/>
-          <w14:ligatures w14:val="none"/>
-        </w:rPr>
-        <w:t xml:space="preserve"> </w:t>
-      </w:r>
-      <w:r>
-        <w:rPr>
-          <w:rFonts w:ascii="Arial" w:hAnsi="Arial" w:cs="Arial"/>
-          <w:kern w:val="0"/>
-          <w14:ligatures w14:val="none"/>
-        </w:rPr>
-        <w:t xml:space="preserve">no CPF/MF sob n.º </w:t>
-      </w:r>
-      <w:r>
-        <w:rPr>
-          <w:rFonts w:ascii="Arial" w:hAnsi="Arial" w:cs="Arial"/>
-          <w:b/>
-          <w:bCs/>
-          <w:kern w:val="0"/>
-          <w14:ligatures w14:val="none"/>
-        </w:rPr>
-        <w:t>[</w:t>
-      </w:r>
-      <w:r>
-        <w:rPr>
-          <w:rFonts w:ascii="Arial" w:hAnsi="Arial" w:cs="Arial"/>
-          <w:b/>
-          <w:bCs/>
-          <w:kern w:val="0"/>
-          <w14:ligatures w14:val="none"/>
-        </w:rPr>
-        <w:t>CPF</w:t>
-      </w:r>
-      <w:r>
-        <w:rPr>
-          <w:rFonts w:ascii="Arial" w:hAnsi="Arial" w:cs="Arial"/>
-          <w:b/>
-          <w:bCs/>
-          <w:kern w:val="0"/>
-          <w14:ligatures w14:val="none"/>
-        </w:rPr>
-        <w:t>]</w:t>
-      </w:r>
-      <w:r>
-        <w:rPr>
-          <w:rFonts w:ascii="Arial" w:hAnsi="Arial" w:cs="Arial"/>
-          <w:kern w:val="0"/>
-          <w14:ligatures w14:val="none"/>
-        </w:rPr>
-        <w:t xml:space="preserve">, residente e domiciliado(a) na </w:t>
-      </w:r>
-      <w:r>
-        <w:rPr>
-          <w:rFonts w:ascii="Arial" w:hAnsi="Arial" w:cs="Arial"/>
-          <w:b/>
-          <w:bCs/>
-          <w:kern w:val="0"/>
-          <w14:ligatures w14:val="none"/>
-        </w:rPr>
-        <w:t>[</w:t>
-      </w:r>
-      <w:r>
-        <w:rPr>
-          <w:rFonts w:ascii="Arial" w:hAnsi="Arial" w:cs="Arial"/>
-          <w:b/>
-          <w:bCs/>
-          <w:kern w:val="0"/>
-          <w14:ligatures w14:val="none"/>
-        </w:rPr>
-        <w:t>ENDEREÇO</w:t>
-      </w:r>
-      <w:r>
-        <w:rPr>
-          <w:rFonts w:ascii="Arial" w:hAnsi="Arial" w:cs="Arial"/>
-          <w:b/>
-          <w:bCs/>
-          <w:kern w:val="0"/>
-          <w14:ligatures w14:val="none"/>
-        </w:rPr>
-        <w:t>]</w:t>
-      </w:r>
-      <w:r>
-        <w:rPr>
-          <w:rFonts w:ascii="Arial" w:hAnsi="Arial" w:cs="Arial"/>
-          <w:kern w:val="0"/>
-          <w14:ligatures w14:val="none"/>
-        </w:rPr>
-        <w:t>,</w:t>
-      </w:r>
-      <w:r>
-        <w:rPr>
-          <w:rFonts w:ascii="Arial" w:hAnsi="Arial" w:cs="Arial"/>
-          <w:b/>
-          <w:bCs/>
-          <w:kern w:val="0"/>
-          <w14:ligatures w14:val="none"/>
-        </w:rPr>
-        <w:t xml:space="preserve"> </w:t>
-      </w:r>
-      <w:r>
-        <w:rPr>
-          <w:rFonts w:ascii="Arial" w:hAnsi="Arial" w:cs="Arial"/>
-          <w:kern w:val="0"/>
-          <w14:ligatures w14:val="none"/>
-        </w:rPr>
-        <w:t xml:space="preserve">por seu advogado que esta subscreve, </w:t>
-      </w:r>
-      <w:r>
-        <w:rPr>
-          <w:rFonts w:ascii="Arial" w:hAnsi="Arial" w:cs="Arial"/>
-        </w:rPr>
-        <w:t xml:space="preserve">vem, </w:t>
-      </w:r>
-      <w:r>
-        <w:rPr>
-          <w:rFonts w:ascii="Arial" w:hAnsi="Arial" w:cs="Arial"/>
-        </w:rPr>
-        <w:t xml:space="preserve">com fundamento </w:t>
-      </w:r>
-      <w:r>
-        <w:rPr>
-          <w:rFonts w:ascii="Arial" w:hAnsi="Arial" w:cs="Arial"/>
-        </w:rPr>
-        <w:t>no</w:t>
-      </w:r>
-      <w:r>
-        <w:rPr>
-          <w:rFonts w:ascii="Arial" w:hAnsi="Arial" w:cs="Arial"/>
-        </w:rPr>
-        <w:t xml:space="preserve"> </w:t>
-      </w:r>
-      <w:r>
-        <w:rPr>
-          <w:rFonts w:ascii="Arial" w:hAnsi="Arial" w:cs="Arial"/>
-        </w:rPr>
-        <w:t>Código de Defesa do Consumidor (CDC)</w:t>
-      </w:r>
-      <w:r>
-        <w:rPr>
-          <w:rFonts w:ascii="Arial" w:hAnsi="Arial" w:cs="Arial"/>
-        </w:rPr>
-        <w:t xml:space="preserve">, Código Civil (CC) </w:t>
+        <w:t xml:space="preserve">{NOME}, RG sob n.º {RG}e inscrito no CPF/MF sob n.º {CPF}, residente e domiciliado(a) na {ENDERECO}, por seu advogado que esta subscreve, vem, com fundamento no Código de Defesa do Consumidor (CDC), Código Civil (CC) e na jurisprudência consolidada, propor AÇÃO REVISIONAL DE CONTRATO C/C PEDIDO DE TUTELA PROVISÓRIA DE URGÊNCIA em face de {BANCO}, pessoa jurídica de direito privado, inscrita no CNPJ sob o n. {CNPJ_BANCO}, situado à {ENDERECO_BANCO}, pelas razões de fato e de direito adiante expostas.</w:t>
+      </w:r>
+      <w:r>
+        <w:rPr>
+          <w:rFonts w:ascii="Arial" w:hAnsi="Arial" w:cs="Arial"/>
+          <w:kern w:val="0"/>
+          <w14:ligatures w14:val="none"/>
+        </w:rPr>
+        <w:t xml:space="preserve"/>
+      </w:r>
+      <w:r>
+        <w:rPr>
+          <w:rFonts w:ascii="Arial" w:hAnsi="Arial" w:cs="Arial"/>
+          <w:kern w:val="0"/>
+          <w14:ligatures w14:val="none"/>
+        </w:rPr>
+        <w:t xml:space="preserve"/>
+      </w:r>
+      <w:r>
+        <w:rPr>
+          <w:rFonts w:ascii="Arial" w:hAnsi="Arial" w:cs="Arial"/>
+          <w:b/>
+          <w:bCs/>
+          <w:kern w:val="0"/>
+          <w14:ligatures w14:val="none"/>
+        </w:rPr>
+        <w:t/>
+      </w:r>
+      <w:r>
+        <w:rPr>
+          <w:rFonts w:ascii="Arial" w:hAnsi="Arial" w:cs="Arial"/>
+          <w:b/>
+          <w:bCs/>
+          <w:kern w:val="0"/>
+          <w14:ligatures w14:val="none"/>
+        </w:rPr>
+        <w:t/>
+      </w:r>
+      <w:r>
+        <w:rPr>
+          <w:rFonts w:ascii="Arial" w:hAnsi="Arial" w:cs="Arial"/>
+          <w:b/>
+          <w:bCs/>
+          <w:kern w:val="0"/>
+          <w14:ligatures w14:val="none"/>
+        </w:rPr>
+        <w:t/>
+      </w:r>
+      <w:r>
+        <w:rPr>
+          <w:rFonts w:ascii="Arial" w:hAnsi="Arial" w:cs="Arial"/>
+          <w:kern w:val="0"/>
+          <w14:ligatures w14:val="none"/>
+        </w:rPr>
+        <w:t/>
+      </w:r>
+      <w:r>
+        <w:rPr>
+          <w:rFonts w:ascii="Arial" w:hAnsi="Arial" w:cs="Arial"/>
+          <w:kern w:val="0"/>
+          <w14:ligatures w14:val="none"/>
+        </w:rPr>
+        <w:t xml:space="preserve"/>
+      </w:r>
+      <w:r>
+        <w:rPr>
+          <w:rFonts w:ascii="Arial" w:hAnsi="Arial" w:cs="Arial"/>
+          <w:kern w:val="0"/>
+          <w14:ligatures w14:val="none"/>
+        </w:rPr>
+        <w:t xml:space="preserve"/>
+      </w:r>
+      <w:r>
+        <w:rPr>
+          <w:rFonts w:ascii="Arial" w:hAnsi="Arial" w:cs="Arial"/>
+          <w:b/>
+          <w:bCs/>
+          <w:kern w:val="0"/>
+          <w14:ligatures w14:val="none"/>
+        </w:rPr>
+        <w:t/>
+      </w:r>
+      <w:r>
+        <w:rPr>
+          <w:rFonts w:ascii="Arial" w:hAnsi="Arial" w:cs="Arial"/>
+          <w:b/>
+          <w:bCs/>
+          <w:kern w:val="0"/>
+          <w14:ligatures w14:val="none"/>
+        </w:rPr>
+        <w:t/>
+      </w:r>
+      <w:r>
+        <w:rPr>
+          <w:rFonts w:ascii="Arial" w:hAnsi="Arial" w:cs="Arial"/>
+          <w:b/>
+          <w:bCs/>
+          <w:kern w:val="0"/>
+          <w14:ligatures w14:val="none"/>
+        </w:rPr>
+        <w:t/>
+      </w:r>
+      <w:r>
+        <w:rPr>
+          <w:rFonts w:ascii="Arial" w:hAnsi="Arial" w:cs="Arial"/>
+          <w:kern w:val="0"/>
+          <w14:ligatures w14:val="none"/>
+        </w:rPr>
+        <w:t xml:space="preserve"/>
+      </w:r>
+      <w:r>
+        <w:rPr>
+          <w:rFonts w:ascii="Arial" w:hAnsi="Arial" w:cs="Arial"/>
+          <w:b/>
+          <w:bCs/>
+          <w:kern w:val="0"/>
+          <w14:ligatures w14:val="none"/>
+        </w:rPr>
+        <w:t/>
+      </w:r>
+      <w:r>
+        <w:rPr>
+          <w:rFonts w:ascii="Arial" w:hAnsi="Arial" w:cs="Arial"/>
+          <w:b/>
+          <w:bCs/>
+          <w:kern w:val="0"/>
+          <w14:ligatures w14:val="none"/>
+        </w:rPr>
+        <w:t/>
+      </w:r>
+      <w:r>
+        <w:rPr>
+          <w:rFonts w:ascii="Arial" w:hAnsi="Arial" w:cs="Arial"/>
+          <w:b/>
+          <w:bCs/>
+          <w:kern w:val="0"/>
+          <w14:ligatures w14:val="none"/>
+        </w:rPr>
+        <w:t/>
+      </w:r>
+      <w:r>
+        <w:rPr>
+          <w:rFonts w:ascii="Arial" w:hAnsi="Arial" w:cs="Arial"/>
+          <w:kern w:val="0"/>
+          <w14:ligatures w14:val="none"/>
+        </w:rPr>
+        <w:t/>
+      </w:r>
+      <w:r>
+        <w:rPr>
+          <w:rFonts w:ascii="Arial" w:hAnsi="Arial" w:cs="Arial"/>
+          <w:b/>
+          <w:bCs/>
+          <w:kern w:val="0"/>
+          <w14:ligatures w14:val="none"/>
+        </w:rPr>
+        <w:t xml:space="preserve"/>
+      </w:r>
+      <w:r>
+        <w:rPr>
+          <w:rFonts w:ascii="Arial" w:hAnsi="Arial" w:cs="Arial"/>
+          <w:kern w:val="0"/>
+          <w14:ligatures w14:val="none"/>
+        </w:rPr>
+        <w:t xml:space="preserve"/>
+      </w:r>
+      <w:r>
+        <w:rPr>
+          <w:rFonts w:ascii="Arial" w:hAnsi="Arial" w:cs="Arial"/>
+        </w:rPr>
+        <w:t xml:space="preserve"/>
+      </w:r>
+      <w:r>
+        <w:rPr>
+          <w:rFonts w:ascii="Arial" w:hAnsi="Arial" w:cs="Arial"/>
+        </w:rPr>
+        <w:t xml:space="preserve"/>
+      </w:r>
+      <w:r>
+        <w:rPr>
+          <w:rFonts w:ascii="Arial" w:hAnsi="Arial" w:cs="Arial"/>
+        </w:rPr>
+        <w:t/>
+      </w:r>
+      <w:r>
+        <w:rPr>
+          <w:rFonts w:ascii="Arial" w:hAnsi="Arial" w:cs="Arial"/>
+        </w:rPr>
+        <w:t xml:space="preserve"/>
+      </w:r>
+      <w:r>
+        <w:rPr>
+          <w:rFonts w:ascii="Arial" w:hAnsi="Arial" w:cs="Arial"/>
+        </w:rPr>
+        <w:t/>
+      </w:r>
+      <w:r>
+        <w:rPr>
+          <w:rFonts w:ascii="Arial" w:hAnsi="Arial" w:cs="Arial"/>
+        </w:rPr>
+        <w:t xml:space="preserve"/>
       </w:r>
       <w:r>
         <w:rPr>
           <w:rFonts w:ascii="Arial" w:hAnsi="Arial" w:cs="Arial"/>
           <w:lang w:eastAsia="pt-BR"/>
         </w:rPr>
-        <w:t>e na jurisprudência consolidada</w:t>
+        <w:t/>
       </w:r>
       <w:r>
         <w:rPr>
           <w:rFonts w:ascii="Arial" w:hAnsi="Arial" w:cs="Arial"/>
           <w:lang w:eastAsia="pt-BR"/>
         </w:rPr>
-        <w:t xml:space="preserve">, </w:t>
-      </w:r>
-      <w:r>
-        <w:rPr>
-          <w:rFonts w:ascii="Arial" w:hAnsi="Arial" w:cs="Arial"/>
-        </w:rPr>
-        <w:t>propor</w:t>
-      </w:r>
-      <w:r>
-        <w:rPr>
-          <w:rFonts w:ascii="Arial" w:hAnsi="Arial" w:cs="Arial"/>
-        </w:rPr>
-        <w:t xml:space="preserve"> </w:t>
+        <w:t xml:space="preserve"/>
+      </w:r>
+      <w:r>
+        <w:rPr>
+          <w:rFonts w:ascii="Arial" w:hAnsi="Arial" w:cs="Arial"/>
+        </w:rPr>
+        <w:t/>
+      </w:r>
+      <w:r>
+        <w:rPr>
+          <w:rFonts w:ascii="Arial" w:hAnsi="Arial" w:cs="Arial"/>
+        </w:rPr>
+        <w:t xml:space="preserve"/>
       </w:r>
       <w:r>
         <w:rPr>
@@ -392,7 +392,7 @@
           <w:u w:val="single"/>
           <w14:ligatures w14:val="none"/>
         </w:rPr>
-        <w:t>AÇÃO REVISIONAL DE CONTRATO</w:t>
+        <w:t/>
       </w:r>
       <w:r>
         <w:rPr>
@@ -403,7 +403,7 @@
           <w:u w:val="single"/>
           <w14:ligatures w14:val="none"/>
         </w:rPr>
-        <w:t xml:space="preserve"> </w:t>
+        <w:t xml:space="preserve"/>
       </w:r>
       <w:r>
         <w:rPr>
@@ -414,141 +414,141 @@
           <w:u w:val="single"/>
           <w14:ligatures w14:val="none"/>
         </w:rPr>
-        <w:t>C/C PEDIDO DE TUTELA PROVISÓRIA DE URGÊNCIA</w:t>
-      </w:r>
-      <w:r>
-        <w:rPr>
-          <w:rFonts w:ascii="Arial" w:hAnsi="Arial" w:cs="Arial"/>
-          <w:b/>
-          <w:bCs/>
-          <w:kern w:val="0"/>
-          <w14:ligatures w14:val="none"/>
-        </w:rPr>
-        <w:t xml:space="preserve"> </w:t>
-      </w:r>
-      <w:r>
-        <w:rPr>
-          <w:rFonts w:ascii="Arial" w:hAnsi="Arial" w:cs="Arial"/>
-          <w:kern w:val="0"/>
-          <w14:ligatures w14:val="none"/>
-        </w:rPr>
-        <w:t xml:space="preserve">em face </w:t>
-      </w:r>
-      <w:r>
-        <w:rPr>
-          <w:rFonts w:ascii="Arial" w:hAnsi="Arial" w:cs="Arial"/>
-          <w:kern w:val="0"/>
-          <w14:ligatures w14:val="none"/>
-        </w:rPr>
-        <w:t>de</w:t>
-      </w:r>
-      <w:r>
-        <w:rPr>
-          <w:rFonts w:ascii="Arial" w:hAnsi="Arial" w:cs="Arial"/>
-          <w:kern w:val="0"/>
-          <w14:ligatures w14:val="none"/>
-        </w:rPr>
-        <w:t xml:space="preserve"> </w:t>
-      </w:r>
-      <w:r>
-        <w:rPr>
-          <w:rFonts w:ascii="Arial" w:hAnsi="Arial" w:cs="Arial"/>
-          <w:b/>
-          <w:bCs/>
-          <w:kern w:val="0"/>
-          <w14:ligatures w14:val="none"/>
-        </w:rPr>
-        <w:t>[BANCO]</w:t>
-      </w:r>
-      <w:r>
-        <w:rPr>
-          <w:rFonts w:ascii="Arial" w:hAnsi="Arial" w:cs="Arial"/>
-          <w:b/>
-          <w:bCs/>
-          <w:kern w:val="0"/>
-          <w14:ligatures w14:val="none"/>
-        </w:rPr>
-        <w:t xml:space="preserve">, </w:t>
-      </w:r>
-      <w:r>
-        <w:rPr>
-          <w:rFonts w:ascii="Arial" w:hAnsi="Arial" w:cs="Arial"/>
-          <w:kern w:val="0"/>
-          <w14:ligatures w14:val="none"/>
-        </w:rPr>
-        <w:t xml:space="preserve">pessoa jurídica de direito privado, inscrita no CNPJ sob o n. </w:t>
-      </w:r>
-      <w:r>
-        <w:rPr>
-          <w:rFonts w:ascii="Arial" w:hAnsi="Arial" w:cs="Arial"/>
-          <w:b/>
-          <w:bCs/>
-          <w:kern w:val="0"/>
-          <w14:ligatures w14:val="none"/>
-        </w:rPr>
-        <w:t>[CNPJ]</w:t>
-      </w:r>
-      <w:r>
-        <w:rPr>
-          <w:rFonts w:ascii="Arial" w:hAnsi="Arial" w:cs="Arial"/>
-          <w:kern w:val="0"/>
-          <w14:ligatures w14:val="none"/>
-        </w:rPr>
-        <w:t xml:space="preserve">, situado à </w:t>
-      </w:r>
-      <w:r>
-        <w:rPr>
-          <w:rFonts w:ascii="Arial" w:hAnsi="Arial" w:cs="Arial"/>
-          <w:b/>
-          <w:bCs/>
-          <w:kern w:val="0"/>
-          <w14:ligatures w14:val="none"/>
-        </w:rPr>
-        <w:t>[</w:t>
-      </w:r>
-      <w:r>
-        <w:rPr>
-          <w:rFonts w:ascii="Arial" w:hAnsi="Arial" w:cs="Arial"/>
-          <w:b/>
-          <w:bCs/>
-          <w:kern w:val="0"/>
-          <w14:ligatures w14:val="none"/>
-        </w:rPr>
-        <w:t>ENDEREÇO DO BANCO</w:t>
-      </w:r>
-      <w:r>
-        <w:rPr>
-          <w:rFonts w:ascii="Arial" w:hAnsi="Arial" w:cs="Arial"/>
-          <w:b/>
-          <w:bCs/>
-          <w:kern w:val="0"/>
-          <w14:ligatures w14:val="none"/>
-        </w:rPr>
-        <w:t>]</w:t>
-      </w:r>
-      <w:r>
-        <w:rPr>
-          <w:rFonts w:ascii="Arial" w:hAnsi="Arial" w:cs="Arial"/>
-          <w:kern w:val="0"/>
-          <w14:ligatures w14:val="none"/>
-        </w:rPr>
-        <w:t>,</w:t>
-      </w:r>
-      <w:r>
-        <w:rPr>
-          <w:rFonts w:ascii="Arial" w:hAnsi="Arial" w:cs="Arial"/>
-          <w:kern w:val="0"/>
-          <w14:ligatures w14:val="none"/>
-        </w:rPr>
-        <w:t xml:space="preserve"> </w:t>
-      </w:r>
-      <w:r>
-        <w:rPr>
-          <w:rFonts w:ascii="Arial" w:hAnsi="Arial" w:cs="Arial"/>
-          <w:kern w:val="0"/>
-          <w14:ligatures w14:val="none"/>
-        </w:rPr>
-        <w:t>pelas razões de fato e de direito adiante expostas.</w:t>
+        <w:t/>
+      </w:r>
+      <w:r>
+        <w:rPr>
+          <w:rFonts w:ascii="Arial" w:hAnsi="Arial" w:cs="Arial"/>
+          <w:b/>
+          <w:bCs/>
+          <w:kern w:val="0"/>
+          <w14:ligatures w14:val="none"/>
+        </w:rPr>
+        <w:t xml:space="preserve"/>
+      </w:r>
+      <w:r>
+        <w:rPr>
+          <w:rFonts w:ascii="Arial" w:hAnsi="Arial" w:cs="Arial"/>
+          <w:kern w:val="0"/>
+          <w14:ligatures w14:val="none"/>
+        </w:rPr>
+        <w:t xml:space="preserve"/>
+      </w:r>
+      <w:r>
+        <w:rPr>
+          <w:rFonts w:ascii="Arial" w:hAnsi="Arial" w:cs="Arial"/>
+          <w:kern w:val="0"/>
+          <w14:ligatures w14:val="none"/>
+        </w:rPr>
+        <w:t/>
+      </w:r>
+      <w:r>
+        <w:rPr>
+          <w:rFonts w:ascii="Arial" w:hAnsi="Arial" w:cs="Arial"/>
+          <w:kern w:val="0"/>
+          <w14:ligatures w14:val="none"/>
+        </w:rPr>
+        <w:t xml:space="preserve"/>
+      </w:r>
+      <w:r>
+        <w:rPr>
+          <w:rFonts w:ascii="Arial" w:hAnsi="Arial" w:cs="Arial"/>
+          <w:b/>
+          <w:bCs/>
+          <w:kern w:val="0"/>
+          <w14:ligatures w14:val="none"/>
+        </w:rPr>
+        <w:t/>
+      </w:r>
+      <w:r>
+        <w:rPr>
+          <w:rFonts w:ascii="Arial" w:hAnsi="Arial" w:cs="Arial"/>
+          <w:b/>
+          <w:bCs/>
+          <w:kern w:val="0"/>
+          <w14:ligatures w14:val="none"/>
+        </w:rPr>
+        <w:t xml:space="preserve"/>
+      </w:r>
+      <w:r>
+        <w:rPr>
+          <w:rFonts w:ascii="Arial" w:hAnsi="Arial" w:cs="Arial"/>
+          <w:kern w:val="0"/>
+          <w14:ligatures w14:val="none"/>
+        </w:rPr>
+        <w:t xml:space="preserve"/>
+      </w:r>
+      <w:r>
+        <w:rPr>
+          <w:rFonts w:ascii="Arial" w:hAnsi="Arial" w:cs="Arial"/>
+          <w:b/>
+          <w:bCs/>
+          <w:kern w:val="0"/>
+          <w14:ligatures w14:val="none"/>
+        </w:rPr>
+        <w:t/>
+      </w:r>
+      <w:r>
+        <w:rPr>
+          <w:rFonts w:ascii="Arial" w:hAnsi="Arial" w:cs="Arial"/>
+          <w:kern w:val="0"/>
+          <w14:ligatures w14:val="none"/>
+        </w:rPr>
+        <w:t xml:space="preserve"/>
+      </w:r>
+      <w:r>
+        <w:rPr>
+          <w:rFonts w:ascii="Arial" w:hAnsi="Arial" w:cs="Arial"/>
+          <w:b/>
+          <w:bCs/>
+          <w:kern w:val="0"/>
+          <w14:ligatures w14:val="none"/>
+        </w:rPr>
+        <w:t/>
+      </w:r>
+      <w:r>
+        <w:rPr>
+          <w:rFonts w:ascii="Arial" w:hAnsi="Arial" w:cs="Arial"/>
+          <w:b/>
+          <w:bCs/>
+          <w:kern w:val="0"/>
+          <w14:ligatures w14:val="none"/>
+        </w:rPr>
+        <w:t/>
+      </w:r>
+      <w:r>
+        <w:rPr>
+          <w:rFonts w:ascii="Arial" w:hAnsi="Arial" w:cs="Arial"/>
+          <w:b/>
+          <w:bCs/>
+          <w:kern w:val="0"/>
+          <w14:ligatures w14:val="none"/>
+        </w:rPr>
+        <w:t/>
+      </w:r>
+      <w:r>
+        <w:rPr>
+          <w:rFonts w:ascii="Arial" w:hAnsi="Arial" w:cs="Arial"/>
+          <w:kern w:val="0"/>
+          <w14:ligatures w14:val="none"/>
+        </w:rPr>
+        <w:t/>
+      </w:r>
+      <w:r>
+        <w:rPr>
+          <w:rFonts w:ascii="Arial" w:hAnsi="Arial" w:cs="Arial"/>
+          <w:kern w:val="0"/>
+          <w14:ligatures w14:val="none"/>
+        </w:rPr>
+        <w:t xml:space="preserve"/>
+      </w:r>
+      <w:r>
+        <w:rPr>
+          <w:rFonts w:ascii="Arial" w:hAnsi="Arial" w:cs="Arial"/>
+          <w:kern w:val="0"/>
+          <w14:ligatures w14:val="none"/>
+        </w:rPr>
+        <w:t/>
       </w:r>
     </w:p>
     <w:p>
@@ -837,166 +837,166 @@
           <w:kern w:val="0"/>
           <w14:ligatures w14:val="none"/>
         </w:rPr>
-        <w:t xml:space="preserve">Em </w:t>
-      </w:r>
-      <w:r>
-        <w:rPr>
-          <w:rFonts w:ascii="Arial" w:hAnsi="Arial" w:cs="Arial"/>
-          <w:b/>
-          <w:bCs/>
-          <w:kern w:val="0"/>
-          <w14:ligatures w14:val="none"/>
-        </w:rPr>
-        <w:t>[</w:t>
-      </w:r>
-      <w:r>
-        <w:rPr>
-          <w:rFonts w:ascii="Arial" w:hAnsi="Arial" w:cs="Arial"/>
-          <w:b/>
-          <w:bCs/>
-          <w:kern w:val="0"/>
-          <w14:ligatures w14:val="none"/>
-        </w:rPr>
-        <w:t>DATA DO CONTRATO</w:t>
-      </w:r>
-      <w:r>
-        <w:rPr>
-          <w:rFonts w:ascii="Arial" w:hAnsi="Arial" w:cs="Arial"/>
-          <w:b/>
-          <w:bCs/>
-          <w:kern w:val="0"/>
-          <w14:ligatures w14:val="none"/>
-        </w:rPr>
-        <w:t>]</w:t>
-      </w:r>
-      <w:r>
-        <w:rPr>
-          <w:rFonts w:ascii="Arial" w:hAnsi="Arial" w:cs="Arial"/>
-          <w:kern w:val="0"/>
-          <w14:ligatures w14:val="none"/>
-        </w:rPr>
-        <w:t>,</w:t>
-      </w:r>
-      <w:r>
-        <w:t xml:space="preserve"> </w:t>
-      </w:r>
-      <w:r>
-        <w:rPr>
-          <w:rFonts w:ascii="Arial" w:hAnsi="Arial" w:cs="Arial"/>
-          <w:kern w:val="0"/>
-          <w14:ligatures w14:val="none"/>
-        </w:rPr>
-        <w:t xml:space="preserve">a parte autora celebrou contrato destinado à </w:t>
-      </w:r>
-      <w:r>
-        <w:rPr>
-          <w:rFonts w:ascii="Arial" w:hAnsi="Arial" w:cs="Arial"/>
-          <w:b/>
-          <w:bCs/>
-          <w:kern w:val="0"/>
-          <w14:ligatures w14:val="none"/>
-        </w:rPr>
-        <w:t xml:space="preserve">aquisição de </w:t>
-      </w:r>
-      <w:r>
-        <w:rPr>
-          <w:rFonts w:ascii="Arial" w:hAnsi="Arial" w:cs="Arial"/>
-          <w:b/>
-          <w:bCs/>
-          <w:kern w:val="0"/>
-          <w14:ligatures w14:val="none"/>
-        </w:rPr>
-        <w:t>carro</w:t>
-      </w:r>
-      <w:r>
-        <w:rPr>
-          <w:rFonts w:ascii="Arial" w:hAnsi="Arial" w:cs="Arial"/>
-          <w:b/>
-          <w:bCs/>
-          <w:kern w:val="0"/>
-          <w14:ligatures w14:val="none"/>
-        </w:rPr>
-        <w:t xml:space="preserve"> </w:t>
-      </w:r>
-      <w:r>
-        <w:rPr>
-          <w:rFonts w:ascii="Arial" w:hAnsi="Arial" w:cs="Arial"/>
-          <w:b/>
-          <w:bCs/>
-          <w:kern w:val="0"/>
-          <w14:ligatures w14:val="none"/>
-        </w:rPr>
-        <w:t>[</w:t>
-      </w:r>
-      <w:r>
-        <w:rPr>
-          <w:rFonts w:ascii="Arial" w:hAnsi="Arial" w:cs="Arial"/>
-          <w:b/>
-          <w:bCs/>
-          <w:kern w:val="0"/>
-          <w14:ligatures w14:val="none"/>
-        </w:rPr>
-        <w:t>CARRO FINANCIADO</w:t>
-      </w:r>
-      <w:r>
-        <w:rPr>
-          <w:rFonts w:ascii="Arial" w:hAnsi="Arial" w:cs="Arial"/>
-          <w:b/>
-          <w:bCs/>
-          <w:kern w:val="0"/>
-          <w14:ligatures w14:val="none"/>
-        </w:rPr>
-        <w:t>]</w:t>
-      </w:r>
-      <w:r>
-        <w:rPr>
-          <w:rFonts w:ascii="Arial" w:hAnsi="Arial" w:cs="Arial"/>
-          <w:b/>
-          <w:bCs/>
-          <w:kern w:val="0"/>
-          <w14:ligatures w14:val="none"/>
-        </w:rPr>
-        <w:t xml:space="preserve">, ano </w:t>
-      </w:r>
-      <w:r>
-        <w:rPr>
-          <w:rFonts w:ascii="Arial" w:hAnsi="Arial" w:cs="Arial"/>
-          <w:b/>
-          <w:bCs/>
-          <w:kern w:val="0"/>
-          <w14:ligatures w14:val="none"/>
-        </w:rPr>
-        <w:t>[</w:t>
-      </w:r>
-      <w:r>
-        <w:rPr>
-          <w:rFonts w:ascii="Arial" w:hAnsi="Arial" w:cs="Arial"/>
-          <w:b/>
-          <w:bCs/>
-          <w:kern w:val="0"/>
-          <w14:ligatures w14:val="none"/>
-        </w:rPr>
-        <w:t>ANO DO CARRO FINANCIADO</w:t>
-      </w:r>
-      <w:r>
-        <w:rPr>
-          <w:rFonts w:ascii="Arial" w:hAnsi="Arial" w:cs="Arial"/>
-          <w:b/>
-          <w:bCs/>
-          <w:kern w:val="0"/>
-          <w14:ligatures w14:val="none"/>
-        </w:rPr>
-        <w:t>]</w:t>
-      </w:r>
-      <w:r>
-        <w:rPr>
-          <w:rFonts w:ascii="Arial" w:hAnsi="Arial" w:cs="Arial"/>
-          <w:b/>
-          <w:bCs/>
-          <w:kern w:val="0"/>
-          <w14:ligatures w14:val="none"/>
-        </w:rPr>
-        <w:t>.</w:t>
+        <w:t xml:space="preserve">Em {DATA_CONTRATO}, a parte autora celebrou contrato destinado à aquisição de carro {VEICULO}, ano {ANO_VEICULO}.</w:t>
+      </w:r>
+      <w:r>
+        <w:rPr>
+          <w:rFonts w:ascii="Arial" w:hAnsi="Arial" w:cs="Arial"/>
+          <w:b/>
+          <w:bCs/>
+          <w:kern w:val="0"/>
+          <w14:ligatures w14:val="none"/>
+        </w:rPr>
+        <w:t/>
+      </w:r>
+      <w:r>
+        <w:rPr>
+          <w:rFonts w:ascii="Arial" w:hAnsi="Arial" w:cs="Arial"/>
+          <w:b/>
+          <w:bCs/>
+          <w:kern w:val="0"/>
+          <w14:ligatures w14:val="none"/>
+        </w:rPr>
+        <w:t/>
+      </w:r>
+      <w:r>
+        <w:rPr>
+          <w:rFonts w:ascii="Arial" w:hAnsi="Arial" w:cs="Arial"/>
+          <w:b/>
+          <w:bCs/>
+          <w:kern w:val="0"/>
+          <w14:ligatures w14:val="none"/>
+        </w:rPr>
+        <w:t/>
+      </w:r>
+      <w:r>
+        <w:rPr>
+          <w:rFonts w:ascii="Arial" w:hAnsi="Arial" w:cs="Arial"/>
+          <w:kern w:val="0"/>
+          <w14:ligatures w14:val="none"/>
+        </w:rPr>
+        <w:t/>
+      </w:r>
+      <w:r>
+        <w:t xml:space="preserve"/>
+      </w:r>
+      <w:r>
+        <w:rPr>
+          <w:rFonts w:ascii="Arial" w:hAnsi="Arial" w:cs="Arial"/>
+          <w:kern w:val="0"/>
+          <w14:ligatures w14:val="none"/>
+        </w:rPr>
+        <w:t xml:space="preserve"/>
+      </w:r>
+      <w:r>
+        <w:rPr>
+          <w:rFonts w:ascii="Arial" w:hAnsi="Arial" w:cs="Arial"/>
+          <w:b/>
+          <w:bCs/>
+          <w:kern w:val="0"/>
+          <w14:ligatures w14:val="none"/>
+        </w:rPr>
+        <w:t xml:space="preserve"/>
+      </w:r>
+      <w:r>
+        <w:rPr>
+          <w:rFonts w:ascii="Arial" w:hAnsi="Arial" w:cs="Arial"/>
+          <w:b/>
+          <w:bCs/>
+          <w:kern w:val="0"/>
+          <w14:ligatures w14:val="none"/>
+        </w:rPr>
+        <w:t/>
+      </w:r>
+      <w:r>
+        <w:rPr>
+          <w:rFonts w:ascii="Arial" w:hAnsi="Arial" w:cs="Arial"/>
+          <w:b/>
+          <w:bCs/>
+          <w:kern w:val="0"/>
+          <w14:ligatures w14:val="none"/>
+        </w:rPr>
+        <w:t xml:space="preserve"/>
+      </w:r>
+      <w:r>
+        <w:rPr>
+          <w:rFonts w:ascii="Arial" w:hAnsi="Arial" w:cs="Arial"/>
+          <w:b/>
+          <w:bCs/>
+          <w:kern w:val="0"/>
+          <w14:ligatures w14:val="none"/>
+        </w:rPr>
+        <w:t/>
+      </w:r>
+      <w:r>
+        <w:rPr>
+          <w:rFonts w:ascii="Arial" w:hAnsi="Arial" w:cs="Arial"/>
+          <w:b/>
+          <w:bCs/>
+          <w:kern w:val="0"/>
+          <w14:ligatures w14:val="none"/>
+        </w:rPr>
+        <w:t/>
+      </w:r>
+      <w:r>
+        <w:rPr>
+          <w:rFonts w:ascii="Arial" w:hAnsi="Arial" w:cs="Arial"/>
+          <w:b/>
+          <w:bCs/>
+          <w:kern w:val="0"/>
+          <w14:ligatures w14:val="none"/>
+        </w:rPr>
+        <w:t/>
+      </w:r>
+      <w:r>
+        <w:rPr>
+          <w:rFonts w:ascii="Arial" w:hAnsi="Arial" w:cs="Arial"/>
+          <w:b/>
+          <w:bCs/>
+          <w:kern w:val="0"/>
+          <w14:ligatures w14:val="none"/>
+        </w:rPr>
+        <w:t xml:space="preserve"/>
+      </w:r>
+      <w:r>
+        <w:rPr>
+          <w:rFonts w:ascii="Arial" w:hAnsi="Arial" w:cs="Arial"/>
+          <w:b/>
+          <w:bCs/>
+          <w:kern w:val="0"/>
+          <w14:ligatures w14:val="none"/>
+        </w:rPr>
+        <w:t/>
+      </w:r>
+      <w:r>
+        <w:rPr>
+          <w:rFonts w:ascii="Arial" w:hAnsi="Arial" w:cs="Arial"/>
+          <w:b/>
+          <w:bCs/>
+          <w:kern w:val="0"/>
+          <w14:ligatures w14:val="none"/>
+        </w:rPr>
+        <w:t/>
+      </w:r>
+      <w:r>
+        <w:rPr>
+          <w:rFonts w:ascii="Arial" w:hAnsi="Arial" w:cs="Arial"/>
+          <w:b/>
+          <w:bCs/>
+          <w:kern w:val="0"/>
+          <w14:ligatures w14:val="none"/>
+        </w:rPr>
+        <w:t/>
+      </w:r>
+      <w:r>
+        <w:rPr>
+          <w:rFonts w:ascii="Arial" w:hAnsi="Arial" w:cs="Arial"/>
+          <w:b/>
+          <w:bCs/>
+          <w:kern w:val="0"/>
+          <w14:ligatures w14:val="none"/>
+        </w:rPr>
+        <w:t/>
       </w:r>
     </w:p>
     <w:p>
@@ -1336,7 +1336,7 @@
                 <w:kern w:val="0"/>
                 <w14:ligatures w14:val="none"/>
               </w:rPr>
-              <w:t>[</w:t>
+              <w:t xml:space="preserve">{NUMERO_CONTRATO}</w:t>
             </w:r>
             <w:r>
               <w:rPr>
@@ -1346,7 +1346,7 @@
                 <w:kern w:val="0"/>
                 <w14:ligatures w14:val="none"/>
               </w:rPr>
-              <w:t>PREENCHER</w:t>
+              <w:t/>
             </w:r>
             <w:r>
               <w:rPr>
@@ -1356,7 +1356,7 @@
                 <w:kern w:val="0"/>
                 <w14:ligatures w14:val="none"/>
               </w:rPr>
-              <w:t>]</w:t>
+              <w:t/>
             </w:r>
           </w:p>
         </w:tc>
@@ -1425,7 +1425,7 @@
                 <w:kern w:val="0"/>
                 <w14:ligatures w14:val="none"/>
               </w:rPr>
-              <w:t>[</w:t>
+              <w:t xml:space="preserve">{VALOR_PRINCIPAL}</w:t>
             </w:r>
             <w:r>
               <w:rPr>
@@ -1435,7 +1435,7 @@
                 <w:kern w:val="0"/>
                 <w14:ligatures w14:val="none"/>
               </w:rPr>
-              <w:t>PREENCHER</w:t>
+              <w:t/>
             </w:r>
             <w:r>
               <w:rPr>
@@ -1445,7 +1445,7 @@
                 <w:kern w:val="0"/>
                 <w14:ligatures w14:val="none"/>
               </w:rPr>
-              <w:t>]</w:t>
+              <w:t/>
             </w:r>
           </w:p>
         </w:tc>
@@ -1514,7 +1514,7 @@
                 <w:kern w:val="0"/>
                 <w14:ligatures w14:val="none"/>
               </w:rPr>
-              <w:t>[</w:t>
+              <w:t xml:space="preserve">{VALOR_LIQUIDO}</w:t>
             </w:r>
             <w:r>
               <w:rPr>
@@ -1524,7 +1524,7 @@
                 <w:kern w:val="0"/>
                 <w14:ligatures w14:val="none"/>
               </w:rPr>
-              <w:t>PREENCHER</w:t>
+              <w:t/>
             </w:r>
             <w:r>
               <w:rPr>
@@ -1534,7 +1534,7 @@
                 <w:kern w:val="0"/>
                 <w14:ligatures w14:val="none"/>
               </w:rPr>
-              <w:t>]</w:t>
+              <w:t/>
             </w:r>
           </w:p>
         </w:tc>
@@ -1603,7 +1603,7 @@
                 <w:kern w:val="0"/>
                 <w14:ligatures w14:val="none"/>
               </w:rPr>
-              <w:t>[</w:t>
+              <w:t xml:space="preserve">{VALOR_TOTAL}</w:t>
             </w:r>
             <w:r>
               <w:rPr>
@@ -1613,7 +1613,7 @@
                 <w:kern w:val="0"/>
                 <w14:ligatures w14:val="none"/>
               </w:rPr>
-              <w:t>PREENCHER</w:t>
+              <w:t/>
             </w:r>
             <w:r>
               <w:rPr>
@@ -1623,7 +1623,7 @@
                 <w:kern w:val="0"/>
                 <w14:ligatures w14:val="none"/>
               </w:rPr>
-              <w:t>]</w:t>
+              <w:t/>
             </w:r>
           </w:p>
         </w:tc>
@@ -1692,7 +1692,7 @@
                 <w:kern w:val="0"/>
                 <w14:ligatures w14:val="none"/>
               </w:rPr>
-              <w:t>[</w:t>
+              <w:t xml:space="preserve">{TAXA_JUROS}</w:t>
             </w:r>
             <w:r>
               <w:rPr>
@@ -1702,7 +1702,7 @@
                 <w:kern w:val="0"/>
                 <w14:ligatures w14:val="none"/>
               </w:rPr>
-              <w:t>PREENCHER</w:t>
+              <w:t/>
             </w:r>
             <w:r>
               <w:rPr>
@@ -1712,7 +1712,7 @@
                 <w:kern w:val="0"/>
                 <w14:ligatures w14:val="none"/>
               </w:rPr>
-              <w:t>]</w:t>
+              <w:t/>
             </w:r>
           </w:p>
         </w:tc>
@@ -1781,7 +1781,7 @@
                 <w:kern w:val="0"/>
                 <w14:ligatures w14:val="none"/>
               </w:rPr>
-              <w:t>[</w:t>
+              <w:t xml:space="preserve">{CET}</w:t>
             </w:r>
             <w:r>
               <w:rPr>
@@ -1791,7 +1791,7 @@
                 <w:kern w:val="0"/>
                 <w14:ligatures w14:val="none"/>
               </w:rPr>
-              <w:t>PREENCHER</w:t>
+              <w:t/>
             </w:r>
             <w:r>
               <w:rPr>
@@ -1801,7 +1801,7 @@
                 <w:kern w:val="0"/>
                 <w14:ligatures w14:val="none"/>
               </w:rPr>
-              <w:t>]</w:t>
+              <w:t/>
             </w:r>
           </w:p>
         </w:tc>
@@ -1874,7 +1874,7 @@
                 <w:kern w:val="0"/>
                 <w14:ligatures w14:val="none"/>
               </w:rPr>
-              <w:t>[</w:t>
+              <w:t xml:space="preserve">{QTD_PARCELAS}</w:t>
             </w:r>
             <w:r>
               <w:rPr>
@@ -1884,7 +1884,7 @@
                 <w:kern w:val="0"/>
                 <w14:ligatures w14:val="none"/>
               </w:rPr>
-              <w:t>PREENCHER</w:t>
+              <w:t/>
             </w:r>
             <w:r>
               <w:rPr>
@@ -1894,7 +1894,7 @@
                 <w:kern w:val="0"/>
                 <w14:ligatures w14:val="none"/>
               </w:rPr>
-              <w:t>]</w:t>
+              <w:t/>
             </w:r>
           </w:p>
         </w:tc>
@@ -1963,7 +1963,7 @@
                 <w:kern w:val="0"/>
                 <w14:ligatures w14:val="none"/>
               </w:rPr>
-              <w:t>[</w:t>
+              <w:t xml:space="preserve">{VALOR_PARCELA}</w:t>
             </w:r>
             <w:r>
               <w:rPr>
@@ -1973,7 +1973,7 @@
                 <w:kern w:val="0"/>
                 <w14:ligatures w14:val="none"/>
               </w:rPr>
-              <w:t>PREENCHER</w:t>
+              <w:t/>
             </w:r>
             <w:r>
               <w:rPr>
@@ -1983,7 +1983,7 @@
                 <w:kern w:val="0"/>
                 <w14:ligatures w14:val="none"/>
               </w:rPr>
-              <w:t>]</w:t>
+              <w:t/>
             </w:r>
           </w:p>
         </w:tc>
@@ -2052,7 +2052,7 @@
                 <w:kern w:val="0"/>
                 <w14:ligatures w14:val="none"/>
               </w:rPr>
-              <w:t>[</w:t>
+              <w:t xml:space="preserve">{TARIFA_AVALIACAO_TBL}</w:t>
             </w:r>
             <w:r>
               <w:rPr>
@@ -2062,7 +2062,7 @@
                 <w:kern w:val="0"/>
                 <w14:ligatures w14:val="none"/>
               </w:rPr>
-              <w:t>PREENCHER</w:t>
+              <w:t/>
             </w:r>
             <w:r>
               <w:rPr>
@@ -2072,7 +2072,7 @@
                 <w:kern w:val="0"/>
                 <w14:ligatures w14:val="none"/>
               </w:rPr>
-              <w:t>]</w:t>
+              <w:t/>
             </w:r>
           </w:p>
         </w:tc>
@@ -2141,7 +2141,7 @@
                 <w:kern w:val="0"/>
                 <w14:ligatures w14:val="none"/>
               </w:rPr>
-              <w:t>[</w:t>
+              <w:t xml:space="preserve">{DESPESAS_REGISTRO}</w:t>
             </w:r>
             <w:r>
               <w:rPr>
@@ -2151,7 +2151,7 @@
                 <w:kern w:val="0"/>
                 <w14:ligatures w14:val="none"/>
               </w:rPr>
-              <w:t>PREENCHER</w:t>
+              <w:t/>
             </w:r>
             <w:r>
               <w:rPr>
@@ -2161,7 +2161,7 @@
                 <w:kern w:val="0"/>
                 <w14:ligatures w14:val="none"/>
               </w:rPr>
-              <w:t>]</w:t>
+              <w:t/>
             </w:r>
           </w:p>
         </w:tc>
@@ -2233,7 +2233,7 @@
                 <w:kern w:val="0"/>
                 <w14:ligatures w14:val="none"/>
               </w:rPr>
-              <w:t>[</w:t>
+              <w:t xml:space="preserve">{SEGURO}</w:t>
             </w:r>
             <w:r>
               <w:rPr>
@@ -2243,7 +2243,7 @@
                 <w:kern w:val="0"/>
                 <w14:ligatures w14:val="none"/>
               </w:rPr>
-              <w:t>PREENCHER</w:t>
+              <w:t/>
             </w:r>
             <w:r>
               <w:rPr>
@@ -2253,7 +2253,7 @@
                 <w:kern w:val="0"/>
                 <w14:ligatures w14:val="none"/>
               </w:rPr>
-              <w:t>]</w:t>
+              <w:t/>
             </w:r>
           </w:p>
         </w:tc>
@@ -2324,7 +2324,7 @@
                 <w:kern w:val="0"/>
                 <w14:ligatures w14:val="none"/>
               </w:rPr>
-              <w:t>[</w:t>
+              <w:t xml:space="preserve">{TARIFA_CADASTRO_TBL}</w:t>
             </w:r>
             <w:r>
               <w:rPr>
@@ -2334,7 +2334,7 @@
                 <w:kern w:val="0"/>
                 <w14:ligatures w14:val="none"/>
               </w:rPr>
-              <w:t>PREENCHER</w:t>
+              <w:t/>
             </w:r>
             <w:r>
               <w:rPr>
@@ -2344,7 +2344,7 @@
                 <w:kern w:val="0"/>
                 <w14:ligatures w14:val="none"/>
               </w:rPr>
-              <w:t>]</w:t>
+              <w:t/>
             </w:r>
           </w:p>
         </w:tc>
@@ -3236,193 +3236,193 @@
           <w:kern w:val="0"/>
           <w14:ligatures w14:val="none"/>
         </w:rPr>
-        <w:t xml:space="preserve">No contrato em análise, pactuaram-se juros de </w:t>
-      </w:r>
-      <w:r>
-        <w:rPr>
-          <w:rFonts w:ascii="Arial" w:hAnsi="Arial" w:cs="Arial"/>
-          <w:b/>
-          <w:bCs/>
-          <w:kern w:val="0"/>
-          <w14:ligatures w14:val="none"/>
-        </w:rPr>
-        <w:t>[</w:t>
-      </w:r>
-      <w:r>
-        <w:rPr>
-          <w:rFonts w:ascii="Arial" w:hAnsi="Arial" w:cs="Arial"/>
-          <w:b/>
-          <w:bCs/>
-          <w:kern w:val="0"/>
-          <w14:ligatures w14:val="none"/>
-        </w:rPr>
-        <w:t>PREENCHER</w:t>
-      </w:r>
-      <w:r>
-        <w:rPr>
-          <w:rFonts w:ascii="Arial" w:hAnsi="Arial" w:cs="Arial"/>
-          <w:b/>
-          <w:bCs/>
-          <w:kern w:val="0"/>
-          <w14:ligatures w14:val="none"/>
-        </w:rPr>
-        <w:t>]</w:t>
-      </w:r>
-      <w:r>
-        <w:rPr>
-          <w:rFonts w:ascii="Arial" w:hAnsi="Arial" w:cs="Arial"/>
-          <w:kern w:val="0"/>
-          <w14:ligatures w14:val="none"/>
-        </w:rPr>
-        <w:t>%</w:t>
-      </w:r>
-      <w:r>
-        <w:rPr>
-          <w:rFonts w:ascii="Arial" w:hAnsi="Arial" w:cs="Arial"/>
-          <w:kern w:val="0"/>
-          <w14:ligatures w14:val="none"/>
-        </w:rPr>
-        <w:t xml:space="preserve"> </w:t>
-      </w:r>
-      <w:r>
-        <w:rPr>
-          <w:rFonts w:ascii="Arial" w:hAnsi="Arial" w:cs="Arial"/>
-          <w:kern w:val="0"/>
-          <w14:ligatures w14:val="none"/>
-        </w:rPr>
-        <w:t xml:space="preserve">ao mês e </w:t>
-      </w:r>
-      <w:r>
-        <w:rPr>
-          <w:rFonts w:ascii="Arial" w:hAnsi="Arial" w:cs="Arial"/>
-          <w:b/>
-          <w:bCs/>
-          <w:kern w:val="0"/>
-          <w14:ligatures w14:val="none"/>
-        </w:rPr>
-        <w:t>[</w:t>
-      </w:r>
-      <w:r>
-        <w:rPr>
-          <w:rFonts w:ascii="Arial" w:hAnsi="Arial" w:cs="Arial"/>
-          <w:b/>
-          <w:bCs/>
-          <w:kern w:val="0"/>
-          <w14:ligatures w14:val="none"/>
-        </w:rPr>
-        <w:t>PREENCHER</w:t>
-      </w:r>
-      <w:r>
-        <w:rPr>
-          <w:rFonts w:ascii="Arial" w:hAnsi="Arial" w:cs="Arial"/>
-          <w:b/>
-          <w:bCs/>
-          <w:kern w:val="0"/>
-          <w14:ligatures w14:val="none"/>
-        </w:rPr>
-        <w:t>]</w:t>
-      </w:r>
-      <w:r>
-        <w:rPr>
-          <w:rFonts w:ascii="Arial" w:hAnsi="Arial" w:cs="Arial"/>
-          <w:kern w:val="0"/>
-          <w14:ligatures w14:val="none"/>
-        </w:rPr>
-        <w:t>%</w:t>
-      </w:r>
-      <w:r>
-        <w:rPr>
-          <w:rFonts w:ascii="Arial" w:hAnsi="Arial" w:cs="Arial"/>
-          <w:kern w:val="0"/>
-          <w14:ligatures w14:val="none"/>
-        </w:rPr>
-        <w:t xml:space="preserve"> ao ano</w:t>
-      </w:r>
-      <w:r>
-        <w:rPr>
-          <w:rFonts w:ascii="Arial" w:hAnsi="Arial" w:cs="Arial"/>
-          <w:kern w:val="0"/>
-          <w14:ligatures w14:val="none"/>
-        </w:rPr>
-        <w:t xml:space="preserve">. </w:t>
-      </w:r>
-      <w:r>
-        <w:rPr>
-          <w:rFonts w:ascii="Arial" w:hAnsi="Arial" w:cs="Arial"/>
-          <w:kern w:val="0"/>
-          <w14:ligatures w14:val="none"/>
-        </w:rPr>
-        <w:t>Contudo,</w:t>
-      </w:r>
-      <w:r>
-        <w:rPr>
-          <w:rFonts w:ascii="Arial" w:hAnsi="Arial" w:cs="Arial"/>
-          <w:kern w:val="0"/>
-          <w14:ligatures w14:val="none"/>
-        </w:rPr>
-        <w:t xml:space="preserve"> </w:t>
-      </w:r>
-      <w:r>
-        <w:rPr>
-          <w:rFonts w:ascii="Arial" w:hAnsi="Arial" w:cs="Arial"/>
-          <w:kern w:val="0"/>
-          <w14:ligatures w14:val="none"/>
-        </w:rPr>
-        <w:t>o Parecer Técnico Contábil demonstra que tais índices supera</w:t>
-      </w:r>
-      <w:r>
-        <w:rPr>
-          <w:rFonts w:ascii="Arial" w:hAnsi="Arial" w:cs="Arial"/>
-          <w:kern w:val="0"/>
-          <w14:ligatures w14:val="none"/>
-        </w:rPr>
-        <w:t>ram</w:t>
-      </w:r>
-      <w:r>
-        <w:rPr>
-          <w:rFonts w:ascii="Arial" w:hAnsi="Arial" w:cs="Arial"/>
-          <w:kern w:val="0"/>
-          <w14:ligatures w14:val="none"/>
-        </w:rPr>
-        <w:t xml:space="preserve"> a </w:t>
-      </w:r>
-      <w:r>
-        <w:rPr>
-          <w:rFonts w:ascii="Arial" w:hAnsi="Arial" w:cs="Arial"/>
-          <w:b/>
-          <w:bCs/>
-          <w:kern w:val="0"/>
-          <w14:ligatures w14:val="none"/>
-        </w:rPr>
-        <w:t>taxa média de mercado divulgada pelo BACEN</w:t>
-      </w:r>
-      <w:r>
-        <w:rPr>
-          <w:rFonts w:ascii="Arial" w:hAnsi="Arial" w:cs="Arial"/>
-          <w:kern w:val="0"/>
-          <w14:ligatures w14:val="none"/>
-        </w:rPr>
-        <w:t xml:space="preserve"> para o período, que era de </w:t>
-      </w:r>
-      <w:r>
-        <w:rPr>
-          <w:rFonts w:ascii="Arial" w:hAnsi="Arial" w:cs="Arial"/>
-          <w:b/>
-          <w:bCs/>
-          <w:kern w:val="0"/>
-          <w14:ligatures w14:val="none"/>
-        </w:rPr>
-        <w:t>[</w:t>
-      </w:r>
-      <w:r>
-        <w:rPr>
-          <w:rFonts w:ascii="Arial" w:hAnsi="Arial" w:cs="Arial"/>
-          <w:b/>
-          <w:bCs/>
-          <w:kern w:val="0"/>
-          <w14:ligatures w14:val="none"/>
-        </w:rPr>
-        <w:t xml:space="preserve">TAXA DO </w:t>
+        <w:t xml:space="preserve">No contrato em análise, pactuaram-se juros de [PREENCHER]% ao mês e [PREENCHER]% ao ano. Contudo, o Parecer Técnico Contábil demonstra que tais índices superaram a taxa média de mercado divulgada pelo BACEN para o período, que era de {TAXA_BACEN}% ao mês e {TAXA_BACEN}% ao ano ao ano. Essa discrepância configura nítido o desequilíbrio contratual e a onerosidade excessiva ao consumidor, justificando a revisão das cláusulas financeiras para adequá-las aos parâmetros do órgão regulador.</w:t>
+      </w:r>
+      <w:r>
+        <w:rPr>
+          <w:rFonts w:ascii="Arial" w:hAnsi="Arial" w:cs="Arial"/>
+          <w:b/>
+          <w:bCs/>
+          <w:kern w:val="0"/>
+          <w14:ligatures w14:val="none"/>
+        </w:rPr>
+        <w:t/>
+      </w:r>
+      <w:r>
+        <w:rPr>
+          <w:rFonts w:ascii="Arial" w:hAnsi="Arial" w:cs="Arial"/>
+          <w:b/>
+          <w:bCs/>
+          <w:kern w:val="0"/>
+          <w14:ligatures w14:val="none"/>
+        </w:rPr>
+        <w:t/>
+      </w:r>
+      <w:r>
+        <w:rPr>
+          <w:rFonts w:ascii="Arial" w:hAnsi="Arial" w:cs="Arial"/>
+          <w:b/>
+          <w:bCs/>
+          <w:kern w:val="0"/>
+          <w14:ligatures w14:val="none"/>
+        </w:rPr>
+        <w:t/>
+      </w:r>
+      <w:r>
+        <w:rPr>
+          <w:rFonts w:ascii="Arial" w:hAnsi="Arial" w:cs="Arial"/>
+          <w:kern w:val="0"/>
+          <w14:ligatures w14:val="none"/>
+        </w:rPr>
+        <w:t/>
+      </w:r>
+      <w:r>
+        <w:rPr>
+          <w:rFonts w:ascii="Arial" w:hAnsi="Arial" w:cs="Arial"/>
+          <w:kern w:val="0"/>
+          <w14:ligatures w14:val="none"/>
+        </w:rPr>
+        <w:t xml:space="preserve"/>
+      </w:r>
+      <w:r>
+        <w:rPr>
+          <w:rFonts w:ascii="Arial" w:hAnsi="Arial" w:cs="Arial"/>
+          <w:kern w:val="0"/>
+          <w14:ligatures w14:val="none"/>
+        </w:rPr>
+        <w:t xml:space="preserve"/>
+      </w:r>
+      <w:r>
+        <w:rPr>
+          <w:rFonts w:ascii="Arial" w:hAnsi="Arial" w:cs="Arial"/>
+          <w:b/>
+          <w:bCs/>
+          <w:kern w:val="0"/>
+          <w14:ligatures w14:val="none"/>
+        </w:rPr>
+        <w:t/>
+      </w:r>
+      <w:r>
+        <w:rPr>
+          <w:rFonts w:ascii="Arial" w:hAnsi="Arial" w:cs="Arial"/>
+          <w:b/>
+          <w:bCs/>
+          <w:kern w:val="0"/>
+          <w14:ligatures w14:val="none"/>
+        </w:rPr>
+        <w:t/>
+      </w:r>
+      <w:r>
+        <w:rPr>
+          <w:rFonts w:ascii="Arial" w:hAnsi="Arial" w:cs="Arial"/>
+          <w:b/>
+          <w:bCs/>
+          <w:kern w:val="0"/>
+          <w14:ligatures w14:val="none"/>
+        </w:rPr>
+        <w:t/>
+      </w:r>
+      <w:r>
+        <w:rPr>
+          <w:rFonts w:ascii="Arial" w:hAnsi="Arial" w:cs="Arial"/>
+          <w:kern w:val="0"/>
+          <w14:ligatures w14:val="none"/>
+        </w:rPr>
+        <w:t/>
+      </w:r>
+      <w:r>
+        <w:rPr>
+          <w:rFonts w:ascii="Arial" w:hAnsi="Arial" w:cs="Arial"/>
+          <w:kern w:val="0"/>
+          <w14:ligatures w14:val="none"/>
+        </w:rPr>
+        <w:t xml:space="preserve"/>
+      </w:r>
+      <w:r>
+        <w:rPr>
+          <w:rFonts w:ascii="Arial" w:hAnsi="Arial" w:cs="Arial"/>
+          <w:kern w:val="0"/>
+          <w14:ligatures w14:val="none"/>
+        </w:rPr>
+        <w:t xml:space="preserve"/>
+      </w:r>
+      <w:r>
+        <w:rPr>
+          <w:rFonts w:ascii="Arial" w:hAnsi="Arial" w:cs="Arial"/>
+          <w:kern w:val="0"/>
+          <w14:ligatures w14:val="none"/>
+        </w:rPr>
+        <w:t/>
+      </w:r>
+      <w:r>
+        <w:rPr>
+          <w:rFonts w:ascii="Arial" w:hAnsi="Arial" w:cs="Arial"/>
+          <w:kern w:val="0"/>
+          <w14:ligatures w14:val="none"/>
+        </w:rPr>
+        <w:t xml:space="preserve"/>
+      </w:r>
+      <w:r>
+        <w:rPr>
+          <w:rFonts w:ascii="Arial" w:hAnsi="Arial" w:cs="Arial"/>
+          <w:kern w:val="0"/>
+          <w14:ligatures w14:val="none"/>
+        </w:rPr>
+        <w:t/>
+      </w:r>
+      <w:r>
+        <w:rPr>
+          <w:rFonts w:ascii="Arial" w:hAnsi="Arial" w:cs="Arial"/>
+          <w:kern w:val="0"/>
+          <w14:ligatures w14:val="none"/>
+        </w:rPr>
+        <w:t/>
+      </w:r>
+      <w:r>
+        <w:rPr>
+          <w:rFonts w:ascii="Arial" w:hAnsi="Arial" w:cs="Arial"/>
+          <w:kern w:val="0"/>
+          <w14:ligatures w14:val="none"/>
+        </w:rPr>
+        <w:t xml:space="preserve"/>
+      </w:r>
+      <w:r>
+        <w:rPr>
+          <w:rFonts w:ascii="Arial" w:hAnsi="Arial" w:cs="Arial"/>
+          <w:b/>
+          <w:bCs/>
+          <w:kern w:val="0"/>
+          <w14:ligatures w14:val="none"/>
+        </w:rPr>
+        <w:t/>
+      </w:r>
+      <w:r>
+        <w:rPr>
+          <w:rFonts w:ascii="Arial" w:hAnsi="Arial" w:cs="Arial"/>
+          <w:kern w:val="0"/>
+          <w14:ligatures w14:val="none"/>
+        </w:rPr>
+        <w:t xml:space="preserve"/>
+      </w:r>
+      <w:r>
+        <w:rPr>
+          <w:rFonts w:ascii="Arial" w:hAnsi="Arial" w:cs="Arial"/>
+          <w:b/>
+          <w:bCs/>
+          <w:kern w:val="0"/>
+          <w14:ligatures w14:val="none"/>
+        </w:rPr>
+        <w:t/>
+      </w:r>
+      <w:r>
+        <w:rPr>
+          <w:rFonts w:ascii="Arial" w:hAnsi="Arial" w:cs="Arial"/>
+          <w:b/>
+          <w:bCs/>
+          <w:kern w:val="0"/>
+          <w14:ligatures w14:val="none"/>
+        </w:rPr>
+        <w:t xml:space="preserve"/>
       </w:r>
       <w:proofErr w:type="gramStart"/>
       <w:r>
@@ -3433,27 +3433,27 @@
           <w:kern w:val="0"/>
           <w14:ligatures w14:val="none"/>
         </w:rPr>
-        <w:t>BACEN</w:t>
-      </w:r>
-      <w:r>
-        <w:rPr>
-          <w:rFonts w:ascii="Arial" w:hAnsi="Arial" w:cs="Arial"/>
-          <w:b/>
-          <w:bCs/>
-          <w:kern w:val="0"/>
-          <w14:ligatures w14:val="none"/>
-        </w:rPr>
-        <w:t>]</w:t>
-      </w:r>
-      <w:r>
-        <w:rPr>
-          <w:rFonts w:ascii="Arial" w:hAnsi="Arial" w:cs="Arial"/>
-          <w:b/>
-          <w:bCs/>
-          <w:kern w:val="0"/>
-          <w14:ligatures w14:val="none"/>
-        </w:rPr>
-        <w:t>%</w:t>
+        <w:t/>
+      </w:r>
+      <w:r>
+        <w:rPr>
+          <w:rFonts w:ascii="Arial" w:hAnsi="Arial" w:cs="Arial"/>
+          <w:b/>
+          <w:bCs/>
+          <w:kern w:val="0"/>
+          <w14:ligatures w14:val="none"/>
+        </w:rPr>
+        <w:t/>
+      </w:r>
+      <w:r>
+        <w:rPr>
+          <w:rFonts w:ascii="Arial" w:hAnsi="Arial" w:cs="Arial"/>
+          <w:b/>
+          <w:bCs/>
+          <w:kern w:val="0"/>
+          <w14:ligatures w14:val="none"/>
+        </w:rPr>
+        <w:t/>
       </w:r>
       <w:proofErr w:type="gramEnd"/>
       <w:r>
@@ -3464,27 +3464,27 @@
           <w:kern w:val="0"/>
           <w14:ligatures w14:val="none"/>
         </w:rPr>
-        <w:t xml:space="preserve"> ao mês e </w:t>
-      </w:r>
-      <w:r>
-        <w:rPr>
-          <w:rFonts w:ascii="Arial" w:hAnsi="Arial" w:cs="Arial"/>
-          <w:b/>
-          <w:bCs/>
-          <w:kern w:val="0"/>
-          <w14:ligatures w14:val="none"/>
-        </w:rPr>
-        <w:t>[</w:t>
-      </w:r>
-      <w:r>
-        <w:rPr>
-          <w:rFonts w:ascii="Arial" w:hAnsi="Arial" w:cs="Arial"/>
-          <w:b/>
-          <w:bCs/>
-          <w:kern w:val="0"/>
-          <w14:ligatures w14:val="none"/>
-        </w:rPr>
-        <w:t xml:space="preserve">TAXA DO </w:t>
+        <w:t xml:space="preserve"/>
+      </w:r>
+      <w:r>
+        <w:rPr>
+          <w:rFonts w:ascii="Arial" w:hAnsi="Arial" w:cs="Arial"/>
+          <w:b/>
+          <w:bCs/>
+          <w:kern w:val="0"/>
+          <w14:ligatures w14:val="none"/>
+        </w:rPr>
+        <w:t/>
+      </w:r>
+      <w:r>
+        <w:rPr>
+          <w:rFonts w:ascii="Arial" w:hAnsi="Arial" w:cs="Arial"/>
+          <w:b/>
+          <w:bCs/>
+          <w:kern w:val="0"/>
+          <w14:ligatures w14:val="none"/>
+        </w:rPr>
+        <w:t xml:space="preserve"/>
       </w:r>
       <w:proofErr w:type="gramStart"/>
       <w:r>
@@ -3495,27 +3495,27 @@
           <w:kern w:val="0"/>
           <w14:ligatures w14:val="none"/>
         </w:rPr>
-        <w:t>BACEN</w:t>
-      </w:r>
-      <w:r>
-        <w:rPr>
-          <w:rFonts w:ascii="Arial" w:hAnsi="Arial" w:cs="Arial"/>
-          <w:b/>
-          <w:bCs/>
-          <w:kern w:val="0"/>
-          <w14:ligatures w14:val="none"/>
-        </w:rPr>
-        <w:t>]</w:t>
-      </w:r>
-      <w:r>
-        <w:rPr>
-          <w:rFonts w:ascii="Arial" w:hAnsi="Arial" w:cs="Arial"/>
-          <w:b/>
-          <w:bCs/>
-          <w:kern w:val="0"/>
-          <w14:ligatures w14:val="none"/>
-        </w:rPr>
-        <w:t>%</w:t>
+        <w:t/>
+      </w:r>
+      <w:r>
+        <w:rPr>
+          <w:rFonts w:ascii="Arial" w:hAnsi="Arial" w:cs="Arial"/>
+          <w:b/>
+          <w:bCs/>
+          <w:kern w:val="0"/>
+          <w14:ligatures w14:val="none"/>
+        </w:rPr>
+        <w:t/>
+      </w:r>
+      <w:r>
+        <w:rPr>
+          <w:rFonts w:ascii="Arial" w:hAnsi="Arial" w:cs="Arial"/>
+          <w:b/>
+          <w:bCs/>
+          <w:kern w:val="0"/>
+          <w14:ligatures w14:val="none"/>
+        </w:rPr>
+        <w:t/>
       </w:r>
       <w:proofErr w:type="gramEnd"/>
       <w:r>
@@ -3526,57 +3526,57 @@
           <w:kern w:val="0"/>
           <w14:ligatures w14:val="none"/>
         </w:rPr>
-        <w:t xml:space="preserve"> ao ano</w:t>
-      </w:r>
-      <w:r>
-        <w:rPr>
-          <w:rFonts w:ascii="Arial" w:hAnsi="Arial" w:cs="Arial"/>
-          <w:b/>
-          <w:bCs/>
-          <w:kern w:val="0"/>
-          <w14:ligatures w14:val="none"/>
-        </w:rPr>
-        <w:t xml:space="preserve"> ao ano</w:t>
-      </w:r>
-      <w:r>
-        <w:rPr>
-          <w:rFonts w:ascii="Arial" w:hAnsi="Arial" w:cs="Arial"/>
-          <w:kern w:val="0"/>
-          <w14:ligatures w14:val="none"/>
-        </w:rPr>
-        <w:t xml:space="preserve">. Essa discrepância configura nítido </w:t>
-      </w:r>
-      <w:r>
-        <w:rPr>
-          <w:rFonts w:ascii="Arial" w:hAnsi="Arial" w:cs="Arial"/>
-          <w:kern w:val="0"/>
-          <w14:ligatures w14:val="none"/>
-        </w:rPr>
-        <w:t xml:space="preserve">o </w:t>
-      </w:r>
-      <w:r>
-        <w:rPr>
-          <w:rFonts w:ascii="Arial" w:hAnsi="Arial" w:cs="Arial"/>
-          <w:kern w:val="0"/>
-          <w14:ligatures w14:val="none"/>
-        </w:rPr>
-        <w:t xml:space="preserve">desequilíbrio contratual e </w:t>
-      </w:r>
-      <w:r>
-        <w:rPr>
-          <w:rFonts w:ascii="Arial" w:hAnsi="Arial" w:cs="Arial"/>
-          <w:kern w:val="0"/>
-          <w14:ligatures w14:val="none"/>
-        </w:rPr>
-        <w:t xml:space="preserve">a </w:t>
-      </w:r>
-      <w:r>
-        <w:rPr>
-          <w:rFonts w:ascii="Arial" w:hAnsi="Arial" w:cs="Arial"/>
-          <w:kern w:val="0"/>
-          <w14:ligatures w14:val="none"/>
-        </w:rPr>
-        <w:t>onerosidade excessiva ao consumidor, justificando a revisão das cláusulas financeiras para adequá-las aos parâmetros do órgão regulador.</w:t>
+        <w:t xml:space="preserve"/>
+      </w:r>
+      <w:r>
+        <w:rPr>
+          <w:rFonts w:ascii="Arial" w:hAnsi="Arial" w:cs="Arial"/>
+          <w:b/>
+          <w:bCs/>
+          <w:kern w:val="0"/>
+          <w14:ligatures w14:val="none"/>
+        </w:rPr>
+        <w:t xml:space="preserve"/>
+      </w:r>
+      <w:r>
+        <w:rPr>
+          <w:rFonts w:ascii="Arial" w:hAnsi="Arial" w:cs="Arial"/>
+          <w:kern w:val="0"/>
+          <w14:ligatures w14:val="none"/>
+        </w:rPr>
+        <w:t xml:space="preserve"/>
+      </w:r>
+      <w:r>
+        <w:rPr>
+          <w:rFonts w:ascii="Arial" w:hAnsi="Arial" w:cs="Arial"/>
+          <w:kern w:val="0"/>
+          <w14:ligatures w14:val="none"/>
+        </w:rPr>
+        <w:t xml:space="preserve"/>
+      </w:r>
+      <w:r>
+        <w:rPr>
+          <w:rFonts w:ascii="Arial" w:hAnsi="Arial" w:cs="Arial"/>
+          <w:kern w:val="0"/>
+          <w14:ligatures w14:val="none"/>
+        </w:rPr>
+        <w:t xml:space="preserve"/>
+      </w:r>
+      <w:r>
+        <w:rPr>
+          <w:rFonts w:ascii="Arial" w:hAnsi="Arial" w:cs="Arial"/>
+          <w:kern w:val="0"/>
+          <w14:ligatures w14:val="none"/>
+        </w:rPr>
+        <w:t xml:space="preserve"/>
+      </w:r>
+      <w:r>
+        <w:rPr>
+          <w:rFonts w:ascii="Arial" w:hAnsi="Arial" w:cs="Arial"/>
+          <w:kern w:val="0"/>
+          <w14:ligatures w14:val="none"/>
+        </w:rPr>
+        <w:t/>
       </w:r>
     </w:p>
     <w:p>
@@ -3767,7 +3767,7 @@
           <w:szCs w:val="22"/>
           <w14:ligatures w14:val="none"/>
         </w:rPr>
-        <w:t>“</w:t>
+        <w:t xml:space="preserve">“{JURIS_ACIMA_BACEN}”</w:t>
       </w:r>
       <w:r>
         <w:rPr>
@@ -3779,7 +3779,7 @@
           <w:szCs w:val="22"/>
           <w14:ligatures w14:val="none"/>
         </w:rPr>
-        <w:t>[</w:t>
+        <w:t/>
       </w:r>
       <w:r>
         <w:rPr>
@@ -3791,7 +3791,7 @@
           <w:szCs w:val="22"/>
           <w14:ligatures w14:val="none"/>
         </w:rPr>
-        <w:t>JURISPRUDÊNCIA TAXA ACIMA DO BACEN</w:t>
+        <w:t/>
       </w:r>
       <w:r>
         <w:rPr>
@@ -3803,7 +3803,7 @@
           <w:szCs w:val="22"/>
           <w14:ligatures w14:val="none"/>
         </w:rPr>
-        <w:t>]</w:t>
+        <w:t/>
       </w:r>
       <w:r>
         <w:rPr>
@@ -3813,7 +3813,7 @@
           <w:szCs w:val="22"/>
           <w14:ligatures w14:val="none"/>
         </w:rPr>
-        <w:t>”</w:t>
+        <w:t/>
       </w:r>
     </w:p>
     <w:p>
@@ -4030,7 +4030,7 @@
           <w:szCs w:val="22"/>
           <w14:ligatures w14:val="none"/>
         </w:rPr>
-        <w:t>“</w:t>
+        <w:t xml:space="preserve">“{JURIS_SEGURO}”</w:t>
       </w:r>
       <w:r>
         <w:rPr>
@@ -4044,7 +4044,7 @@
           <w:szCs w:val="22"/>
           <w14:ligatures w14:val="none"/>
         </w:rPr>
-        <w:t>[</w:t>
+        <w:t/>
       </w:r>
       <w:r>
         <w:rPr>
@@ -4058,7 +4058,7 @@
           <w:szCs w:val="22"/>
           <w14:ligatures w14:val="none"/>
         </w:rPr>
-        <w:t>JURISPRUDÊNCIA SEGURO PRESTAMISTA</w:t>
+        <w:t/>
       </w:r>
       <w:r>
         <w:rPr>
@@ -4072,7 +4072,7 @@
           <w:szCs w:val="22"/>
           <w14:ligatures w14:val="none"/>
         </w:rPr>
-        <w:t>]</w:t>
+        <w:t/>
       </w:r>
       <w:r>
         <w:rPr>
@@ -4086,7 +4086,7 @@
           <w:szCs w:val="22"/>
           <w14:ligatures w14:val="none"/>
         </w:rPr>
-        <w:t>”</w:t>
+        <w:t/>
       </w:r>
     </w:p>
     <w:p>
@@ -4123,38 +4123,38 @@
           <w:rFonts w:ascii="Arial" w:hAnsi="Arial" w:cs="Arial"/>
           <w:color w:val="000000"/>
         </w:rPr>
-        <w:t>Conforme demonstrado n</w:t>
+        <w:t xml:space="preserve">Conforme demonstrado no próprio contrato, verifica-se que a seguradora {SEGURADORA}  – CNPJ: [PREENCHER] faz parte do mesmo grupo econômico e possui uma parceria para a oferta deste tipo de produto com a financeira que figura como polo passivo da presente ação.</w:t>
       </w:r>
       <w:r>
         <w:rPr>
           <w:rFonts w:ascii="Arial" w:hAnsi="Arial" w:cs="Arial"/>
           <w:color w:val="000000"/>
         </w:rPr>
-        <w:t>o próprio contrato</w:t>
+        <w:t/>
       </w:r>
       <w:r>
         <w:rPr>
           <w:rFonts w:ascii="Arial" w:hAnsi="Arial" w:cs="Arial"/>
           <w:color w:val="000000"/>
         </w:rPr>
-        <w:t>, verifica-se que a seguradora</w:t>
+        <w:t/>
       </w:r>
       <w:r>
         <w:rPr>
           <w:rFonts w:ascii="Arial" w:hAnsi="Arial" w:cs="Arial"/>
           <w:color w:val="000000"/>
         </w:rPr>
-        <w:t xml:space="preserve"> </w:t>
-      </w:r>
-      <w:r>
-        <w:rPr>
-          <w:rFonts w:ascii="Arial" w:hAnsi="Arial" w:cs="Arial"/>
-          <w:b/>
-          <w:bCs/>
-          <w:kern w:val="0"/>
-          <w14:ligatures w14:val="none"/>
-        </w:rPr>
-        <w:t>[</w:t>
+        <w:t xml:space="preserve"/>
+      </w:r>
+      <w:r>
+        <w:rPr>
+          <w:rFonts w:ascii="Arial" w:hAnsi="Arial" w:cs="Arial"/>
+          <w:b/>
+          <w:bCs/>
+          <w:kern w:val="0"/>
+          <w14:ligatures w14:val="none"/>
+        </w:rPr>
+        <w:t/>
       </w:r>
       <w:proofErr w:type="gramStart"/>
       <w:r>
@@ -4165,17 +4165,17 @@
           <w:kern w:val="0"/>
           <w14:ligatures w14:val="none"/>
         </w:rPr>
-        <w:t>SEGURADORA</w:t>
-      </w:r>
-      <w:r>
-        <w:rPr>
-          <w:rFonts w:ascii="Arial" w:hAnsi="Arial" w:cs="Arial"/>
-          <w:b/>
-          <w:bCs/>
-          <w:kern w:val="0"/>
-          <w14:ligatures w14:val="none"/>
-        </w:rPr>
-        <w:t>]</w:t>
+        <w:t/>
+      </w:r>
+      <w:r>
+        <w:rPr>
+          <w:rFonts w:ascii="Arial" w:hAnsi="Arial" w:cs="Arial"/>
+          <w:b/>
+          <w:bCs/>
+          <w:kern w:val="0"/>
+          <w14:ligatures w14:val="none"/>
+        </w:rPr>
+        <w:t/>
       </w:r>
       <w:r>
         <w:rPr>
@@ -4184,7 +4184,7 @@
           <w:bCs/>
           <w:color w:val="000000"/>
         </w:rPr>
-        <w:t xml:space="preserve"> </w:t>
+        <w:t xml:space="preserve"/>
       </w:r>
       <w:r>
         <w:rPr>
@@ -4193,7 +4193,7 @@
           <w:bCs/>
           <w:color w:val="000000"/>
         </w:rPr>
-        <w:t xml:space="preserve"> –</w:t>
+        <w:t xml:space="preserve"/>
       </w:r>
       <w:proofErr w:type="gramEnd"/>
       <w:r>
@@ -4203,37 +4203,37 @@
           <w:bCs/>
           <w:color w:val="000000"/>
         </w:rPr>
-        <w:t xml:space="preserve"> CNPJ: </w:t>
-      </w:r>
-      <w:r>
-        <w:rPr>
-          <w:rFonts w:ascii="Arial" w:hAnsi="Arial" w:cs="Arial"/>
-          <w:b/>
-          <w:bCs/>
-          <w:kern w:val="0"/>
-          <w14:ligatures w14:val="none"/>
-        </w:rPr>
-        <w:t>[</w:t>
-      </w:r>
-      <w:r>
-        <w:rPr>
-          <w:rFonts w:ascii="Arial" w:hAnsi="Arial" w:cs="Arial"/>
-          <w:b/>
-          <w:bCs/>
-          <w:kern w:val="0"/>
-          <w14:ligatures w14:val="none"/>
-        </w:rPr>
-        <w:t>PREENCHER</w:t>
-      </w:r>
-      <w:r>
-        <w:rPr>
-          <w:rFonts w:ascii="Arial" w:hAnsi="Arial" w:cs="Arial"/>
-          <w:b/>
-          <w:bCs/>
-          <w:kern w:val="0"/>
-          <w14:ligatures w14:val="none"/>
-        </w:rPr>
-        <w:t>]</w:t>
+        <w:t xml:space="preserve"/>
+      </w:r>
+      <w:r>
+        <w:rPr>
+          <w:rFonts w:ascii="Arial" w:hAnsi="Arial" w:cs="Arial"/>
+          <w:b/>
+          <w:bCs/>
+          <w:kern w:val="0"/>
+          <w14:ligatures w14:val="none"/>
+        </w:rPr>
+        <w:t/>
+      </w:r>
+      <w:r>
+        <w:rPr>
+          <w:rFonts w:ascii="Arial" w:hAnsi="Arial" w:cs="Arial"/>
+          <w:b/>
+          <w:bCs/>
+          <w:kern w:val="0"/>
+          <w14:ligatures w14:val="none"/>
+        </w:rPr>
+        <w:t/>
+      </w:r>
+      <w:r>
+        <w:rPr>
+          <w:rFonts w:ascii="Arial" w:hAnsi="Arial" w:cs="Arial"/>
+          <w:b/>
+          <w:bCs/>
+          <w:kern w:val="0"/>
+          <w14:ligatures w14:val="none"/>
+        </w:rPr>
+        <w:t/>
       </w:r>
       <w:r>
         <w:rPr>
@@ -4243,14 +4243,14 @@
           <w:szCs w:val="18"/>
           <w14:ligatures w14:val="none"/>
         </w:rPr>
-        <w:t xml:space="preserve"> </w:t>
+        <w:t xml:space="preserve"/>
       </w:r>
       <w:r>
         <w:rPr>
           <w:rFonts w:ascii="Arial" w:hAnsi="Arial" w:cs="Arial"/>
           <w:color w:val="000000"/>
         </w:rPr>
-        <w:t xml:space="preserve">faz parte do mesmo grupo </w:t>
+        <w:t xml:space="preserve"/>
       </w:r>
       <w:r>
         <w:rPr>
@@ -4258,42 +4258,42 @@
           <w:color w:val="000000"/>
         </w:rPr>
         <w:lastRenderedPageBreak/>
-        <w:t xml:space="preserve">econômico </w:t>
+        <w:t xml:space="preserve"/>
       </w:r>
       <w:r>
         <w:rPr>
           <w:rFonts w:ascii="Arial" w:hAnsi="Arial" w:cs="Arial"/>
           <w:color w:val="000000"/>
         </w:rPr>
-        <w:t xml:space="preserve">e </w:t>
+        <w:t xml:space="preserve"/>
       </w:r>
       <w:r>
         <w:rPr>
           <w:rFonts w:ascii="Arial" w:hAnsi="Arial" w:cs="Arial"/>
           <w:color w:val="000000"/>
         </w:rPr>
-        <w:t>possu</w:t>
+        <w:t/>
       </w:r>
       <w:r>
         <w:rPr>
           <w:rFonts w:ascii="Arial" w:hAnsi="Arial" w:cs="Arial"/>
           <w:color w:val="000000"/>
         </w:rPr>
-        <w:t xml:space="preserve">i </w:t>
+        <w:t xml:space="preserve"/>
       </w:r>
       <w:r>
         <w:rPr>
           <w:rFonts w:ascii="Arial" w:hAnsi="Arial" w:cs="Arial"/>
           <w:color w:val="000000"/>
         </w:rPr>
-        <w:t>uma parceria para a oferta deste tipo de produto com a financeira que figura como polo passivo da presente ação</w:t>
+        <w:t/>
       </w:r>
       <w:r>
         <w:rPr>
           <w:rFonts w:ascii="Arial" w:hAnsi="Arial" w:cs="Arial"/>
           <w:color w:val="000000"/>
         </w:rPr>
-        <w:t>.</w:t>
+        <w:t/>
       </w:r>
     </w:p>
     <w:p>
@@ -4447,81 +4447,81 @@
           <w:kern w:val="0"/>
           <w14:ligatures w14:val="none"/>
         </w:rPr>
-        <w:t xml:space="preserve">O contrato prevê a cobrança de </w:t>
-      </w:r>
-      <w:r>
-        <w:rPr>
-          <w:rFonts w:ascii="Arial" w:hAnsi="Arial" w:cs="Arial"/>
-          <w:b/>
-          <w:bCs/>
-          <w:kern w:val="0"/>
-          <w14:ligatures w14:val="none"/>
-        </w:rPr>
-        <w:t xml:space="preserve">R$ </w:t>
-      </w:r>
-      <w:r>
-        <w:rPr>
-          <w:rFonts w:ascii="Arial" w:hAnsi="Arial" w:cs="Arial"/>
-          <w:b/>
-          <w:bCs/>
-          <w:kern w:val="0"/>
-          <w14:ligatures w14:val="none"/>
-        </w:rPr>
-        <w:t>[</w:t>
-      </w:r>
-      <w:r>
-        <w:rPr>
-          <w:rFonts w:ascii="Arial" w:hAnsi="Arial" w:cs="Arial"/>
-          <w:b/>
-          <w:bCs/>
-          <w:kern w:val="0"/>
-          <w14:ligatures w14:val="none"/>
-        </w:rPr>
-        <w:t>TARIFA DE CADASTRO</w:t>
-      </w:r>
-      <w:r>
-        <w:rPr>
-          <w:rFonts w:ascii="Arial" w:hAnsi="Arial" w:cs="Arial"/>
-          <w:b/>
-          <w:bCs/>
-          <w:kern w:val="0"/>
-          <w14:ligatures w14:val="none"/>
-        </w:rPr>
-        <w:t>]</w:t>
-      </w:r>
-      <w:r>
-        <w:rPr>
-          <w:rFonts w:ascii="Arial" w:hAnsi="Arial" w:cs="Arial"/>
-          <w:b/>
-          <w:bCs/>
-          <w:kern w:val="0"/>
-          <w14:ligatures w14:val="none"/>
-        </w:rPr>
-        <w:t xml:space="preserve"> </w:t>
-      </w:r>
-      <w:r>
-        <w:rPr>
-          <w:rFonts w:ascii="Arial" w:hAnsi="Arial" w:cs="Arial"/>
-          <w:kern w:val="0"/>
-          <w14:ligatures w14:val="none"/>
-        </w:rPr>
-        <w:t>a título de tarifa de cadastro, cuja regularidade deve ser aferida à luz da jurisprudência consolidada do Superior Tribunal de Justiça</w:t>
-      </w:r>
-      <w:r>
-        <w:rPr>
-          <w:rFonts w:ascii="Arial" w:hAnsi="Arial" w:cs="Arial"/>
-          <w:kern w:val="0"/>
-          <w14:ligatures w14:val="none"/>
-        </w:rPr>
-        <w:t xml:space="preserve">, </w:t>
-      </w:r>
-      <w:r>
-        <w:rPr>
-          <w:rFonts w:ascii="Arial" w:hAnsi="Arial" w:cs="Arial"/>
-          <w:kern w:val="0"/>
-          <w14:ligatures w14:val="none"/>
-        </w:rPr>
-        <w:t>pacificado pela Súmula 566/STJ</w:t>
+        <w:t xml:space="preserve">O contrato prevê a cobrança de R$ {TARIFA_CADASTRO} a título de tarifa de cadastro, cuja regularidade deve ser aferida à luz da jurisprudência consolidada do Superior Tribunal de Justiça, pacificado pela Súmula 566/STJ e pelo Tema 620/STJ. </w:t>
+      </w:r>
+      <w:r>
+        <w:rPr>
+          <w:rFonts w:ascii="Arial" w:hAnsi="Arial" w:cs="Arial"/>
+          <w:b/>
+          <w:bCs/>
+          <w:kern w:val="0"/>
+          <w14:ligatures w14:val="none"/>
+        </w:rPr>
+        <w:t xml:space="preserve"/>
+      </w:r>
+      <w:r>
+        <w:rPr>
+          <w:rFonts w:ascii="Arial" w:hAnsi="Arial" w:cs="Arial"/>
+          <w:b/>
+          <w:bCs/>
+          <w:kern w:val="0"/>
+          <w14:ligatures w14:val="none"/>
+        </w:rPr>
+        <w:t/>
+      </w:r>
+      <w:r>
+        <w:rPr>
+          <w:rFonts w:ascii="Arial" w:hAnsi="Arial" w:cs="Arial"/>
+          <w:b/>
+          <w:bCs/>
+          <w:kern w:val="0"/>
+          <w14:ligatures w14:val="none"/>
+        </w:rPr>
+        <w:t/>
+      </w:r>
+      <w:r>
+        <w:rPr>
+          <w:rFonts w:ascii="Arial" w:hAnsi="Arial" w:cs="Arial"/>
+          <w:b/>
+          <w:bCs/>
+          <w:kern w:val="0"/>
+          <w14:ligatures w14:val="none"/>
+        </w:rPr>
+        <w:t/>
+      </w:r>
+      <w:r>
+        <w:rPr>
+          <w:rFonts w:ascii="Arial" w:hAnsi="Arial" w:cs="Arial"/>
+          <w:b/>
+          <w:bCs/>
+          <w:kern w:val="0"/>
+          <w14:ligatures w14:val="none"/>
+        </w:rPr>
+        <w:t xml:space="preserve"/>
+      </w:r>
+      <w:r>
+        <w:rPr>
+          <w:rFonts w:ascii="Arial" w:hAnsi="Arial" w:cs="Arial"/>
+          <w:kern w:val="0"/>
+          <w14:ligatures w14:val="none"/>
+        </w:rPr>
+        <w:t/>
+      </w:r>
+      <w:r>
+        <w:rPr>
+          <w:rFonts w:ascii="Arial" w:hAnsi="Arial" w:cs="Arial"/>
+          <w:kern w:val="0"/>
+          <w14:ligatures w14:val="none"/>
+        </w:rPr>
+        <w:t xml:space="preserve"/>
+      </w:r>
+      <w:r>
+        <w:rPr>
+          <w:rFonts w:ascii="Arial" w:hAnsi="Arial" w:cs="Arial"/>
+          <w:kern w:val="0"/>
+          <w14:ligatures w14:val="none"/>
+        </w:rPr>
+        <w:t/>
       </w:r>
       <w:r>
         <w:rPr>
@@ -4538,15 +4538,15 @@
           <w:kern w:val="0"/>
           <w14:ligatures w14:val="none"/>
         </w:rPr>
-        <w:t xml:space="preserve"> e pelo Tema 620/STJ</w:t>
-      </w:r>
-      <w:r>
-        <w:rPr>
-          <w:rFonts w:ascii="Arial" w:hAnsi="Arial" w:cs="Arial"/>
-          <w:kern w:val="0"/>
-          <w14:ligatures w14:val="none"/>
-        </w:rPr>
-        <w:t xml:space="preserve">. </w:t>
+        <w:t xml:space="preserve"/>
+      </w:r>
+      <w:r>
+        <w:rPr>
+          <w:rFonts w:ascii="Arial" w:hAnsi="Arial" w:cs="Arial"/>
+          <w:kern w:val="0"/>
+          <w14:ligatures w14:val="none"/>
+        </w:rPr>
+        <w:t xml:space="preserve"/>
       </w:r>
     </w:p>
     <w:p>
@@ -4967,81 +4967,81 @@
           <w:kern w:val="0"/>
           <w14:ligatures w14:val="none"/>
         </w:rPr>
-        <w:t xml:space="preserve">No caso concreto, o valor de </w:t>
-      </w:r>
-      <w:r>
-        <w:rPr>
-          <w:rFonts w:ascii="Arial" w:hAnsi="Arial" w:cs="Arial"/>
-          <w:b/>
-          <w:bCs/>
-          <w:kern w:val="0"/>
-          <w14:ligatures w14:val="none"/>
-        </w:rPr>
-        <w:t xml:space="preserve">R$ </w:t>
-      </w:r>
-      <w:r>
-        <w:rPr>
-          <w:rFonts w:ascii="Arial" w:hAnsi="Arial" w:cs="Arial"/>
-          <w:b/>
-          <w:bCs/>
-          <w:kern w:val="0"/>
-          <w14:ligatures w14:val="none"/>
-        </w:rPr>
-        <w:t>[</w:t>
-      </w:r>
-      <w:r>
-        <w:rPr>
-          <w:rFonts w:ascii="Arial" w:hAnsi="Arial" w:cs="Arial"/>
-          <w:b/>
-          <w:bCs/>
-          <w:kern w:val="0"/>
-          <w14:ligatures w14:val="none"/>
-        </w:rPr>
-        <w:t>TARIFA DE CADASTRO</w:t>
-      </w:r>
-      <w:r>
-        <w:rPr>
-          <w:rFonts w:ascii="Arial" w:hAnsi="Arial" w:cs="Arial"/>
-          <w:b/>
-          <w:bCs/>
-          <w:kern w:val="0"/>
-          <w14:ligatures w14:val="none"/>
-        </w:rPr>
-        <w:t>]</w:t>
-      </w:r>
-      <w:r>
-        <w:rPr>
-          <w:rFonts w:ascii="Arial" w:hAnsi="Arial" w:cs="Arial"/>
-          <w:b/>
-          <w:bCs/>
-          <w:kern w:val="0"/>
-          <w14:ligatures w14:val="none"/>
-        </w:rPr>
-        <w:t xml:space="preserve"> </w:t>
-      </w:r>
-      <w:r>
-        <w:rPr>
-          <w:rFonts w:ascii="Arial" w:hAnsi="Arial" w:cs="Arial"/>
-          <w:kern w:val="0"/>
-          <w14:ligatures w14:val="none"/>
-        </w:rPr>
-        <w:t>revela-se manifestamente elevado para um serviço de natureza meramente cadastral, destoando dos valores usualmente praticados no mercado e não guardando relação plausível com o custo das pesquisas e verificações previstas no normativo do Banco Central</w:t>
-      </w:r>
-      <w:r>
-        <w:rPr>
-          <w:rFonts w:ascii="Arial" w:hAnsi="Arial" w:cs="Arial"/>
-          <w:kern w:val="0"/>
-          <w14:ligatures w14:val="none"/>
-        </w:rPr>
-        <w:t xml:space="preserve">, de modo que a </w:t>
-      </w:r>
-      <w:r>
-        <w:rPr>
-          <w:rFonts w:ascii="Arial" w:hAnsi="Arial" w:cs="Arial"/>
-          <w:kern w:val="0"/>
-          <w14:ligatures w14:val="none"/>
-        </w:rPr>
-        <w:t>desproporção autoriza o controle judicial de abusividade, sobretudo diante da ausência de demonstração, por parte da instituição financeira, de que o valor exigido corresponde ao serviço efetivamente prestado.</w:t>
+        <w:t xml:space="preserve">No caso concreto, o valor de R$ {TARIFA_CADASTRO} revela-se manifestamente elevado para um serviço de natureza meramente cadastral, destoando dos valores usualmente praticados no mercado e não guardando relação plausível com o custo das pesquisas e verificações previstas no normativo do Banco Central, de modo que a desproporção autoriza o controle judicial de abusividade, sobretudo diante da ausência de demonstração, por parte da instituição financeira, de que o valor exigido corresponde ao serviço efetivamente prestado.</w:t>
+      </w:r>
+      <w:r>
+        <w:rPr>
+          <w:rFonts w:ascii="Arial" w:hAnsi="Arial" w:cs="Arial"/>
+          <w:b/>
+          <w:bCs/>
+          <w:kern w:val="0"/>
+          <w14:ligatures w14:val="none"/>
+        </w:rPr>
+        <w:t xml:space="preserve"/>
+      </w:r>
+      <w:r>
+        <w:rPr>
+          <w:rFonts w:ascii="Arial" w:hAnsi="Arial" w:cs="Arial"/>
+          <w:b/>
+          <w:bCs/>
+          <w:kern w:val="0"/>
+          <w14:ligatures w14:val="none"/>
+        </w:rPr>
+        <w:t/>
+      </w:r>
+      <w:r>
+        <w:rPr>
+          <w:rFonts w:ascii="Arial" w:hAnsi="Arial" w:cs="Arial"/>
+          <w:b/>
+          <w:bCs/>
+          <w:kern w:val="0"/>
+          <w14:ligatures w14:val="none"/>
+        </w:rPr>
+        <w:t/>
+      </w:r>
+      <w:r>
+        <w:rPr>
+          <w:rFonts w:ascii="Arial" w:hAnsi="Arial" w:cs="Arial"/>
+          <w:b/>
+          <w:bCs/>
+          <w:kern w:val="0"/>
+          <w14:ligatures w14:val="none"/>
+        </w:rPr>
+        <w:t/>
+      </w:r>
+      <w:r>
+        <w:rPr>
+          <w:rFonts w:ascii="Arial" w:hAnsi="Arial" w:cs="Arial"/>
+          <w:b/>
+          <w:bCs/>
+          <w:kern w:val="0"/>
+          <w14:ligatures w14:val="none"/>
+        </w:rPr>
+        <w:t xml:space="preserve"/>
+      </w:r>
+      <w:r>
+        <w:rPr>
+          <w:rFonts w:ascii="Arial" w:hAnsi="Arial" w:cs="Arial"/>
+          <w:kern w:val="0"/>
+          <w14:ligatures w14:val="none"/>
+        </w:rPr>
+        <w:t/>
+      </w:r>
+      <w:r>
+        <w:rPr>
+          <w:rFonts w:ascii="Arial" w:hAnsi="Arial" w:cs="Arial"/>
+          <w:kern w:val="0"/>
+          <w14:ligatures w14:val="none"/>
+        </w:rPr>
+        <w:t xml:space="preserve"/>
+      </w:r>
+      <w:r>
+        <w:rPr>
+          <w:rFonts w:ascii="Arial" w:hAnsi="Arial" w:cs="Arial"/>
+          <w:kern w:val="0"/>
+          <w14:ligatures w14:val="none"/>
+        </w:rPr>
+        <w:t/>
       </w:r>
     </w:p>
     <w:p>
@@ -5155,57 +5155,57 @@
           <w:color w:val="000000"/>
         </w:rPr>
         <w:lastRenderedPageBreak/>
-        <w:t xml:space="preserve">Conforme se denota da análise do instrumento contratual, a Ré incluiu no saldo devedor do contrato, a cobrança de taxa de avaliação do bem no valor de R$ </w:t>
-      </w:r>
-      <w:r>
-        <w:rPr>
-          <w:rFonts w:ascii="Arial" w:hAnsi="Arial" w:cs="Arial"/>
-          <w:b/>
-          <w:bCs/>
-          <w:kern w:val="0"/>
-          <w14:ligatures w14:val="none"/>
-        </w:rPr>
-        <w:t>[</w:t>
-      </w:r>
-      <w:r>
-        <w:rPr>
-          <w:rFonts w:ascii="Arial" w:hAnsi="Arial" w:cs="Arial"/>
-          <w:b/>
-          <w:bCs/>
-          <w:kern w:val="0"/>
-          <w14:ligatures w14:val="none"/>
-        </w:rPr>
-        <w:t xml:space="preserve">TARIFA DE </w:t>
-      </w:r>
-      <w:r>
-        <w:rPr>
-          <w:rFonts w:ascii="Arial" w:hAnsi="Arial" w:cs="Arial"/>
-          <w:b/>
-          <w:bCs/>
-          <w:kern w:val="0"/>
-          <w14:ligatures w14:val="none"/>
-        </w:rPr>
-        <w:t>AVALIAÇÃO</w:t>
-      </w:r>
-      <w:r>
-        <w:rPr>
-          <w:rFonts w:ascii="Arial" w:hAnsi="Arial" w:cs="Arial"/>
-          <w:b/>
-          <w:bCs/>
-          <w:kern w:val="0"/>
-          <w14:ligatures w14:val="none"/>
-        </w:rPr>
-        <w:t>]</w:t>
-      </w:r>
-      <w:r>
-        <w:rPr>
-          <w:rFonts w:ascii="Arial" w:hAnsi="Arial" w:cs="Arial"/>
-          <w:b/>
-          <w:bCs/>
-          <w:kern w:val="0"/>
-          <w14:ligatures w14:val="none"/>
-        </w:rPr>
-        <w:t>.</w:t>
+        <w:t xml:space="preserve">Conforme se denota da análise do instrumento contratual, a Ré incluiu no saldo devedor do contrato, a cobrança de taxa de avaliação do bem no valor de R$ {TARIFA_AVALIACAO}.</w:t>
+      </w:r>
+      <w:r>
+        <w:rPr>
+          <w:rFonts w:ascii="Arial" w:hAnsi="Arial" w:cs="Arial"/>
+          <w:b/>
+          <w:bCs/>
+          <w:kern w:val="0"/>
+          <w14:ligatures w14:val="none"/>
+        </w:rPr>
+        <w:t/>
+      </w:r>
+      <w:r>
+        <w:rPr>
+          <w:rFonts w:ascii="Arial" w:hAnsi="Arial" w:cs="Arial"/>
+          <w:b/>
+          <w:bCs/>
+          <w:kern w:val="0"/>
+          <w14:ligatures w14:val="none"/>
+        </w:rPr>
+        <w:t xml:space="preserve"/>
+      </w:r>
+      <w:r>
+        <w:rPr>
+          <w:rFonts w:ascii="Arial" w:hAnsi="Arial" w:cs="Arial"/>
+          <w:b/>
+          <w:bCs/>
+          <w:kern w:val="0"/>
+          <w14:ligatures w14:val="none"/>
+        </w:rPr>
+        <w:t/>
+      </w:r>
+      <w:r>
+        <w:rPr>
+          <w:rFonts w:ascii="Arial" w:hAnsi="Arial" w:cs="Arial"/>
+          <w:b/>
+          <w:bCs/>
+          <w:kern w:val="0"/>
+          <w14:ligatures w14:val="none"/>
+        </w:rPr>
+        <w:t/>
+      </w:r>
+      <w:r>
+        <w:rPr>
+          <w:rFonts w:ascii="Arial" w:hAnsi="Arial" w:cs="Arial"/>
+          <w:b/>
+          <w:bCs/>
+          <w:kern w:val="0"/>
+          <w14:ligatures w14:val="none"/>
+        </w:rPr>
+        <w:t/>
       </w:r>
     </w:p>
     <w:p>
@@ -5299,7 +5299,7 @@
           <w:szCs w:val="22"/>
           <w14:ligatures w14:val="none"/>
         </w:rPr>
-        <w:t>“</w:t>
+        <w:t xml:space="preserve">“{JURIS_TARIFA_AVALIACAO}”</w:t>
       </w:r>
       <w:r>
         <w:rPr>
@@ -5313,7 +5313,7 @@
           <w:szCs w:val="22"/>
           <w14:ligatures w14:val="none"/>
         </w:rPr>
-        <w:t>[</w:t>
+        <w:t/>
       </w:r>
       <w:r>
         <w:rPr>
@@ -5327,7 +5327,7 @@
           <w:szCs w:val="22"/>
           <w14:ligatures w14:val="none"/>
         </w:rPr>
-        <w:t xml:space="preserve">JURISPRUDÊNCIA </w:t>
+        <w:t xml:space="preserve"/>
       </w:r>
       <w:r>
         <w:rPr>
@@ -5341,7 +5341,7 @@
           <w:szCs w:val="22"/>
           <w14:ligatures w14:val="none"/>
         </w:rPr>
-        <w:t xml:space="preserve">TARIFA DE </w:t>
+        <w:t xml:space="preserve"/>
       </w:r>
       <w:r>
         <w:rPr>
@@ -5355,7 +5355,7 @@
           <w:szCs w:val="22"/>
           <w14:ligatures w14:val="none"/>
         </w:rPr>
-        <w:t>AVALIAÇÃ</w:t>
+        <w:t/>
       </w:r>
       <w:r>
         <w:rPr>
@@ -5369,7 +5369,7 @@
           <w:szCs w:val="22"/>
           <w14:ligatures w14:val="none"/>
         </w:rPr>
-        <w:t>O</w:t>
+        <w:t/>
       </w:r>
       <w:r>
         <w:rPr>
@@ -5383,7 +5383,7 @@
           <w:szCs w:val="22"/>
           <w14:ligatures w14:val="none"/>
         </w:rPr>
-        <w:t>]</w:t>
+        <w:t/>
       </w:r>
       <w:r>
         <w:rPr>
@@ -5397,7 +5397,7 @@
           <w:szCs w:val="22"/>
           <w14:ligatures w14:val="none"/>
         </w:rPr>
-        <w:t>”</w:t>
+        <w:t/>
       </w:r>
     </w:p>
     <w:p>
@@ -5617,7 +5617,7 @@
           <w:szCs w:val="22"/>
           <w14:ligatures w14:val="none"/>
         </w:rPr>
-        <w:t xml:space="preserve">“[JURISPRUDÊNCIA </w:t>
+        <w:t xml:space="preserve">“{JURIS_TARIFA_REGISTRO}”</w:t>
       </w:r>
       <w:r>
         <w:rPr>
@@ -5631,7 +5631,7 @@
           <w:szCs w:val="22"/>
           <w14:ligatures w14:val="none"/>
         </w:rPr>
-        <w:t xml:space="preserve">TARIFA DE </w:t>
+        <w:t xml:space="preserve"/>
       </w:r>
       <w:r>
         <w:rPr>
@@ -5645,7 +5645,7 @@
           <w:szCs w:val="22"/>
           <w14:ligatures w14:val="none"/>
         </w:rPr>
-        <w:t>REGISTRO</w:t>
+        <w:t/>
       </w:r>
       <w:r>
         <w:rPr>
@@ -5659,7 +5659,7 @@
           <w:szCs w:val="22"/>
           <w14:ligatures w14:val="none"/>
         </w:rPr>
-        <w:t>]”</w:t>
+        <w:t/>
       </w:r>
     </w:p>
     <w:p>
@@ -8138,40 +8138,40 @@
         <w:rPr>
           <w:rFonts w:ascii="Arial" w:hAnsi="Arial" w:cs="Arial"/>
         </w:rPr>
-        <w:t xml:space="preserve">Dá-se à causa o valor de R$ </w:t>
-      </w:r>
-      <w:r>
-        <w:rPr>
-          <w:rFonts w:ascii="Arial" w:hAnsi="Arial" w:cs="Arial"/>
-        </w:rPr>
-        <w:t>[</w:t>
-      </w:r>
-      <w:r>
-        <w:rPr>
-          <w:rFonts w:ascii="Arial" w:hAnsi="Arial" w:cs="Arial"/>
-          <w:b/>
-          <w:bCs/>
-        </w:rPr>
-        <w:t>VALOR_CAUSA</w:t>
+        <w:t xml:space="preserve">Dá-se à causa o valor de R$ {VALOR_CAUSA} .</w:t>
+      </w:r>
+      <w:r>
+        <w:rPr>
+          <w:rFonts w:ascii="Arial" w:hAnsi="Arial" w:cs="Arial"/>
+        </w:rPr>
+        <w:t/>
+      </w:r>
+      <w:r>
+        <w:rPr>
+          <w:rFonts w:ascii="Arial" w:hAnsi="Arial" w:cs="Arial"/>
+          <w:b/>
+          <w:bCs/>
+        </w:rPr>
+        <w:t/>
       </w:r>
       <w:proofErr w:type="gramStart"/>
       <w:r>
         <w:rPr>
           <w:rFonts w:ascii="Arial" w:hAnsi="Arial" w:cs="Arial"/>
         </w:rPr>
-        <w:t>]</w:t>
-      </w:r>
-      <w:r>
-        <w:rPr>
-          <w:rFonts w:ascii="Arial" w:hAnsi="Arial" w:cs="Arial"/>
-        </w:rPr>
-        <w:t xml:space="preserve"> </w:t>
-      </w:r>
-      <w:r>
-        <w:rPr>
-          <w:rFonts w:ascii="Arial" w:hAnsi="Arial" w:cs="Arial"/>
-        </w:rPr>
-        <w:t>.</w:t>
+        <w:t/>
+      </w:r>
+      <w:r>
+        <w:rPr>
+          <w:rFonts w:ascii="Arial" w:hAnsi="Arial" w:cs="Arial"/>
+        </w:rPr>
+        <w:t xml:space="preserve"/>
+      </w:r>
+      <w:r>
+        <w:rPr>
+          <w:rFonts w:ascii="Arial" w:hAnsi="Arial" w:cs="Arial"/>
+        </w:rPr>
+        <w:t/>
       </w:r>
       <w:proofErr w:type="gramEnd"/>
     </w:p>
@@ -8303,15 +8303,15 @@
         <w:rPr>
           <w:rFonts w:ascii="Arial" w:hAnsi="Arial" w:cs="Arial"/>
         </w:rPr>
-        <w:t xml:space="preserve">São Paulo, </w:t>
-      </w:r>
-      <w:r>
-        <w:rPr>
-          <w:rFonts w:ascii="Arial" w:hAnsi="Arial" w:cs="Arial"/>
-          <w:b/>
-          <w:bCs/>
-        </w:rPr>
-        <w:t>[DATA]</w:t>
+        <w:t xml:space="preserve">São Paulo, {DATA}</w:t>
+      </w:r>
+      <w:r>
+        <w:rPr>
+          <w:rFonts w:ascii="Arial" w:hAnsi="Arial" w:cs="Arial"/>
+          <w:b/>
+          <w:bCs/>
+        </w:rPr>
+        <w:t/>
       </w:r>
     </w:p>
     <w:p>

--- a/public/template-peticao.docx
+++ b/public/template-peticao.docx
@@ -25,27 +25,27 @@
           <w:kern w:val="0"/>
           <w14:ligatures w14:val="none"/>
         </w:rPr>
-        <w:t xml:space="preserve">AO JUÍZO DE UMA DAS VARAS CÍVEIS DA COMARCA DE {CIDADE} – {UF}</w:t>
-      </w:r>
-      <w:r>
-        <w:rPr>
-          <w:rFonts w:ascii="Arial" w:hAnsi="Arial" w:cs="Arial"/>
-          <w:b/>
-          <w:bCs/>
-          <w:kern w:val="0"/>
-          <w14:ligatures w14:val="none"/>
-        </w:rPr>
-        <w:t xml:space="preserve"/>
-      </w:r>
-      <w:r>
-        <w:rPr>
-          <w:rFonts w:ascii="Arial" w:hAnsi="Arial" w:cs="Arial"/>
-          <w:b/>
-          <w:bCs/>
-          <w:kern w:val="0"/>
-          <w14:ligatures w14:val="none"/>
-        </w:rPr>
-        <w:t/>
+        <w:t>AO JUÍZO DE UMA DAS VARAS CÍVEIS DA COMARCA DE</w:t>
+      </w:r>
+      <w:r>
+        <w:rPr>
+          <w:rFonts w:ascii="Arial" w:hAnsi="Arial" w:cs="Arial"/>
+          <w:b/>
+          <w:bCs/>
+          <w:kern w:val="0"/>
+          <w14:ligatures w14:val="none"/>
+        </w:rPr>
+        <w:t xml:space="preserve"> </w:t>
+      </w:r>
+      <w:r>
+        <w:rPr>
+          <w:rFonts w:ascii="Arial" w:hAnsi="Arial" w:cs="Arial"/>
+          <w:b/>
+          <w:bCs/>
+          <w:kern w:val="0"/>
+          <w14:ligatures w14:val="none"/>
+        </w:rPr>
+        <w:t>[CIDADE] – [UF]</w:t>
       </w:r>
     </w:p>
     <w:p>
@@ -155,233 +155,233 @@
           <w:kern w:val="0"/>
           <w14:ligatures w14:val="none"/>
         </w:rPr>
-        <w:t xml:space="preserve">{NOME}, RG sob n.º {RG}e inscrito no CPF/MF sob n.º {CPF}, residente e domiciliado(a) na {ENDERECO}, por seu advogado que esta subscreve, vem, com fundamento no Código de Defesa do Consumidor (CDC), Código Civil (CC) e na jurisprudência consolidada, propor AÇÃO REVISIONAL DE CONTRATO C/C PEDIDO DE TUTELA PROVISÓRIA DE URGÊNCIA em face de {BANCO}, pessoa jurídica de direito privado, inscrita no CNPJ sob o n. {CNPJ_BANCO}, situado à {ENDERECO_BANCO}, pelas razões de fato e de direito adiante expostas.</w:t>
-      </w:r>
-      <w:r>
-        <w:rPr>
-          <w:rFonts w:ascii="Arial" w:hAnsi="Arial" w:cs="Arial"/>
-          <w:kern w:val="0"/>
-          <w14:ligatures w14:val="none"/>
-        </w:rPr>
-        <w:t xml:space="preserve"/>
-      </w:r>
-      <w:r>
-        <w:rPr>
-          <w:rFonts w:ascii="Arial" w:hAnsi="Arial" w:cs="Arial"/>
-          <w:kern w:val="0"/>
-          <w14:ligatures w14:val="none"/>
-        </w:rPr>
-        <w:t xml:space="preserve"/>
-      </w:r>
-      <w:r>
-        <w:rPr>
-          <w:rFonts w:ascii="Arial" w:hAnsi="Arial" w:cs="Arial"/>
-          <w:b/>
-          <w:bCs/>
-          <w:kern w:val="0"/>
-          <w14:ligatures w14:val="none"/>
-        </w:rPr>
-        <w:t/>
-      </w:r>
-      <w:r>
-        <w:rPr>
-          <w:rFonts w:ascii="Arial" w:hAnsi="Arial" w:cs="Arial"/>
-          <w:b/>
-          <w:bCs/>
-          <w:kern w:val="0"/>
-          <w14:ligatures w14:val="none"/>
-        </w:rPr>
-        <w:t/>
-      </w:r>
-      <w:r>
-        <w:rPr>
-          <w:rFonts w:ascii="Arial" w:hAnsi="Arial" w:cs="Arial"/>
-          <w:b/>
-          <w:bCs/>
-          <w:kern w:val="0"/>
-          <w14:ligatures w14:val="none"/>
-        </w:rPr>
-        <w:t/>
-      </w:r>
-      <w:r>
-        <w:rPr>
-          <w:rFonts w:ascii="Arial" w:hAnsi="Arial" w:cs="Arial"/>
-          <w:kern w:val="0"/>
-          <w14:ligatures w14:val="none"/>
-        </w:rPr>
-        <w:t/>
-      </w:r>
-      <w:r>
-        <w:rPr>
-          <w:rFonts w:ascii="Arial" w:hAnsi="Arial" w:cs="Arial"/>
-          <w:kern w:val="0"/>
-          <w14:ligatures w14:val="none"/>
-        </w:rPr>
-        <w:t xml:space="preserve"/>
-      </w:r>
-      <w:r>
-        <w:rPr>
-          <w:rFonts w:ascii="Arial" w:hAnsi="Arial" w:cs="Arial"/>
-          <w:kern w:val="0"/>
-          <w14:ligatures w14:val="none"/>
-        </w:rPr>
-        <w:t xml:space="preserve"/>
-      </w:r>
-      <w:r>
-        <w:rPr>
-          <w:rFonts w:ascii="Arial" w:hAnsi="Arial" w:cs="Arial"/>
-          <w:b/>
-          <w:bCs/>
-          <w:kern w:val="0"/>
-          <w14:ligatures w14:val="none"/>
-        </w:rPr>
-        <w:t/>
-      </w:r>
-      <w:r>
-        <w:rPr>
-          <w:rFonts w:ascii="Arial" w:hAnsi="Arial" w:cs="Arial"/>
-          <w:b/>
-          <w:bCs/>
-          <w:kern w:val="0"/>
-          <w14:ligatures w14:val="none"/>
-        </w:rPr>
-        <w:t/>
-      </w:r>
-      <w:r>
-        <w:rPr>
-          <w:rFonts w:ascii="Arial" w:hAnsi="Arial" w:cs="Arial"/>
-          <w:b/>
-          <w:bCs/>
-          <w:kern w:val="0"/>
-          <w14:ligatures w14:val="none"/>
-        </w:rPr>
-        <w:t/>
-      </w:r>
-      <w:r>
-        <w:rPr>
-          <w:rFonts w:ascii="Arial" w:hAnsi="Arial" w:cs="Arial"/>
-          <w:kern w:val="0"/>
-          <w14:ligatures w14:val="none"/>
-        </w:rPr>
-        <w:t xml:space="preserve"/>
-      </w:r>
-      <w:r>
-        <w:rPr>
-          <w:rFonts w:ascii="Arial" w:hAnsi="Arial" w:cs="Arial"/>
-          <w:b/>
-          <w:bCs/>
-          <w:kern w:val="0"/>
-          <w14:ligatures w14:val="none"/>
-        </w:rPr>
-        <w:t/>
-      </w:r>
-      <w:r>
-        <w:rPr>
-          <w:rFonts w:ascii="Arial" w:hAnsi="Arial" w:cs="Arial"/>
-          <w:b/>
-          <w:bCs/>
-          <w:kern w:val="0"/>
-          <w14:ligatures w14:val="none"/>
-        </w:rPr>
-        <w:t/>
-      </w:r>
-      <w:r>
-        <w:rPr>
-          <w:rFonts w:ascii="Arial" w:hAnsi="Arial" w:cs="Arial"/>
-          <w:b/>
-          <w:bCs/>
-          <w:kern w:val="0"/>
-          <w14:ligatures w14:val="none"/>
-        </w:rPr>
-        <w:t/>
-      </w:r>
-      <w:r>
-        <w:rPr>
-          <w:rFonts w:ascii="Arial" w:hAnsi="Arial" w:cs="Arial"/>
-          <w:kern w:val="0"/>
-          <w14:ligatures w14:val="none"/>
-        </w:rPr>
-        <w:t/>
-      </w:r>
-      <w:r>
-        <w:rPr>
-          <w:rFonts w:ascii="Arial" w:hAnsi="Arial" w:cs="Arial"/>
-          <w:b/>
-          <w:bCs/>
-          <w:kern w:val="0"/>
-          <w14:ligatures w14:val="none"/>
-        </w:rPr>
-        <w:t xml:space="preserve"/>
-      </w:r>
-      <w:r>
-        <w:rPr>
-          <w:rFonts w:ascii="Arial" w:hAnsi="Arial" w:cs="Arial"/>
-          <w:kern w:val="0"/>
-          <w14:ligatures w14:val="none"/>
-        </w:rPr>
-        <w:t xml:space="preserve"/>
-      </w:r>
-      <w:r>
-        <w:rPr>
-          <w:rFonts w:ascii="Arial" w:hAnsi="Arial" w:cs="Arial"/>
-        </w:rPr>
-        <w:t xml:space="preserve"/>
-      </w:r>
-      <w:r>
-        <w:rPr>
-          <w:rFonts w:ascii="Arial" w:hAnsi="Arial" w:cs="Arial"/>
-        </w:rPr>
-        <w:t xml:space="preserve"/>
-      </w:r>
-      <w:r>
-        <w:rPr>
-          <w:rFonts w:ascii="Arial" w:hAnsi="Arial" w:cs="Arial"/>
-        </w:rPr>
-        <w:t/>
-      </w:r>
-      <w:r>
-        <w:rPr>
-          <w:rFonts w:ascii="Arial" w:hAnsi="Arial" w:cs="Arial"/>
-        </w:rPr>
-        <w:t xml:space="preserve"/>
-      </w:r>
-      <w:r>
-        <w:rPr>
-          <w:rFonts w:ascii="Arial" w:hAnsi="Arial" w:cs="Arial"/>
-        </w:rPr>
-        <w:t/>
-      </w:r>
-      <w:r>
-        <w:rPr>
-          <w:rFonts w:ascii="Arial" w:hAnsi="Arial" w:cs="Arial"/>
-        </w:rPr>
-        <w:t xml:space="preserve"/>
+        <w:t>[NOME]</w:t>
+      </w:r>
+      <w:r>
+        <w:rPr>
+          <w:rFonts w:ascii="Arial" w:hAnsi="Arial" w:cs="Arial"/>
+          <w:kern w:val="0"/>
+          <w14:ligatures w14:val="none"/>
+        </w:rPr>
+        <w:t xml:space="preserve">, </w:t>
+      </w:r>
+      <w:r>
+        <w:rPr>
+          <w:rFonts w:ascii="Arial" w:hAnsi="Arial" w:cs="Arial"/>
+          <w:kern w:val="0"/>
+          <w14:ligatures w14:val="none"/>
+        </w:rPr>
+        <w:t xml:space="preserve">RG sob n.º </w:t>
+      </w:r>
+      <w:r>
+        <w:rPr>
+          <w:rFonts w:ascii="Arial" w:hAnsi="Arial" w:cs="Arial"/>
+          <w:b/>
+          <w:bCs/>
+          <w:kern w:val="0"/>
+          <w14:ligatures w14:val="none"/>
+        </w:rPr>
+        <w:t>[</w:t>
+      </w:r>
+      <w:r>
+        <w:rPr>
+          <w:rFonts w:ascii="Arial" w:hAnsi="Arial" w:cs="Arial"/>
+          <w:b/>
+          <w:bCs/>
+          <w:kern w:val="0"/>
+          <w14:ligatures w14:val="none"/>
+        </w:rPr>
+        <w:t>RG</w:t>
+      </w:r>
+      <w:r>
+        <w:rPr>
+          <w:rFonts w:ascii="Arial" w:hAnsi="Arial" w:cs="Arial"/>
+          <w:b/>
+          <w:bCs/>
+          <w:kern w:val="0"/>
+          <w14:ligatures w14:val="none"/>
+        </w:rPr>
+        <w:t>]</w:t>
+      </w:r>
+      <w:r>
+        <w:rPr>
+          <w:rFonts w:ascii="Arial" w:hAnsi="Arial" w:cs="Arial"/>
+          <w:kern w:val="0"/>
+          <w14:ligatures w14:val="none"/>
+        </w:rPr>
+        <w:t>e inscrito</w:t>
+      </w:r>
+      <w:r>
+        <w:rPr>
+          <w:rFonts w:ascii="Arial" w:hAnsi="Arial" w:cs="Arial"/>
+          <w:kern w:val="0"/>
+          <w14:ligatures w14:val="none"/>
+        </w:rPr>
+        <w:t xml:space="preserve"> </w:t>
+      </w:r>
+      <w:r>
+        <w:rPr>
+          <w:rFonts w:ascii="Arial" w:hAnsi="Arial" w:cs="Arial"/>
+          <w:kern w:val="0"/>
+          <w14:ligatures w14:val="none"/>
+        </w:rPr>
+        <w:t xml:space="preserve">no CPF/MF sob n.º </w:t>
+      </w:r>
+      <w:r>
+        <w:rPr>
+          <w:rFonts w:ascii="Arial" w:hAnsi="Arial" w:cs="Arial"/>
+          <w:b/>
+          <w:bCs/>
+          <w:kern w:val="0"/>
+          <w14:ligatures w14:val="none"/>
+        </w:rPr>
+        <w:t>[</w:t>
+      </w:r>
+      <w:r>
+        <w:rPr>
+          <w:rFonts w:ascii="Arial" w:hAnsi="Arial" w:cs="Arial"/>
+          <w:b/>
+          <w:bCs/>
+          <w:kern w:val="0"/>
+          <w14:ligatures w14:val="none"/>
+        </w:rPr>
+        <w:t>CPF</w:t>
+      </w:r>
+      <w:r>
+        <w:rPr>
+          <w:rFonts w:ascii="Arial" w:hAnsi="Arial" w:cs="Arial"/>
+          <w:b/>
+          <w:bCs/>
+          <w:kern w:val="0"/>
+          <w14:ligatures w14:val="none"/>
+        </w:rPr>
+        <w:t>]</w:t>
+      </w:r>
+      <w:r>
+        <w:rPr>
+          <w:rFonts w:ascii="Arial" w:hAnsi="Arial" w:cs="Arial"/>
+          <w:kern w:val="0"/>
+          <w14:ligatures w14:val="none"/>
+        </w:rPr>
+        <w:t xml:space="preserve">, residente e domiciliado(a) na </w:t>
+      </w:r>
+      <w:r>
+        <w:rPr>
+          <w:rFonts w:ascii="Arial" w:hAnsi="Arial" w:cs="Arial"/>
+          <w:b/>
+          <w:bCs/>
+          <w:kern w:val="0"/>
+          <w14:ligatures w14:val="none"/>
+        </w:rPr>
+        <w:t>[</w:t>
+      </w:r>
+      <w:r>
+        <w:rPr>
+          <w:rFonts w:ascii="Arial" w:hAnsi="Arial" w:cs="Arial"/>
+          <w:b/>
+          <w:bCs/>
+          <w:kern w:val="0"/>
+          <w14:ligatures w14:val="none"/>
+        </w:rPr>
+        <w:t>ENDEREÇO</w:t>
+      </w:r>
+      <w:r>
+        <w:rPr>
+          <w:rFonts w:ascii="Arial" w:hAnsi="Arial" w:cs="Arial"/>
+          <w:b/>
+          <w:bCs/>
+          <w:kern w:val="0"/>
+          <w14:ligatures w14:val="none"/>
+        </w:rPr>
+        <w:t>]</w:t>
+      </w:r>
+      <w:r>
+        <w:rPr>
+          <w:rFonts w:ascii="Arial" w:hAnsi="Arial" w:cs="Arial"/>
+          <w:kern w:val="0"/>
+          <w14:ligatures w14:val="none"/>
+        </w:rPr>
+        <w:t>,</w:t>
+      </w:r>
+      <w:r>
+        <w:rPr>
+          <w:rFonts w:ascii="Arial" w:hAnsi="Arial" w:cs="Arial"/>
+          <w:b/>
+          <w:bCs/>
+          <w:kern w:val="0"/>
+          <w14:ligatures w14:val="none"/>
+        </w:rPr>
+        <w:t xml:space="preserve"> </w:t>
+      </w:r>
+      <w:r>
+        <w:rPr>
+          <w:rFonts w:ascii="Arial" w:hAnsi="Arial" w:cs="Arial"/>
+          <w:kern w:val="0"/>
+          <w14:ligatures w14:val="none"/>
+        </w:rPr>
+        <w:t xml:space="preserve">por seu advogado que esta subscreve, </w:t>
+      </w:r>
+      <w:r>
+        <w:rPr>
+          <w:rFonts w:ascii="Arial" w:hAnsi="Arial" w:cs="Arial"/>
+        </w:rPr>
+        <w:t xml:space="preserve">vem, </w:t>
+      </w:r>
+      <w:r>
+        <w:rPr>
+          <w:rFonts w:ascii="Arial" w:hAnsi="Arial" w:cs="Arial"/>
+        </w:rPr>
+        <w:t xml:space="preserve">com fundamento </w:t>
+      </w:r>
+      <w:r>
+        <w:rPr>
+          <w:rFonts w:ascii="Arial" w:hAnsi="Arial" w:cs="Arial"/>
+        </w:rPr>
+        <w:t>no</w:t>
+      </w:r>
+      <w:r>
+        <w:rPr>
+          <w:rFonts w:ascii="Arial" w:hAnsi="Arial" w:cs="Arial"/>
+        </w:rPr>
+        <w:t xml:space="preserve"> </w:t>
+      </w:r>
+      <w:r>
+        <w:rPr>
+          <w:rFonts w:ascii="Arial" w:hAnsi="Arial" w:cs="Arial"/>
+        </w:rPr>
+        <w:t>Código de Defesa do Consumidor (CDC)</w:t>
+      </w:r>
+      <w:r>
+        <w:rPr>
+          <w:rFonts w:ascii="Arial" w:hAnsi="Arial" w:cs="Arial"/>
+        </w:rPr>
+        <w:t xml:space="preserve">, Código Civil (CC) </w:t>
       </w:r>
       <w:r>
         <w:rPr>
           <w:rFonts w:ascii="Arial" w:hAnsi="Arial" w:cs="Arial"/>
           <w:lang w:eastAsia="pt-BR"/>
         </w:rPr>
-        <w:t/>
+        <w:t>e na jurisprudência consolidada</w:t>
       </w:r>
       <w:r>
         <w:rPr>
           <w:rFonts w:ascii="Arial" w:hAnsi="Arial" w:cs="Arial"/>
           <w:lang w:eastAsia="pt-BR"/>
         </w:rPr>
-        <w:t xml:space="preserve"/>
-      </w:r>
-      <w:r>
-        <w:rPr>
-          <w:rFonts w:ascii="Arial" w:hAnsi="Arial" w:cs="Arial"/>
-        </w:rPr>
-        <w:t/>
-      </w:r>
-      <w:r>
-        <w:rPr>
-          <w:rFonts w:ascii="Arial" w:hAnsi="Arial" w:cs="Arial"/>
-        </w:rPr>
-        <w:t xml:space="preserve"/>
+        <w:t xml:space="preserve">, </w:t>
+      </w:r>
+      <w:r>
+        <w:rPr>
+          <w:rFonts w:ascii="Arial" w:hAnsi="Arial" w:cs="Arial"/>
+        </w:rPr>
+        <w:t>propor</w:t>
+      </w:r>
+      <w:r>
+        <w:rPr>
+          <w:rFonts w:ascii="Arial" w:hAnsi="Arial" w:cs="Arial"/>
+        </w:rPr>
+        <w:t xml:space="preserve"> </w:t>
       </w:r>
       <w:r>
         <w:rPr>
@@ -392,7 +392,7 @@
           <w:u w:val="single"/>
           <w14:ligatures w14:val="none"/>
         </w:rPr>
-        <w:t/>
+        <w:t>AÇÃO REVISIONAL DE CONTRATO</w:t>
       </w:r>
       <w:r>
         <w:rPr>
@@ -403,7 +403,7 @@
           <w:u w:val="single"/>
           <w14:ligatures w14:val="none"/>
         </w:rPr>
-        <w:t xml:space="preserve"/>
+        <w:t xml:space="preserve"> </w:t>
       </w:r>
       <w:r>
         <w:rPr>
@@ -414,141 +414,141 @@
           <w:u w:val="single"/>
           <w14:ligatures w14:val="none"/>
         </w:rPr>
-        <w:t/>
-      </w:r>
-      <w:r>
-        <w:rPr>
-          <w:rFonts w:ascii="Arial" w:hAnsi="Arial" w:cs="Arial"/>
-          <w:b/>
-          <w:bCs/>
-          <w:kern w:val="0"/>
-          <w14:ligatures w14:val="none"/>
-        </w:rPr>
-        <w:t xml:space="preserve"/>
-      </w:r>
-      <w:r>
-        <w:rPr>
-          <w:rFonts w:ascii="Arial" w:hAnsi="Arial" w:cs="Arial"/>
-          <w:kern w:val="0"/>
-          <w14:ligatures w14:val="none"/>
-        </w:rPr>
-        <w:t xml:space="preserve"/>
-      </w:r>
-      <w:r>
-        <w:rPr>
-          <w:rFonts w:ascii="Arial" w:hAnsi="Arial" w:cs="Arial"/>
-          <w:kern w:val="0"/>
-          <w14:ligatures w14:val="none"/>
-        </w:rPr>
-        <w:t/>
-      </w:r>
-      <w:r>
-        <w:rPr>
-          <w:rFonts w:ascii="Arial" w:hAnsi="Arial" w:cs="Arial"/>
-          <w:kern w:val="0"/>
-          <w14:ligatures w14:val="none"/>
-        </w:rPr>
-        <w:t xml:space="preserve"/>
-      </w:r>
-      <w:r>
-        <w:rPr>
-          <w:rFonts w:ascii="Arial" w:hAnsi="Arial" w:cs="Arial"/>
-          <w:b/>
-          <w:bCs/>
-          <w:kern w:val="0"/>
-          <w14:ligatures w14:val="none"/>
-        </w:rPr>
-        <w:t/>
-      </w:r>
-      <w:r>
-        <w:rPr>
-          <w:rFonts w:ascii="Arial" w:hAnsi="Arial" w:cs="Arial"/>
-          <w:b/>
-          <w:bCs/>
-          <w:kern w:val="0"/>
-          <w14:ligatures w14:val="none"/>
-        </w:rPr>
-        <w:t xml:space="preserve"/>
-      </w:r>
-      <w:r>
-        <w:rPr>
-          <w:rFonts w:ascii="Arial" w:hAnsi="Arial" w:cs="Arial"/>
-          <w:kern w:val="0"/>
-          <w14:ligatures w14:val="none"/>
-        </w:rPr>
-        <w:t xml:space="preserve"/>
-      </w:r>
-      <w:r>
-        <w:rPr>
-          <w:rFonts w:ascii="Arial" w:hAnsi="Arial" w:cs="Arial"/>
-          <w:b/>
-          <w:bCs/>
-          <w:kern w:val="0"/>
-          <w14:ligatures w14:val="none"/>
-        </w:rPr>
-        <w:t/>
-      </w:r>
-      <w:r>
-        <w:rPr>
-          <w:rFonts w:ascii="Arial" w:hAnsi="Arial" w:cs="Arial"/>
-          <w:kern w:val="0"/>
-          <w14:ligatures w14:val="none"/>
-        </w:rPr>
-        <w:t xml:space="preserve"/>
-      </w:r>
-      <w:r>
-        <w:rPr>
-          <w:rFonts w:ascii="Arial" w:hAnsi="Arial" w:cs="Arial"/>
-          <w:b/>
-          <w:bCs/>
-          <w:kern w:val="0"/>
-          <w14:ligatures w14:val="none"/>
-        </w:rPr>
-        <w:t/>
-      </w:r>
-      <w:r>
-        <w:rPr>
-          <w:rFonts w:ascii="Arial" w:hAnsi="Arial" w:cs="Arial"/>
-          <w:b/>
-          <w:bCs/>
-          <w:kern w:val="0"/>
-          <w14:ligatures w14:val="none"/>
-        </w:rPr>
-        <w:t/>
-      </w:r>
-      <w:r>
-        <w:rPr>
-          <w:rFonts w:ascii="Arial" w:hAnsi="Arial" w:cs="Arial"/>
-          <w:b/>
-          <w:bCs/>
-          <w:kern w:val="0"/>
-          <w14:ligatures w14:val="none"/>
-        </w:rPr>
-        <w:t/>
-      </w:r>
-      <w:r>
-        <w:rPr>
-          <w:rFonts w:ascii="Arial" w:hAnsi="Arial" w:cs="Arial"/>
-          <w:kern w:val="0"/>
-          <w14:ligatures w14:val="none"/>
-        </w:rPr>
-        <w:t/>
-      </w:r>
-      <w:r>
-        <w:rPr>
-          <w:rFonts w:ascii="Arial" w:hAnsi="Arial" w:cs="Arial"/>
-          <w:kern w:val="0"/>
-          <w14:ligatures w14:val="none"/>
-        </w:rPr>
-        <w:t xml:space="preserve"/>
-      </w:r>
-      <w:r>
-        <w:rPr>
-          <w:rFonts w:ascii="Arial" w:hAnsi="Arial" w:cs="Arial"/>
-          <w:kern w:val="0"/>
-          <w14:ligatures w14:val="none"/>
-        </w:rPr>
-        <w:t/>
+        <w:t>C/C PEDIDO DE TUTELA PROVISÓRIA DE URGÊNCIA</w:t>
+      </w:r>
+      <w:r>
+        <w:rPr>
+          <w:rFonts w:ascii="Arial" w:hAnsi="Arial" w:cs="Arial"/>
+          <w:b/>
+          <w:bCs/>
+          <w:kern w:val="0"/>
+          <w14:ligatures w14:val="none"/>
+        </w:rPr>
+        <w:t xml:space="preserve"> </w:t>
+      </w:r>
+      <w:r>
+        <w:rPr>
+          <w:rFonts w:ascii="Arial" w:hAnsi="Arial" w:cs="Arial"/>
+          <w:kern w:val="0"/>
+          <w14:ligatures w14:val="none"/>
+        </w:rPr>
+        <w:t xml:space="preserve">em face </w:t>
+      </w:r>
+      <w:r>
+        <w:rPr>
+          <w:rFonts w:ascii="Arial" w:hAnsi="Arial" w:cs="Arial"/>
+          <w:kern w:val="0"/>
+          <w14:ligatures w14:val="none"/>
+        </w:rPr>
+        <w:t>de</w:t>
+      </w:r>
+      <w:r>
+        <w:rPr>
+          <w:rFonts w:ascii="Arial" w:hAnsi="Arial" w:cs="Arial"/>
+          <w:kern w:val="0"/>
+          <w14:ligatures w14:val="none"/>
+        </w:rPr>
+        <w:t xml:space="preserve"> </w:t>
+      </w:r>
+      <w:r>
+        <w:rPr>
+          <w:rFonts w:ascii="Arial" w:hAnsi="Arial" w:cs="Arial"/>
+          <w:b/>
+          <w:bCs/>
+          <w:kern w:val="0"/>
+          <w14:ligatures w14:val="none"/>
+        </w:rPr>
+        <w:t>[BANCO]</w:t>
+      </w:r>
+      <w:r>
+        <w:rPr>
+          <w:rFonts w:ascii="Arial" w:hAnsi="Arial" w:cs="Arial"/>
+          <w:b/>
+          <w:bCs/>
+          <w:kern w:val="0"/>
+          <w14:ligatures w14:val="none"/>
+        </w:rPr>
+        <w:t xml:space="preserve">, </w:t>
+      </w:r>
+      <w:r>
+        <w:rPr>
+          <w:rFonts w:ascii="Arial" w:hAnsi="Arial" w:cs="Arial"/>
+          <w:kern w:val="0"/>
+          <w14:ligatures w14:val="none"/>
+        </w:rPr>
+        <w:t xml:space="preserve">pessoa jurídica de direito privado, inscrita no CNPJ sob o n. </w:t>
+      </w:r>
+      <w:r>
+        <w:rPr>
+          <w:rFonts w:ascii="Arial" w:hAnsi="Arial" w:cs="Arial"/>
+          <w:b/>
+          <w:bCs/>
+          <w:kern w:val="0"/>
+          <w14:ligatures w14:val="none"/>
+        </w:rPr>
+        <w:t>[CNPJ]</w:t>
+      </w:r>
+      <w:r>
+        <w:rPr>
+          <w:rFonts w:ascii="Arial" w:hAnsi="Arial" w:cs="Arial"/>
+          <w:kern w:val="0"/>
+          <w14:ligatures w14:val="none"/>
+        </w:rPr>
+        <w:t xml:space="preserve">, situado à </w:t>
+      </w:r>
+      <w:r>
+        <w:rPr>
+          <w:rFonts w:ascii="Arial" w:hAnsi="Arial" w:cs="Arial"/>
+          <w:b/>
+          <w:bCs/>
+          <w:kern w:val="0"/>
+          <w14:ligatures w14:val="none"/>
+        </w:rPr>
+        <w:t>[</w:t>
+      </w:r>
+      <w:r>
+        <w:rPr>
+          <w:rFonts w:ascii="Arial" w:hAnsi="Arial" w:cs="Arial"/>
+          <w:b/>
+          <w:bCs/>
+          <w:kern w:val="0"/>
+          <w14:ligatures w14:val="none"/>
+        </w:rPr>
+        <w:t>ENDEREÇO DO BANCO</w:t>
+      </w:r>
+      <w:r>
+        <w:rPr>
+          <w:rFonts w:ascii="Arial" w:hAnsi="Arial" w:cs="Arial"/>
+          <w:b/>
+          <w:bCs/>
+          <w:kern w:val="0"/>
+          <w14:ligatures w14:val="none"/>
+        </w:rPr>
+        <w:t>]</w:t>
+      </w:r>
+      <w:r>
+        <w:rPr>
+          <w:rFonts w:ascii="Arial" w:hAnsi="Arial" w:cs="Arial"/>
+          <w:kern w:val="0"/>
+          <w14:ligatures w14:val="none"/>
+        </w:rPr>
+        <w:t>,</w:t>
+      </w:r>
+      <w:r>
+        <w:rPr>
+          <w:rFonts w:ascii="Arial" w:hAnsi="Arial" w:cs="Arial"/>
+          <w:kern w:val="0"/>
+          <w14:ligatures w14:val="none"/>
+        </w:rPr>
+        <w:t xml:space="preserve"> </w:t>
+      </w:r>
+      <w:r>
+        <w:rPr>
+          <w:rFonts w:ascii="Arial" w:hAnsi="Arial" w:cs="Arial"/>
+          <w:kern w:val="0"/>
+          <w14:ligatures w14:val="none"/>
+        </w:rPr>
+        <w:t>pelas razões de fato e de direito adiante expostas.</w:t>
       </w:r>
     </w:p>
     <w:p>
@@ -837,166 +837,166 @@
           <w:kern w:val="0"/>
           <w14:ligatures w14:val="none"/>
         </w:rPr>
-        <w:t xml:space="preserve">Em {DATA_CONTRATO}, a parte autora celebrou contrato destinado à aquisição de carro {VEICULO}, ano {ANO_VEICULO}.</w:t>
-      </w:r>
-      <w:r>
-        <w:rPr>
-          <w:rFonts w:ascii="Arial" w:hAnsi="Arial" w:cs="Arial"/>
-          <w:b/>
-          <w:bCs/>
-          <w:kern w:val="0"/>
-          <w14:ligatures w14:val="none"/>
-        </w:rPr>
-        <w:t/>
-      </w:r>
-      <w:r>
-        <w:rPr>
-          <w:rFonts w:ascii="Arial" w:hAnsi="Arial" w:cs="Arial"/>
-          <w:b/>
-          <w:bCs/>
-          <w:kern w:val="0"/>
-          <w14:ligatures w14:val="none"/>
-        </w:rPr>
-        <w:t/>
-      </w:r>
-      <w:r>
-        <w:rPr>
-          <w:rFonts w:ascii="Arial" w:hAnsi="Arial" w:cs="Arial"/>
-          <w:b/>
-          <w:bCs/>
-          <w:kern w:val="0"/>
-          <w14:ligatures w14:val="none"/>
-        </w:rPr>
-        <w:t/>
-      </w:r>
-      <w:r>
-        <w:rPr>
-          <w:rFonts w:ascii="Arial" w:hAnsi="Arial" w:cs="Arial"/>
-          <w:kern w:val="0"/>
-          <w14:ligatures w14:val="none"/>
-        </w:rPr>
-        <w:t/>
-      </w:r>
-      <w:r>
-        <w:t xml:space="preserve"/>
-      </w:r>
-      <w:r>
-        <w:rPr>
-          <w:rFonts w:ascii="Arial" w:hAnsi="Arial" w:cs="Arial"/>
-          <w:kern w:val="0"/>
-          <w14:ligatures w14:val="none"/>
-        </w:rPr>
-        <w:t xml:space="preserve"/>
-      </w:r>
-      <w:r>
-        <w:rPr>
-          <w:rFonts w:ascii="Arial" w:hAnsi="Arial" w:cs="Arial"/>
-          <w:b/>
-          <w:bCs/>
-          <w:kern w:val="0"/>
-          <w14:ligatures w14:val="none"/>
-        </w:rPr>
-        <w:t xml:space="preserve"/>
-      </w:r>
-      <w:r>
-        <w:rPr>
-          <w:rFonts w:ascii="Arial" w:hAnsi="Arial" w:cs="Arial"/>
-          <w:b/>
-          <w:bCs/>
-          <w:kern w:val="0"/>
-          <w14:ligatures w14:val="none"/>
-        </w:rPr>
-        <w:t/>
-      </w:r>
-      <w:r>
-        <w:rPr>
-          <w:rFonts w:ascii="Arial" w:hAnsi="Arial" w:cs="Arial"/>
-          <w:b/>
-          <w:bCs/>
-          <w:kern w:val="0"/>
-          <w14:ligatures w14:val="none"/>
-        </w:rPr>
-        <w:t xml:space="preserve"/>
-      </w:r>
-      <w:r>
-        <w:rPr>
-          <w:rFonts w:ascii="Arial" w:hAnsi="Arial" w:cs="Arial"/>
-          <w:b/>
-          <w:bCs/>
-          <w:kern w:val="0"/>
-          <w14:ligatures w14:val="none"/>
-        </w:rPr>
-        <w:t/>
-      </w:r>
-      <w:r>
-        <w:rPr>
-          <w:rFonts w:ascii="Arial" w:hAnsi="Arial" w:cs="Arial"/>
-          <w:b/>
-          <w:bCs/>
-          <w:kern w:val="0"/>
-          <w14:ligatures w14:val="none"/>
-        </w:rPr>
-        <w:t/>
-      </w:r>
-      <w:r>
-        <w:rPr>
-          <w:rFonts w:ascii="Arial" w:hAnsi="Arial" w:cs="Arial"/>
-          <w:b/>
-          <w:bCs/>
-          <w:kern w:val="0"/>
-          <w14:ligatures w14:val="none"/>
-        </w:rPr>
-        <w:t/>
-      </w:r>
-      <w:r>
-        <w:rPr>
-          <w:rFonts w:ascii="Arial" w:hAnsi="Arial" w:cs="Arial"/>
-          <w:b/>
-          <w:bCs/>
-          <w:kern w:val="0"/>
-          <w14:ligatures w14:val="none"/>
-        </w:rPr>
-        <w:t xml:space="preserve"/>
-      </w:r>
-      <w:r>
-        <w:rPr>
-          <w:rFonts w:ascii="Arial" w:hAnsi="Arial" w:cs="Arial"/>
-          <w:b/>
-          <w:bCs/>
-          <w:kern w:val="0"/>
-          <w14:ligatures w14:val="none"/>
-        </w:rPr>
-        <w:t/>
-      </w:r>
-      <w:r>
-        <w:rPr>
-          <w:rFonts w:ascii="Arial" w:hAnsi="Arial" w:cs="Arial"/>
-          <w:b/>
-          <w:bCs/>
-          <w:kern w:val="0"/>
-          <w14:ligatures w14:val="none"/>
-        </w:rPr>
-        <w:t/>
-      </w:r>
-      <w:r>
-        <w:rPr>
-          <w:rFonts w:ascii="Arial" w:hAnsi="Arial" w:cs="Arial"/>
-          <w:b/>
-          <w:bCs/>
-          <w:kern w:val="0"/>
-          <w14:ligatures w14:val="none"/>
-        </w:rPr>
-        <w:t/>
-      </w:r>
-      <w:r>
-        <w:rPr>
-          <w:rFonts w:ascii="Arial" w:hAnsi="Arial" w:cs="Arial"/>
-          <w:b/>
-          <w:bCs/>
-          <w:kern w:val="0"/>
-          <w14:ligatures w14:val="none"/>
-        </w:rPr>
-        <w:t/>
+        <w:t xml:space="preserve">Em </w:t>
+      </w:r>
+      <w:r>
+        <w:rPr>
+          <w:rFonts w:ascii="Arial" w:hAnsi="Arial" w:cs="Arial"/>
+          <w:b/>
+          <w:bCs/>
+          <w:kern w:val="0"/>
+          <w14:ligatures w14:val="none"/>
+        </w:rPr>
+        <w:t>[</w:t>
+      </w:r>
+      <w:r>
+        <w:rPr>
+          <w:rFonts w:ascii="Arial" w:hAnsi="Arial" w:cs="Arial"/>
+          <w:b/>
+          <w:bCs/>
+          <w:kern w:val="0"/>
+          <w14:ligatures w14:val="none"/>
+        </w:rPr>
+        <w:t>DATA DO CONTRATO</w:t>
+      </w:r>
+      <w:r>
+        <w:rPr>
+          <w:rFonts w:ascii="Arial" w:hAnsi="Arial" w:cs="Arial"/>
+          <w:b/>
+          <w:bCs/>
+          <w:kern w:val="0"/>
+          <w14:ligatures w14:val="none"/>
+        </w:rPr>
+        <w:t>]</w:t>
+      </w:r>
+      <w:r>
+        <w:rPr>
+          <w:rFonts w:ascii="Arial" w:hAnsi="Arial" w:cs="Arial"/>
+          <w:kern w:val="0"/>
+          <w14:ligatures w14:val="none"/>
+        </w:rPr>
+        <w:t>,</w:t>
+      </w:r>
+      <w:r>
+        <w:t xml:space="preserve"> </w:t>
+      </w:r>
+      <w:r>
+        <w:rPr>
+          <w:rFonts w:ascii="Arial" w:hAnsi="Arial" w:cs="Arial"/>
+          <w:kern w:val="0"/>
+          <w14:ligatures w14:val="none"/>
+        </w:rPr>
+        <w:t xml:space="preserve">a parte autora celebrou contrato destinado à </w:t>
+      </w:r>
+      <w:r>
+        <w:rPr>
+          <w:rFonts w:ascii="Arial" w:hAnsi="Arial" w:cs="Arial"/>
+          <w:b/>
+          <w:bCs/>
+          <w:kern w:val="0"/>
+          <w14:ligatures w14:val="none"/>
+        </w:rPr>
+        <w:t xml:space="preserve">aquisição de </w:t>
+      </w:r>
+      <w:r>
+        <w:rPr>
+          <w:rFonts w:ascii="Arial" w:hAnsi="Arial" w:cs="Arial"/>
+          <w:b/>
+          <w:bCs/>
+          <w:kern w:val="0"/>
+          <w14:ligatures w14:val="none"/>
+        </w:rPr>
+        <w:t>carro</w:t>
+      </w:r>
+      <w:r>
+        <w:rPr>
+          <w:rFonts w:ascii="Arial" w:hAnsi="Arial" w:cs="Arial"/>
+          <w:b/>
+          <w:bCs/>
+          <w:kern w:val="0"/>
+          <w14:ligatures w14:val="none"/>
+        </w:rPr>
+        <w:t xml:space="preserve"> </w:t>
+      </w:r>
+      <w:r>
+        <w:rPr>
+          <w:rFonts w:ascii="Arial" w:hAnsi="Arial" w:cs="Arial"/>
+          <w:b/>
+          <w:bCs/>
+          <w:kern w:val="0"/>
+          <w14:ligatures w14:val="none"/>
+        </w:rPr>
+        <w:t>[</w:t>
+      </w:r>
+      <w:r>
+        <w:rPr>
+          <w:rFonts w:ascii="Arial" w:hAnsi="Arial" w:cs="Arial"/>
+          <w:b/>
+          <w:bCs/>
+          <w:kern w:val="0"/>
+          <w14:ligatures w14:val="none"/>
+        </w:rPr>
+        <w:t>CARRO FINANCIADO</w:t>
+      </w:r>
+      <w:r>
+        <w:rPr>
+          <w:rFonts w:ascii="Arial" w:hAnsi="Arial" w:cs="Arial"/>
+          <w:b/>
+          <w:bCs/>
+          <w:kern w:val="0"/>
+          <w14:ligatures w14:val="none"/>
+        </w:rPr>
+        <w:t>]</w:t>
+      </w:r>
+      <w:r>
+        <w:rPr>
+          <w:rFonts w:ascii="Arial" w:hAnsi="Arial" w:cs="Arial"/>
+          <w:b/>
+          <w:bCs/>
+          <w:kern w:val="0"/>
+          <w14:ligatures w14:val="none"/>
+        </w:rPr>
+        <w:t xml:space="preserve">, ano </w:t>
+      </w:r>
+      <w:r>
+        <w:rPr>
+          <w:rFonts w:ascii="Arial" w:hAnsi="Arial" w:cs="Arial"/>
+          <w:b/>
+          <w:bCs/>
+          <w:kern w:val="0"/>
+          <w14:ligatures w14:val="none"/>
+        </w:rPr>
+        <w:t>[</w:t>
+      </w:r>
+      <w:r>
+        <w:rPr>
+          <w:rFonts w:ascii="Arial" w:hAnsi="Arial" w:cs="Arial"/>
+          <w:b/>
+          <w:bCs/>
+          <w:kern w:val="0"/>
+          <w14:ligatures w14:val="none"/>
+        </w:rPr>
+        <w:t>ANO DO CARRO FINANCIADO</w:t>
+      </w:r>
+      <w:r>
+        <w:rPr>
+          <w:rFonts w:ascii="Arial" w:hAnsi="Arial" w:cs="Arial"/>
+          <w:b/>
+          <w:bCs/>
+          <w:kern w:val="0"/>
+          <w14:ligatures w14:val="none"/>
+        </w:rPr>
+        <w:t>]</w:t>
+      </w:r>
+      <w:r>
+        <w:rPr>
+          <w:rFonts w:ascii="Arial" w:hAnsi="Arial" w:cs="Arial"/>
+          <w:b/>
+          <w:bCs/>
+          <w:kern w:val="0"/>
+          <w14:ligatures w14:val="none"/>
+        </w:rPr>
+        <w:t>.</w:t>
       </w:r>
     </w:p>
     <w:p>
@@ -1336,7 +1336,7 @@
                 <w:kern w:val="0"/>
                 <w14:ligatures w14:val="none"/>
               </w:rPr>
-              <w:t xml:space="preserve">{NUMERO_CONTRATO}</w:t>
+              <w:t>[</w:t>
             </w:r>
             <w:r>
               <w:rPr>
@@ -1346,7 +1346,7 @@
                 <w:kern w:val="0"/>
                 <w14:ligatures w14:val="none"/>
               </w:rPr>
-              <w:t/>
+              <w:t>PREENCHER</w:t>
             </w:r>
             <w:r>
               <w:rPr>
@@ -1356,7 +1356,7 @@
                 <w:kern w:val="0"/>
                 <w14:ligatures w14:val="none"/>
               </w:rPr>
-              <w:t/>
+              <w:t>]</w:t>
             </w:r>
           </w:p>
         </w:tc>
@@ -1425,7 +1425,7 @@
                 <w:kern w:val="0"/>
                 <w14:ligatures w14:val="none"/>
               </w:rPr>
-              <w:t xml:space="preserve">{VALOR_PRINCIPAL}</w:t>
+              <w:t>[</w:t>
             </w:r>
             <w:r>
               <w:rPr>
@@ -1435,7 +1435,7 @@
                 <w:kern w:val="0"/>
                 <w14:ligatures w14:val="none"/>
               </w:rPr>
-              <w:t/>
+              <w:t>PREENCHER</w:t>
             </w:r>
             <w:r>
               <w:rPr>
@@ -1445,7 +1445,7 @@
                 <w:kern w:val="0"/>
                 <w14:ligatures w14:val="none"/>
               </w:rPr>
-              <w:t/>
+              <w:t>]</w:t>
             </w:r>
           </w:p>
         </w:tc>
@@ -1514,7 +1514,7 @@
                 <w:kern w:val="0"/>
                 <w14:ligatures w14:val="none"/>
               </w:rPr>
-              <w:t xml:space="preserve">{VALOR_LIQUIDO}</w:t>
+              <w:t>[</w:t>
             </w:r>
             <w:r>
               <w:rPr>
@@ -1524,7 +1524,7 @@
                 <w:kern w:val="0"/>
                 <w14:ligatures w14:val="none"/>
               </w:rPr>
-              <w:t/>
+              <w:t>PREENCHER</w:t>
             </w:r>
             <w:r>
               <w:rPr>
@@ -1534,7 +1534,7 @@
                 <w:kern w:val="0"/>
                 <w14:ligatures w14:val="none"/>
               </w:rPr>
-              <w:t/>
+              <w:t>]</w:t>
             </w:r>
           </w:p>
         </w:tc>
@@ -1603,7 +1603,7 @@
                 <w:kern w:val="0"/>
                 <w14:ligatures w14:val="none"/>
               </w:rPr>
-              <w:t xml:space="preserve">{VALOR_TOTAL}</w:t>
+              <w:t>[</w:t>
             </w:r>
             <w:r>
               <w:rPr>
@@ -1613,7 +1613,7 @@
                 <w:kern w:val="0"/>
                 <w14:ligatures w14:val="none"/>
               </w:rPr>
-              <w:t/>
+              <w:t>PREENCHER</w:t>
             </w:r>
             <w:r>
               <w:rPr>
@@ -1623,7 +1623,7 @@
                 <w:kern w:val="0"/>
                 <w14:ligatures w14:val="none"/>
               </w:rPr>
-              <w:t/>
+              <w:t>]</w:t>
             </w:r>
           </w:p>
         </w:tc>
@@ -1692,7 +1692,7 @@
                 <w:kern w:val="0"/>
                 <w14:ligatures w14:val="none"/>
               </w:rPr>
-              <w:t xml:space="preserve">{TAXA_JUROS}</w:t>
+              <w:t>[</w:t>
             </w:r>
             <w:r>
               <w:rPr>
@@ -1702,7 +1702,7 @@
                 <w:kern w:val="0"/>
                 <w14:ligatures w14:val="none"/>
               </w:rPr>
-              <w:t/>
+              <w:t>PREENCHER</w:t>
             </w:r>
             <w:r>
               <w:rPr>
@@ -1712,7 +1712,7 @@
                 <w:kern w:val="0"/>
                 <w14:ligatures w14:val="none"/>
               </w:rPr>
-              <w:t/>
+              <w:t>]</w:t>
             </w:r>
           </w:p>
         </w:tc>
@@ -1781,7 +1781,7 @@
                 <w:kern w:val="0"/>
                 <w14:ligatures w14:val="none"/>
               </w:rPr>
-              <w:t xml:space="preserve">{CET}</w:t>
+              <w:t>[</w:t>
             </w:r>
             <w:r>
               <w:rPr>
@@ -1791,7 +1791,7 @@
                 <w:kern w:val="0"/>
                 <w14:ligatures w14:val="none"/>
               </w:rPr>
-              <w:t/>
+              <w:t>PREENCHER</w:t>
             </w:r>
             <w:r>
               <w:rPr>
@@ -1801,7 +1801,7 @@
                 <w:kern w:val="0"/>
                 <w14:ligatures w14:val="none"/>
               </w:rPr>
-              <w:t/>
+              <w:t>]</w:t>
             </w:r>
           </w:p>
         </w:tc>
@@ -1874,7 +1874,7 @@
                 <w:kern w:val="0"/>
                 <w14:ligatures w14:val="none"/>
               </w:rPr>
-              <w:t xml:space="preserve">{QTD_PARCELAS}</w:t>
+              <w:t>[</w:t>
             </w:r>
             <w:r>
               <w:rPr>
@@ -1884,7 +1884,7 @@
                 <w:kern w:val="0"/>
                 <w14:ligatures w14:val="none"/>
               </w:rPr>
-              <w:t/>
+              <w:t>PREENCHER</w:t>
             </w:r>
             <w:r>
               <w:rPr>
@@ -1894,7 +1894,7 @@
                 <w:kern w:val="0"/>
                 <w14:ligatures w14:val="none"/>
               </w:rPr>
-              <w:t/>
+              <w:t>]</w:t>
             </w:r>
           </w:p>
         </w:tc>
@@ -1963,7 +1963,7 @@
                 <w:kern w:val="0"/>
                 <w14:ligatures w14:val="none"/>
               </w:rPr>
-              <w:t xml:space="preserve">{VALOR_PARCELA}</w:t>
+              <w:t>[</w:t>
             </w:r>
             <w:r>
               <w:rPr>
@@ -1973,7 +1973,7 @@
                 <w:kern w:val="0"/>
                 <w14:ligatures w14:val="none"/>
               </w:rPr>
-              <w:t/>
+              <w:t>PREENCHER</w:t>
             </w:r>
             <w:r>
               <w:rPr>
@@ -1983,7 +1983,7 @@
                 <w:kern w:val="0"/>
                 <w14:ligatures w14:val="none"/>
               </w:rPr>
-              <w:t/>
+              <w:t>]</w:t>
             </w:r>
           </w:p>
         </w:tc>
@@ -2052,7 +2052,7 @@
                 <w:kern w:val="0"/>
                 <w14:ligatures w14:val="none"/>
               </w:rPr>
-              <w:t xml:space="preserve">{TARIFA_AVALIACAO_TBL}</w:t>
+              <w:t>[</w:t>
             </w:r>
             <w:r>
               <w:rPr>
@@ -2062,7 +2062,7 @@
                 <w:kern w:val="0"/>
                 <w14:ligatures w14:val="none"/>
               </w:rPr>
-              <w:t/>
+              <w:t>PREENCHER</w:t>
             </w:r>
             <w:r>
               <w:rPr>
@@ -2072,7 +2072,7 @@
                 <w:kern w:val="0"/>
                 <w14:ligatures w14:val="none"/>
               </w:rPr>
-              <w:t/>
+              <w:t>]</w:t>
             </w:r>
           </w:p>
         </w:tc>
@@ -2141,7 +2141,7 @@
                 <w:kern w:val="0"/>
                 <w14:ligatures w14:val="none"/>
               </w:rPr>
-              <w:t xml:space="preserve">{DESPESAS_REGISTRO}</w:t>
+              <w:t>[</w:t>
             </w:r>
             <w:r>
               <w:rPr>
@@ -2151,7 +2151,7 @@
                 <w:kern w:val="0"/>
                 <w14:ligatures w14:val="none"/>
               </w:rPr>
-              <w:t/>
+              <w:t>PREENCHER</w:t>
             </w:r>
             <w:r>
               <w:rPr>
@@ -2161,7 +2161,7 @@
                 <w:kern w:val="0"/>
                 <w14:ligatures w14:val="none"/>
               </w:rPr>
-              <w:t/>
+              <w:t>]</w:t>
             </w:r>
           </w:p>
         </w:tc>
@@ -2233,7 +2233,7 @@
                 <w:kern w:val="0"/>
                 <w14:ligatures w14:val="none"/>
               </w:rPr>
-              <w:t xml:space="preserve">{SEGURO}</w:t>
+              <w:t>[</w:t>
             </w:r>
             <w:r>
               <w:rPr>
@@ -2243,7 +2243,7 @@
                 <w:kern w:val="0"/>
                 <w14:ligatures w14:val="none"/>
               </w:rPr>
-              <w:t/>
+              <w:t>PREENCHER</w:t>
             </w:r>
             <w:r>
               <w:rPr>
@@ -2253,7 +2253,7 @@
                 <w:kern w:val="0"/>
                 <w14:ligatures w14:val="none"/>
               </w:rPr>
-              <w:t/>
+              <w:t>]</w:t>
             </w:r>
           </w:p>
         </w:tc>
@@ -2324,7 +2324,7 @@
                 <w:kern w:val="0"/>
                 <w14:ligatures w14:val="none"/>
               </w:rPr>
-              <w:t xml:space="preserve">{TARIFA_CADASTRO_TBL}</w:t>
+              <w:t>[</w:t>
             </w:r>
             <w:r>
               <w:rPr>
@@ -2334,7 +2334,7 @@
                 <w:kern w:val="0"/>
                 <w14:ligatures w14:val="none"/>
               </w:rPr>
-              <w:t/>
+              <w:t>PREENCHER</w:t>
             </w:r>
             <w:r>
               <w:rPr>
@@ -2344,7 +2344,7 @@
                 <w:kern w:val="0"/>
                 <w14:ligatures w14:val="none"/>
               </w:rPr>
-              <w:t/>
+              <w:t>]</w:t>
             </w:r>
           </w:p>
         </w:tc>
@@ -3236,193 +3236,193 @@
           <w:kern w:val="0"/>
           <w14:ligatures w14:val="none"/>
         </w:rPr>
-        <w:t xml:space="preserve">No contrato em análise, pactuaram-se juros de [PREENCHER]% ao mês e [PREENCHER]% ao ano. Contudo, o Parecer Técnico Contábil demonstra que tais índices superaram a taxa média de mercado divulgada pelo BACEN para o período, que era de {TAXA_BACEN}% ao mês e {TAXA_BACEN}% ao ano ao ano. Essa discrepância configura nítido o desequilíbrio contratual e a onerosidade excessiva ao consumidor, justificando a revisão das cláusulas financeiras para adequá-las aos parâmetros do órgão regulador.</w:t>
-      </w:r>
-      <w:r>
-        <w:rPr>
-          <w:rFonts w:ascii="Arial" w:hAnsi="Arial" w:cs="Arial"/>
-          <w:b/>
-          <w:bCs/>
-          <w:kern w:val="0"/>
-          <w14:ligatures w14:val="none"/>
-        </w:rPr>
-        <w:t/>
-      </w:r>
-      <w:r>
-        <w:rPr>
-          <w:rFonts w:ascii="Arial" w:hAnsi="Arial" w:cs="Arial"/>
-          <w:b/>
-          <w:bCs/>
-          <w:kern w:val="0"/>
-          <w14:ligatures w14:val="none"/>
-        </w:rPr>
-        <w:t/>
-      </w:r>
-      <w:r>
-        <w:rPr>
-          <w:rFonts w:ascii="Arial" w:hAnsi="Arial" w:cs="Arial"/>
-          <w:b/>
-          <w:bCs/>
-          <w:kern w:val="0"/>
-          <w14:ligatures w14:val="none"/>
-        </w:rPr>
-        <w:t/>
-      </w:r>
-      <w:r>
-        <w:rPr>
-          <w:rFonts w:ascii="Arial" w:hAnsi="Arial" w:cs="Arial"/>
-          <w:kern w:val="0"/>
-          <w14:ligatures w14:val="none"/>
-        </w:rPr>
-        <w:t/>
-      </w:r>
-      <w:r>
-        <w:rPr>
-          <w:rFonts w:ascii="Arial" w:hAnsi="Arial" w:cs="Arial"/>
-          <w:kern w:val="0"/>
-          <w14:ligatures w14:val="none"/>
-        </w:rPr>
-        <w:t xml:space="preserve"/>
-      </w:r>
-      <w:r>
-        <w:rPr>
-          <w:rFonts w:ascii="Arial" w:hAnsi="Arial" w:cs="Arial"/>
-          <w:kern w:val="0"/>
-          <w14:ligatures w14:val="none"/>
-        </w:rPr>
-        <w:t xml:space="preserve"/>
-      </w:r>
-      <w:r>
-        <w:rPr>
-          <w:rFonts w:ascii="Arial" w:hAnsi="Arial" w:cs="Arial"/>
-          <w:b/>
-          <w:bCs/>
-          <w:kern w:val="0"/>
-          <w14:ligatures w14:val="none"/>
-        </w:rPr>
-        <w:t/>
-      </w:r>
-      <w:r>
-        <w:rPr>
-          <w:rFonts w:ascii="Arial" w:hAnsi="Arial" w:cs="Arial"/>
-          <w:b/>
-          <w:bCs/>
-          <w:kern w:val="0"/>
-          <w14:ligatures w14:val="none"/>
-        </w:rPr>
-        <w:t/>
-      </w:r>
-      <w:r>
-        <w:rPr>
-          <w:rFonts w:ascii="Arial" w:hAnsi="Arial" w:cs="Arial"/>
-          <w:b/>
-          <w:bCs/>
-          <w:kern w:val="0"/>
-          <w14:ligatures w14:val="none"/>
-        </w:rPr>
-        <w:t/>
-      </w:r>
-      <w:r>
-        <w:rPr>
-          <w:rFonts w:ascii="Arial" w:hAnsi="Arial" w:cs="Arial"/>
-          <w:kern w:val="0"/>
-          <w14:ligatures w14:val="none"/>
-        </w:rPr>
-        <w:t/>
-      </w:r>
-      <w:r>
-        <w:rPr>
-          <w:rFonts w:ascii="Arial" w:hAnsi="Arial" w:cs="Arial"/>
-          <w:kern w:val="0"/>
-          <w14:ligatures w14:val="none"/>
-        </w:rPr>
-        <w:t xml:space="preserve"/>
-      </w:r>
-      <w:r>
-        <w:rPr>
-          <w:rFonts w:ascii="Arial" w:hAnsi="Arial" w:cs="Arial"/>
-          <w:kern w:val="0"/>
-          <w14:ligatures w14:val="none"/>
-        </w:rPr>
-        <w:t xml:space="preserve"/>
-      </w:r>
-      <w:r>
-        <w:rPr>
-          <w:rFonts w:ascii="Arial" w:hAnsi="Arial" w:cs="Arial"/>
-          <w:kern w:val="0"/>
-          <w14:ligatures w14:val="none"/>
-        </w:rPr>
-        <w:t/>
-      </w:r>
-      <w:r>
-        <w:rPr>
-          <w:rFonts w:ascii="Arial" w:hAnsi="Arial" w:cs="Arial"/>
-          <w:kern w:val="0"/>
-          <w14:ligatures w14:val="none"/>
-        </w:rPr>
-        <w:t xml:space="preserve"/>
-      </w:r>
-      <w:r>
-        <w:rPr>
-          <w:rFonts w:ascii="Arial" w:hAnsi="Arial" w:cs="Arial"/>
-          <w:kern w:val="0"/>
-          <w14:ligatures w14:val="none"/>
-        </w:rPr>
-        <w:t/>
-      </w:r>
-      <w:r>
-        <w:rPr>
-          <w:rFonts w:ascii="Arial" w:hAnsi="Arial" w:cs="Arial"/>
-          <w:kern w:val="0"/>
-          <w14:ligatures w14:val="none"/>
-        </w:rPr>
-        <w:t/>
-      </w:r>
-      <w:r>
-        <w:rPr>
-          <w:rFonts w:ascii="Arial" w:hAnsi="Arial" w:cs="Arial"/>
-          <w:kern w:val="0"/>
-          <w14:ligatures w14:val="none"/>
-        </w:rPr>
-        <w:t xml:space="preserve"/>
-      </w:r>
-      <w:r>
-        <w:rPr>
-          <w:rFonts w:ascii="Arial" w:hAnsi="Arial" w:cs="Arial"/>
-          <w:b/>
-          <w:bCs/>
-          <w:kern w:val="0"/>
-          <w14:ligatures w14:val="none"/>
-        </w:rPr>
-        <w:t/>
-      </w:r>
-      <w:r>
-        <w:rPr>
-          <w:rFonts w:ascii="Arial" w:hAnsi="Arial" w:cs="Arial"/>
-          <w:kern w:val="0"/>
-          <w14:ligatures w14:val="none"/>
-        </w:rPr>
-        <w:t xml:space="preserve"/>
-      </w:r>
-      <w:r>
-        <w:rPr>
-          <w:rFonts w:ascii="Arial" w:hAnsi="Arial" w:cs="Arial"/>
-          <w:b/>
-          <w:bCs/>
-          <w:kern w:val="0"/>
-          <w14:ligatures w14:val="none"/>
-        </w:rPr>
-        <w:t/>
-      </w:r>
-      <w:r>
-        <w:rPr>
-          <w:rFonts w:ascii="Arial" w:hAnsi="Arial" w:cs="Arial"/>
-          <w:b/>
-          <w:bCs/>
-          <w:kern w:val="0"/>
-          <w14:ligatures w14:val="none"/>
-        </w:rPr>
-        <w:t xml:space="preserve"/>
+        <w:t xml:space="preserve">No contrato em análise, pactuaram-se juros de </w:t>
+      </w:r>
+      <w:r>
+        <w:rPr>
+          <w:rFonts w:ascii="Arial" w:hAnsi="Arial" w:cs="Arial"/>
+          <w:b/>
+          <w:bCs/>
+          <w:kern w:val="0"/>
+          <w14:ligatures w14:val="none"/>
+        </w:rPr>
+        <w:t>[</w:t>
+      </w:r>
+      <w:r>
+        <w:rPr>
+          <w:rFonts w:ascii="Arial" w:hAnsi="Arial" w:cs="Arial"/>
+          <w:b/>
+          <w:bCs/>
+          <w:kern w:val="0"/>
+          <w14:ligatures w14:val="none"/>
+        </w:rPr>
+        <w:t>PREENCHER</w:t>
+      </w:r>
+      <w:r>
+        <w:rPr>
+          <w:rFonts w:ascii="Arial" w:hAnsi="Arial" w:cs="Arial"/>
+          <w:b/>
+          <w:bCs/>
+          <w:kern w:val="0"/>
+          <w14:ligatures w14:val="none"/>
+        </w:rPr>
+        <w:t>]</w:t>
+      </w:r>
+      <w:r>
+        <w:rPr>
+          <w:rFonts w:ascii="Arial" w:hAnsi="Arial" w:cs="Arial"/>
+          <w:kern w:val="0"/>
+          <w14:ligatures w14:val="none"/>
+        </w:rPr>
+        <w:t>%</w:t>
+      </w:r>
+      <w:r>
+        <w:rPr>
+          <w:rFonts w:ascii="Arial" w:hAnsi="Arial" w:cs="Arial"/>
+          <w:kern w:val="0"/>
+          <w14:ligatures w14:val="none"/>
+        </w:rPr>
+        <w:t xml:space="preserve"> </w:t>
+      </w:r>
+      <w:r>
+        <w:rPr>
+          <w:rFonts w:ascii="Arial" w:hAnsi="Arial" w:cs="Arial"/>
+          <w:kern w:val="0"/>
+          <w14:ligatures w14:val="none"/>
+        </w:rPr>
+        <w:t xml:space="preserve">ao mês e </w:t>
+      </w:r>
+      <w:r>
+        <w:rPr>
+          <w:rFonts w:ascii="Arial" w:hAnsi="Arial" w:cs="Arial"/>
+          <w:b/>
+          <w:bCs/>
+          <w:kern w:val="0"/>
+          <w14:ligatures w14:val="none"/>
+        </w:rPr>
+        <w:t>[</w:t>
+      </w:r>
+      <w:r>
+        <w:rPr>
+          <w:rFonts w:ascii="Arial" w:hAnsi="Arial" w:cs="Arial"/>
+          <w:b/>
+          <w:bCs/>
+          <w:kern w:val="0"/>
+          <w14:ligatures w14:val="none"/>
+        </w:rPr>
+        <w:t>PREENCHER</w:t>
+      </w:r>
+      <w:r>
+        <w:rPr>
+          <w:rFonts w:ascii="Arial" w:hAnsi="Arial" w:cs="Arial"/>
+          <w:b/>
+          <w:bCs/>
+          <w:kern w:val="0"/>
+          <w14:ligatures w14:val="none"/>
+        </w:rPr>
+        <w:t>]</w:t>
+      </w:r>
+      <w:r>
+        <w:rPr>
+          <w:rFonts w:ascii="Arial" w:hAnsi="Arial" w:cs="Arial"/>
+          <w:kern w:val="0"/>
+          <w14:ligatures w14:val="none"/>
+        </w:rPr>
+        <w:t>%</w:t>
+      </w:r>
+      <w:r>
+        <w:rPr>
+          <w:rFonts w:ascii="Arial" w:hAnsi="Arial" w:cs="Arial"/>
+          <w:kern w:val="0"/>
+          <w14:ligatures w14:val="none"/>
+        </w:rPr>
+        <w:t xml:space="preserve"> ao ano</w:t>
+      </w:r>
+      <w:r>
+        <w:rPr>
+          <w:rFonts w:ascii="Arial" w:hAnsi="Arial" w:cs="Arial"/>
+          <w:kern w:val="0"/>
+          <w14:ligatures w14:val="none"/>
+        </w:rPr>
+        <w:t xml:space="preserve">. </w:t>
+      </w:r>
+      <w:r>
+        <w:rPr>
+          <w:rFonts w:ascii="Arial" w:hAnsi="Arial" w:cs="Arial"/>
+          <w:kern w:val="0"/>
+          <w14:ligatures w14:val="none"/>
+        </w:rPr>
+        <w:t>Contudo,</w:t>
+      </w:r>
+      <w:r>
+        <w:rPr>
+          <w:rFonts w:ascii="Arial" w:hAnsi="Arial" w:cs="Arial"/>
+          <w:kern w:val="0"/>
+          <w14:ligatures w14:val="none"/>
+        </w:rPr>
+        <w:t xml:space="preserve"> </w:t>
+      </w:r>
+      <w:r>
+        <w:rPr>
+          <w:rFonts w:ascii="Arial" w:hAnsi="Arial" w:cs="Arial"/>
+          <w:kern w:val="0"/>
+          <w14:ligatures w14:val="none"/>
+        </w:rPr>
+        <w:t>o Parecer Técnico Contábil demonstra que tais índices supera</w:t>
+      </w:r>
+      <w:r>
+        <w:rPr>
+          <w:rFonts w:ascii="Arial" w:hAnsi="Arial" w:cs="Arial"/>
+          <w:kern w:val="0"/>
+          <w14:ligatures w14:val="none"/>
+        </w:rPr>
+        <w:t>ram</w:t>
+      </w:r>
+      <w:r>
+        <w:rPr>
+          <w:rFonts w:ascii="Arial" w:hAnsi="Arial" w:cs="Arial"/>
+          <w:kern w:val="0"/>
+          <w14:ligatures w14:val="none"/>
+        </w:rPr>
+        <w:t xml:space="preserve"> a </w:t>
+      </w:r>
+      <w:r>
+        <w:rPr>
+          <w:rFonts w:ascii="Arial" w:hAnsi="Arial" w:cs="Arial"/>
+          <w:b/>
+          <w:bCs/>
+          <w:kern w:val="0"/>
+          <w14:ligatures w14:val="none"/>
+        </w:rPr>
+        <w:t>taxa média de mercado divulgada pelo BACEN</w:t>
+      </w:r>
+      <w:r>
+        <w:rPr>
+          <w:rFonts w:ascii="Arial" w:hAnsi="Arial" w:cs="Arial"/>
+          <w:kern w:val="0"/>
+          <w14:ligatures w14:val="none"/>
+        </w:rPr>
+        <w:t xml:space="preserve"> para o período, que era de </w:t>
+      </w:r>
+      <w:r>
+        <w:rPr>
+          <w:rFonts w:ascii="Arial" w:hAnsi="Arial" w:cs="Arial"/>
+          <w:b/>
+          <w:bCs/>
+          <w:kern w:val="0"/>
+          <w14:ligatures w14:val="none"/>
+        </w:rPr>
+        <w:t>[</w:t>
+      </w:r>
+      <w:r>
+        <w:rPr>
+          <w:rFonts w:ascii="Arial" w:hAnsi="Arial" w:cs="Arial"/>
+          <w:b/>
+          <w:bCs/>
+          <w:kern w:val="0"/>
+          <w14:ligatures w14:val="none"/>
+        </w:rPr>
+        <w:t xml:space="preserve">TAXA DO </w:t>
       </w:r>
       <w:proofErr w:type="gramStart"/>
       <w:r>
@@ -3433,27 +3433,27 @@
           <w:kern w:val="0"/>
           <w14:ligatures w14:val="none"/>
         </w:rPr>
-        <w:t/>
-      </w:r>
-      <w:r>
-        <w:rPr>
-          <w:rFonts w:ascii="Arial" w:hAnsi="Arial" w:cs="Arial"/>
-          <w:b/>
-          <w:bCs/>
-          <w:kern w:val="0"/>
-          <w14:ligatures w14:val="none"/>
-        </w:rPr>
-        <w:t/>
-      </w:r>
-      <w:r>
-        <w:rPr>
-          <w:rFonts w:ascii="Arial" w:hAnsi="Arial" w:cs="Arial"/>
-          <w:b/>
-          <w:bCs/>
-          <w:kern w:val="0"/>
-          <w14:ligatures w14:val="none"/>
-        </w:rPr>
-        <w:t/>
+        <w:t>BACEN</w:t>
+      </w:r>
+      <w:r>
+        <w:rPr>
+          <w:rFonts w:ascii="Arial" w:hAnsi="Arial" w:cs="Arial"/>
+          <w:b/>
+          <w:bCs/>
+          <w:kern w:val="0"/>
+          <w14:ligatures w14:val="none"/>
+        </w:rPr>
+        <w:t>]</w:t>
+      </w:r>
+      <w:r>
+        <w:rPr>
+          <w:rFonts w:ascii="Arial" w:hAnsi="Arial" w:cs="Arial"/>
+          <w:b/>
+          <w:bCs/>
+          <w:kern w:val="0"/>
+          <w14:ligatures w14:val="none"/>
+        </w:rPr>
+        <w:t>%</w:t>
       </w:r>
       <w:proofErr w:type="gramEnd"/>
       <w:r>
@@ -3464,27 +3464,27 @@
           <w:kern w:val="0"/>
           <w14:ligatures w14:val="none"/>
         </w:rPr>
-        <w:t xml:space="preserve"/>
-      </w:r>
-      <w:r>
-        <w:rPr>
-          <w:rFonts w:ascii="Arial" w:hAnsi="Arial" w:cs="Arial"/>
-          <w:b/>
-          <w:bCs/>
-          <w:kern w:val="0"/>
-          <w14:ligatures w14:val="none"/>
-        </w:rPr>
-        <w:t/>
-      </w:r>
-      <w:r>
-        <w:rPr>
-          <w:rFonts w:ascii="Arial" w:hAnsi="Arial" w:cs="Arial"/>
-          <w:b/>
-          <w:bCs/>
-          <w:kern w:val="0"/>
-          <w14:ligatures w14:val="none"/>
-        </w:rPr>
-        <w:t xml:space="preserve"/>
+        <w:t xml:space="preserve"> ao mês e </w:t>
+      </w:r>
+      <w:r>
+        <w:rPr>
+          <w:rFonts w:ascii="Arial" w:hAnsi="Arial" w:cs="Arial"/>
+          <w:b/>
+          <w:bCs/>
+          <w:kern w:val="0"/>
+          <w14:ligatures w14:val="none"/>
+        </w:rPr>
+        <w:t>[</w:t>
+      </w:r>
+      <w:r>
+        <w:rPr>
+          <w:rFonts w:ascii="Arial" w:hAnsi="Arial" w:cs="Arial"/>
+          <w:b/>
+          <w:bCs/>
+          <w:kern w:val="0"/>
+          <w14:ligatures w14:val="none"/>
+        </w:rPr>
+        <w:t xml:space="preserve">TAXA DO </w:t>
       </w:r>
       <w:proofErr w:type="gramStart"/>
       <w:r>
@@ -3495,27 +3495,27 @@
           <w:kern w:val="0"/>
           <w14:ligatures w14:val="none"/>
         </w:rPr>
-        <w:t/>
-      </w:r>
-      <w:r>
-        <w:rPr>
-          <w:rFonts w:ascii="Arial" w:hAnsi="Arial" w:cs="Arial"/>
-          <w:b/>
-          <w:bCs/>
-          <w:kern w:val="0"/>
-          <w14:ligatures w14:val="none"/>
-        </w:rPr>
-        <w:t/>
-      </w:r>
-      <w:r>
-        <w:rPr>
-          <w:rFonts w:ascii="Arial" w:hAnsi="Arial" w:cs="Arial"/>
-          <w:b/>
-          <w:bCs/>
-          <w:kern w:val="0"/>
-          <w14:ligatures w14:val="none"/>
-        </w:rPr>
-        <w:t/>
+        <w:t>BACEN</w:t>
+      </w:r>
+      <w:r>
+        <w:rPr>
+          <w:rFonts w:ascii="Arial" w:hAnsi="Arial" w:cs="Arial"/>
+          <w:b/>
+          <w:bCs/>
+          <w:kern w:val="0"/>
+          <w14:ligatures w14:val="none"/>
+        </w:rPr>
+        <w:t>]</w:t>
+      </w:r>
+      <w:r>
+        <w:rPr>
+          <w:rFonts w:ascii="Arial" w:hAnsi="Arial" w:cs="Arial"/>
+          <w:b/>
+          <w:bCs/>
+          <w:kern w:val="0"/>
+          <w14:ligatures w14:val="none"/>
+        </w:rPr>
+        <w:t>%</w:t>
       </w:r>
       <w:proofErr w:type="gramEnd"/>
       <w:r>
@@ -3526,57 +3526,57 @@
           <w:kern w:val="0"/>
           <w14:ligatures w14:val="none"/>
         </w:rPr>
-        <w:t xml:space="preserve"/>
-      </w:r>
-      <w:r>
-        <w:rPr>
-          <w:rFonts w:ascii="Arial" w:hAnsi="Arial" w:cs="Arial"/>
-          <w:b/>
-          <w:bCs/>
-          <w:kern w:val="0"/>
-          <w14:ligatures w14:val="none"/>
-        </w:rPr>
-        <w:t xml:space="preserve"/>
-      </w:r>
-      <w:r>
-        <w:rPr>
-          <w:rFonts w:ascii="Arial" w:hAnsi="Arial" w:cs="Arial"/>
-          <w:kern w:val="0"/>
-          <w14:ligatures w14:val="none"/>
-        </w:rPr>
-        <w:t xml:space="preserve"/>
-      </w:r>
-      <w:r>
-        <w:rPr>
-          <w:rFonts w:ascii="Arial" w:hAnsi="Arial" w:cs="Arial"/>
-          <w:kern w:val="0"/>
-          <w14:ligatures w14:val="none"/>
-        </w:rPr>
-        <w:t xml:space="preserve"/>
-      </w:r>
-      <w:r>
-        <w:rPr>
-          <w:rFonts w:ascii="Arial" w:hAnsi="Arial" w:cs="Arial"/>
-          <w:kern w:val="0"/>
-          <w14:ligatures w14:val="none"/>
-        </w:rPr>
-        <w:t xml:space="preserve"/>
-      </w:r>
-      <w:r>
-        <w:rPr>
-          <w:rFonts w:ascii="Arial" w:hAnsi="Arial" w:cs="Arial"/>
-          <w:kern w:val="0"/>
-          <w14:ligatures w14:val="none"/>
-        </w:rPr>
-        <w:t xml:space="preserve"/>
-      </w:r>
-      <w:r>
-        <w:rPr>
-          <w:rFonts w:ascii="Arial" w:hAnsi="Arial" w:cs="Arial"/>
-          <w:kern w:val="0"/>
-          <w14:ligatures w14:val="none"/>
-        </w:rPr>
-        <w:t/>
+        <w:t xml:space="preserve"> ao ano</w:t>
+      </w:r>
+      <w:r>
+        <w:rPr>
+          <w:rFonts w:ascii="Arial" w:hAnsi="Arial" w:cs="Arial"/>
+          <w:b/>
+          <w:bCs/>
+          <w:kern w:val="0"/>
+          <w14:ligatures w14:val="none"/>
+        </w:rPr>
+        <w:t xml:space="preserve"> ao ano</w:t>
+      </w:r>
+      <w:r>
+        <w:rPr>
+          <w:rFonts w:ascii="Arial" w:hAnsi="Arial" w:cs="Arial"/>
+          <w:kern w:val="0"/>
+          <w14:ligatures w14:val="none"/>
+        </w:rPr>
+        <w:t xml:space="preserve">. Essa discrepância configura nítido </w:t>
+      </w:r>
+      <w:r>
+        <w:rPr>
+          <w:rFonts w:ascii="Arial" w:hAnsi="Arial" w:cs="Arial"/>
+          <w:kern w:val="0"/>
+          <w14:ligatures w14:val="none"/>
+        </w:rPr>
+        <w:t xml:space="preserve">o </w:t>
+      </w:r>
+      <w:r>
+        <w:rPr>
+          <w:rFonts w:ascii="Arial" w:hAnsi="Arial" w:cs="Arial"/>
+          <w:kern w:val="0"/>
+          <w14:ligatures w14:val="none"/>
+        </w:rPr>
+        <w:t xml:space="preserve">desequilíbrio contratual e </w:t>
+      </w:r>
+      <w:r>
+        <w:rPr>
+          <w:rFonts w:ascii="Arial" w:hAnsi="Arial" w:cs="Arial"/>
+          <w:kern w:val="0"/>
+          <w14:ligatures w14:val="none"/>
+        </w:rPr>
+        <w:t xml:space="preserve">a </w:t>
+      </w:r>
+      <w:r>
+        <w:rPr>
+          <w:rFonts w:ascii="Arial" w:hAnsi="Arial" w:cs="Arial"/>
+          <w:kern w:val="0"/>
+          <w14:ligatures w14:val="none"/>
+        </w:rPr>
+        <w:t>onerosidade excessiva ao consumidor, justificando a revisão das cláusulas financeiras para adequá-las aos parâmetros do órgão regulador.</w:t>
       </w:r>
     </w:p>
     <w:p>
@@ -3767,7 +3767,7 @@
           <w:szCs w:val="22"/>
           <w14:ligatures w14:val="none"/>
         </w:rPr>
-        <w:t xml:space="preserve">“{JURIS_ACIMA_BACEN}”</w:t>
+        <w:t>“</w:t>
       </w:r>
       <w:r>
         <w:rPr>
@@ -3779,7 +3779,7 @@
           <w:szCs w:val="22"/>
           <w14:ligatures w14:val="none"/>
         </w:rPr>
-        <w:t/>
+        <w:t>[</w:t>
       </w:r>
       <w:r>
         <w:rPr>
@@ -3791,7 +3791,7 @@
           <w:szCs w:val="22"/>
           <w14:ligatures w14:val="none"/>
         </w:rPr>
-        <w:t/>
+        <w:t>JURISPRUDÊNCIA TAXA ACIMA DO BACEN</w:t>
       </w:r>
       <w:r>
         <w:rPr>
@@ -3803,7 +3803,7 @@
           <w:szCs w:val="22"/>
           <w14:ligatures w14:val="none"/>
         </w:rPr>
-        <w:t/>
+        <w:t>]</w:t>
       </w:r>
       <w:r>
         <w:rPr>
@@ -3813,7 +3813,7 @@
           <w:szCs w:val="22"/>
           <w14:ligatures w14:val="none"/>
         </w:rPr>
-        <w:t/>
+        <w:t>”</w:t>
       </w:r>
     </w:p>
     <w:p>
@@ -4030,7 +4030,7 @@
           <w:szCs w:val="22"/>
           <w14:ligatures w14:val="none"/>
         </w:rPr>
-        <w:t xml:space="preserve">“{JURIS_SEGURO}”</w:t>
+        <w:t>“</w:t>
       </w:r>
       <w:r>
         <w:rPr>
@@ -4044,7 +4044,7 @@
           <w:szCs w:val="22"/>
           <w14:ligatures w14:val="none"/>
         </w:rPr>
-        <w:t/>
+        <w:t>[</w:t>
       </w:r>
       <w:r>
         <w:rPr>
@@ -4058,7 +4058,7 @@
           <w:szCs w:val="22"/>
           <w14:ligatures w14:val="none"/>
         </w:rPr>
-        <w:t/>
+        <w:t>JURISPRUDÊNCIA SEGURO PRESTAMISTA</w:t>
       </w:r>
       <w:r>
         <w:rPr>
@@ -4072,7 +4072,7 @@
           <w:szCs w:val="22"/>
           <w14:ligatures w14:val="none"/>
         </w:rPr>
-        <w:t/>
+        <w:t>]</w:t>
       </w:r>
       <w:r>
         <w:rPr>
@@ -4086,7 +4086,7 @@
           <w:szCs w:val="22"/>
           <w14:ligatures w14:val="none"/>
         </w:rPr>
-        <w:t/>
+        <w:t>”</w:t>
       </w:r>
     </w:p>
     <w:p>
@@ -4123,38 +4123,38 @@
           <w:rFonts w:ascii="Arial" w:hAnsi="Arial" w:cs="Arial"/>
           <w:color w:val="000000"/>
         </w:rPr>
-        <w:t xml:space="preserve">Conforme demonstrado no próprio contrato, verifica-se que a seguradora {SEGURADORA}  – CNPJ: [PREENCHER] faz parte do mesmo grupo econômico e possui uma parceria para a oferta deste tipo de produto com a financeira que figura como polo passivo da presente ação.</w:t>
+        <w:t>Conforme demonstrado n</w:t>
       </w:r>
       <w:r>
         <w:rPr>
           <w:rFonts w:ascii="Arial" w:hAnsi="Arial" w:cs="Arial"/>
           <w:color w:val="000000"/>
         </w:rPr>
-        <w:t/>
+        <w:t>o próprio contrato</w:t>
       </w:r>
       <w:r>
         <w:rPr>
           <w:rFonts w:ascii="Arial" w:hAnsi="Arial" w:cs="Arial"/>
           <w:color w:val="000000"/>
         </w:rPr>
-        <w:t/>
+        <w:t>, verifica-se que a seguradora</w:t>
       </w:r>
       <w:r>
         <w:rPr>
           <w:rFonts w:ascii="Arial" w:hAnsi="Arial" w:cs="Arial"/>
           <w:color w:val="000000"/>
         </w:rPr>
-        <w:t xml:space="preserve"/>
-      </w:r>
-      <w:r>
-        <w:rPr>
-          <w:rFonts w:ascii="Arial" w:hAnsi="Arial" w:cs="Arial"/>
-          <w:b/>
-          <w:bCs/>
-          <w:kern w:val="0"/>
-          <w14:ligatures w14:val="none"/>
-        </w:rPr>
-        <w:t/>
+        <w:t xml:space="preserve"> </w:t>
+      </w:r>
+      <w:r>
+        <w:rPr>
+          <w:rFonts w:ascii="Arial" w:hAnsi="Arial" w:cs="Arial"/>
+          <w:b/>
+          <w:bCs/>
+          <w:kern w:val="0"/>
+          <w14:ligatures w14:val="none"/>
+        </w:rPr>
+        <w:t>[</w:t>
       </w:r>
       <w:proofErr w:type="gramStart"/>
       <w:r>
@@ -4165,17 +4165,17 @@
           <w:kern w:val="0"/>
           <w14:ligatures w14:val="none"/>
         </w:rPr>
-        <w:t/>
-      </w:r>
-      <w:r>
-        <w:rPr>
-          <w:rFonts w:ascii="Arial" w:hAnsi="Arial" w:cs="Arial"/>
-          <w:b/>
-          <w:bCs/>
-          <w:kern w:val="0"/>
-          <w14:ligatures w14:val="none"/>
-        </w:rPr>
-        <w:t/>
+        <w:t>SEGURADORA</w:t>
+      </w:r>
+      <w:r>
+        <w:rPr>
+          <w:rFonts w:ascii="Arial" w:hAnsi="Arial" w:cs="Arial"/>
+          <w:b/>
+          <w:bCs/>
+          <w:kern w:val="0"/>
+          <w14:ligatures w14:val="none"/>
+        </w:rPr>
+        <w:t>]</w:t>
       </w:r>
       <w:r>
         <w:rPr>
@@ -4184,7 +4184,7 @@
           <w:bCs/>
           <w:color w:val="000000"/>
         </w:rPr>
-        <w:t xml:space="preserve"/>
+        <w:t xml:space="preserve"> </w:t>
       </w:r>
       <w:r>
         <w:rPr>
@@ -4193,7 +4193,7 @@
           <w:bCs/>
           <w:color w:val="000000"/>
         </w:rPr>
-        <w:t xml:space="preserve"/>
+        <w:t xml:space="preserve"> –</w:t>
       </w:r>
       <w:proofErr w:type="gramEnd"/>
       <w:r>
@@ -4203,37 +4203,37 @@
           <w:bCs/>
           <w:color w:val="000000"/>
         </w:rPr>
-        <w:t xml:space="preserve"/>
-      </w:r>
-      <w:r>
-        <w:rPr>
-          <w:rFonts w:ascii="Arial" w:hAnsi="Arial" w:cs="Arial"/>
-          <w:b/>
-          <w:bCs/>
-          <w:kern w:val="0"/>
-          <w14:ligatures w14:val="none"/>
-        </w:rPr>
-        <w:t/>
-      </w:r>
-      <w:r>
-        <w:rPr>
-          <w:rFonts w:ascii="Arial" w:hAnsi="Arial" w:cs="Arial"/>
-          <w:b/>
-          <w:bCs/>
-          <w:kern w:val="0"/>
-          <w14:ligatures w14:val="none"/>
-        </w:rPr>
-        <w:t/>
-      </w:r>
-      <w:r>
-        <w:rPr>
-          <w:rFonts w:ascii="Arial" w:hAnsi="Arial" w:cs="Arial"/>
-          <w:b/>
-          <w:bCs/>
-          <w:kern w:val="0"/>
-          <w14:ligatures w14:val="none"/>
-        </w:rPr>
-        <w:t/>
+        <w:t xml:space="preserve"> CNPJ: </w:t>
+      </w:r>
+      <w:r>
+        <w:rPr>
+          <w:rFonts w:ascii="Arial" w:hAnsi="Arial" w:cs="Arial"/>
+          <w:b/>
+          <w:bCs/>
+          <w:kern w:val="0"/>
+          <w14:ligatures w14:val="none"/>
+        </w:rPr>
+        <w:t>[</w:t>
+      </w:r>
+      <w:r>
+        <w:rPr>
+          <w:rFonts w:ascii="Arial" w:hAnsi="Arial" w:cs="Arial"/>
+          <w:b/>
+          <w:bCs/>
+          <w:kern w:val="0"/>
+          <w14:ligatures w14:val="none"/>
+        </w:rPr>
+        <w:t>PREENCHER</w:t>
+      </w:r>
+      <w:r>
+        <w:rPr>
+          <w:rFonts w:ascii="Arial" w:hAnsi="Arial" w:cs="Arial"/>
+          <w:b/>
+          <w:bCs/>
+          <w:kern w:val="0"/>
+          <w14:ligatures w14:val="none"/>
+        </w:rPr>
+        <w:t>]</w:t>
       </w:r>
       <w:r>
         <w:rPr>
@@ -4243,14 +4243,14 @@
           <w:szCs w:val="18"/>
           <w14:ligatures w14:val="none"/>
         </w:rPr>
-        <w:t xml:space="preserve"/>
+        <w:t xml:space="preserve"> </w:t>
       </w:r>
       <w:r>
         <w:rPr>
           <w:rFonts w:ascii="Arial" w:hAnsi="Arial" w:cs="Arial"/>
           <w:color w:val="000000"/>
         </w:rPr>
-        <w:t xml:space="preserve"/>
+        <w:t xml:space="preserve">faz parte do mesmo grupo </w:t>
       </w:r>
       <w:r>
         <w:rPr>
@@ -4258,42 +4258,42 @@
           <w:color w:val="000000"/>
         </w:rPr>
         <w:lastRenderedPageBreak/>
-        <w:t xml:space="preserve"/>
+        <w:t xml:space="preserve">econômico </w:t>
       </w:r>
       <w:r>
         <w:rPr>
           <w:rFonts w:ascii="Arial" w:hAnsi="Arial" w:cs="Arial"/>
           <w:color w:val="000000"/>
         </w:rPr>
-        <w:t xml:space="preserve"/>
+        <w:t xml:space="preserve">e </w:t>
       </w:r>
       <w:r>
         <w:rPr>
           <w:rFonts w:ascii="Arial" w:hAnsi="Arial" w:cs="Arial"/>
           <w:color w:val="000000"/>
         </w:rPr>
-        <w:t/>
+        <w:t>possu</w:t>
       </w:r>
       <w:r>
         <w:rPr>
           <w:rFonts w:ascii="Arial" w:hAnsi="Arial" w:cs="Arial"/>
           <w:color w:val="000000"/>
         </w:rPr>
-        <w:t xml:space="preserve"/>
+        <w:t xml:space="preserve">i </w:t>
       </w:r>
       <w:r>
         <w:rPr>
           <w:rFonts w:ascii="Arial" w:hAnsi="Arial" w:cs="Arial"/>
           <w:color w:val="000000"/>
         </w:rPr>
-        <w:t/>
+        <w:t>uma parceria para a oferta deste tipo de produto com a financeira que figura como polo passivo da presente ação</w:t>
       </w:r>
       <w:r>
         <w:rPr>
           <w:rFonts w:ascii="Arial" w:hAnsi="Arial" w:cs="Arial"/>
           <w:color w:val="000000"/>
         </w:rPr>
-        <w:t/>
+        <w:t>.</w:t>
       </w:r>
     </w:p>
     <w:p>
@@ -4447,81 +4447,81 @@
           <w:kern w:val="0"/>
           <w14:ligatures w14:val="none"/>
         </w:rPr>
-        <w:t xml:space="preserve">O contrato prevê a cobrança de R$ {TARIFA_CADASTRO} a título de tarifa de cadastro, cuja regularidade deve ser aferida à luz da jurisprudência consolidada do Superior Tribunal de Justiça, pacificado pela Súmula 566/STJ e pelo Tema 620/STJ. </w:t>
-      </w:r>
-      <w:r>
-        <w:rPr>
-          <w:rFonts w:ascii="Arial" w:hAnsi="Arial" w:cs="Arial"/>
-          <w:b/>
-          <w:bCs/>
-          <w:kern w:val="0"/>
-          <w14:ligatures w14:val="none"/>
-        </w:rPr>
-        <w:t xml:space="preserve"/>
-      </w:r>
-      <w:r>
-        <w:rPr>
-          <w:rFonts w:ascii="Arial" w:hAnsi="Arial" w:cs="Arial"/>
-          <w:b/>
-          <w:bCs/>
-          <w:kern w:val="0"/>
-          <w14:ligatures w14:val="none"/>
-        </w:rPr>
-        <w:t/>
-      </w:r>
-      <w:r>
-        <w:rPr>
-          <w:rFonts w:ascii="Arial" w:hAnsi="Arial" w:cs="Arial"/>
-          <w:b/>
-          <w:bCs/>
-          <w:kern w:val="0"/>
-          <w14:ligatures w14:val="none"/>
-        </w:rPr>
-        <w:t/>
-      </w:r>
-      <w:r>
-        <w:rPr>
-          <w:rFonts w:ascii="Arial" w:hAnsi="Arial" w:cs="Arial"/>
-          <w:b/>
-          <w:bCs/>
-          <w:kern w:val="0"/>
-          <w14:ligatures w14:val="none"/>
-        </w:rPr>
-        <w:t/>
-      </w:r>
-      <w:r>
-        <w:rPr>
-          <w:rFonts w:ascii="Arial" w:hAnsi="Arial" w:cs="Arial"/>
-          <w:b/>
-          <w:bCs/>
-          <w:kern w:val="0"/>
-          <w14:ligatures w14:val="none"/>
-        </w:rPr>
-        <w:t xml:space="preserve"/>
-      </w:r>
-      <w:r>
-        <w:rPr>
-          <w:rFonts w:ascii="Arial" w:hAnsi="Arial" w:cs="Arial"/>
-          <w:kern w:val="0"/>
-          <w14:ligatures w14:val="none"/>
-        </w:rPr>
-        <w:t/>
-      </w:r>
-      <w:r>
-        <w:rPr>
-          <w:rFonts w:ascii="Arial" w:hAnsi="Arial" w:cs="Arial"/>
-          <w:kern w:val="0"/>
-          <w14:ligatures w14:val="none"/>
-        </w:rPr>
-        <w:t xml:space="preserve"/>
-      </w:r>
-      <w:r>
-        <w:rPr>
-          <w:rFonts w:ascii="Arial" w:hAnsi="Arial" w:cs="Arial"/>
-          <w:kern w:val="0"/>
-          <w14:ligatures w14:val="none"/>
-        </w:rPr>
-        <w:t/>
+        <w:t xml:space="preserve">O contrato prevê a cobrança de </w:t>
+      </w:r>
+      <w:r>
+        <w:rPr>
+          <w:rFonts w:ascii="Arial" w:hAnsi="Arial" w:cs="Arial"/>
+          <w:b/>
+          <w:bCs/>
+          <w:kern w:val="0"/>
+          <w14:ligatures w14:val="none"/>
+        </w:rPr>
+        <w:t xml:space="preserve">R$ </w:t>
+      </w:r>
+      <w:r>
+        <w:rPr>
+          <w:rFonts w:ascii="Arial" w:hAnsi="Arial" w:cs="Arial"/>
+          <w:b/>
+          <w:bCs/>
+          <w:kern w:val="0"/>
+          <w14:ligatures w14:val="none"/>
+        </w:rPr>
+        <w:t>[</w:t>
+      </w:r>
+      <w:r>
+        <w:rPr>
+          <w:rFonts w:ascii="Arial" w:hAnsi="Arial" w:cs="Arial"/>
+          <w:b/>
+          <w:bCs/>
+          <w:kern w:val="0"/>
+          <w14:ligatures w14:val="none"/>
+        </w:rPr>
+        <w:t>TARIFA DE CADASTRO</w:t>
+      </w:r>
+      <w:r>
+        <w:rPr>
+          <w:rFonts w:ascii="Arial" w:hAnsi="Arial" w:cs="Arial"/>
+          <w:b/>
+          <w:bCs/>
+          <w:kern w:val="0"/>
+          <w14:ligatures w14:val="none"/>
+        </w:rPr>
+        <w:t>]</w:t>
+      </w:r>
+      <w:r>
+        <w:rPr>
+          <w:rFonts w:ascii="Arial" w:hAnsi="Arial" w:cs="Arial"/>
+          <w:b/>
+          <w:bCs/>
+          <w:kern w:val="0"/>
+          <w14:ligatures w14:val="none"/>
+        </w:rPr>
+        <w:t xml:space="preserve"> </w:t>
+      </w:r>
+      <w:r>
+        <w:rPr>
+          <w:rFonts w:ascii="Arial" w:hAnsi="Arial" w:cs="Arial"/>
+          <w:kern w:val="0"/>
+          <w14:ligatures w14:val="none"/>
+        </w:rPr>
+        <w:t>a título de tarifa de cadastro, cuja regularidade deve ser aferida à luz da jurisprudência consolidada do Superior Tribunal de Justiça</w:t>
+      </w:r>
+      <w:r>
+        <w:rPr>
+          <w:rFonts w:ascii="Arial" w:hAnsi="Arial" w:cs="Arial"/>
+          <w:kern w:val="0"/>
+          <w14:ligatures w14:val="none"/>
+        </w:rPr>
+        <w:t xml:space="preserve">, </w:t>
+      </w:r>
+      <w:r>
+        <w:rPr>
+          <w:rFonts w:ascii="Arial" w:hAnsi="Arial" w:cs="Arial"/>
+          <w:kern w:val="0"/>
+          <w14:ligatures w14:val="none"/>
+        </w:rPr>
+        <w:t>pacificado pela Súmula 566/STJ</w:t>
       </w:r>
       <w:r>
         <w:rPr>
@@ -4538,15 +4538,15 @@
           <w:kern w:val="0"/>
           <w14:ligatures w14:val="none"/>
         </w:rPr>
-        <w:t xml:space="preserve"/>
-      </w:r>
-      <w:r>
-        <w:rPr>
-          <w:rFonts w:ascii="Arial" w:hAnsi="Arial" w:cs="Arial"/>
-          <w:kern w:val="0"/>
-          <w14:ligatures w14:val="none"/>
-        </w:rPr>
-        <w:t xml:space="preserve"/>
+        <w:t xml:space="preserve"> e pelo Tema 620/STJ</w:t>
+      </w:r>
+      <w:r>
+        <w:rPr>
+          <w:rFonts w:ascii="Arial" w:hAnsi="Arial" w:cs="Arial"/>
+          <w:kern w:val="0"/>
+          <w14:ligatures w14:val="none"/>
+        </w:rPr>
+        <w:t xml:space="preserve">. </w:t>
       </w:r>
     </w:p>
     <w:p>
@@ -4967,81 +4967,81 @@
           <w:kern w:val="0"/>
           <w14:ligatures w14:val="none"/>
         </w:rPr>
-        <w:t xml:space="preserve">No caso concreto, o valor de R$ {TARIFA_CADASTRO} revela-se manifestamente elevado para um serviço de natureza meramente cadastral, destoando dos valores usualmente praticados no mercado e não guardando relação plausível com o custo das pesquisas e verificações previstas no normativo do Banco Central, de modo que a desproporção autoriza o controle judicial de abusividade, sobretudo diante da ausência de demonstração, por parte da instituição financeira, de que o valor exigido corresponde ao serviço efetivamente prestado.</w:t>
-      </w:r>
-      <w:r>
-        <w:rPr>
-          <w:rFonts w:ascii="Arial" w:hAnsi="Arial" w:cs="Arial"/>
-          <w:b/>
-          <w:bCs/>
-          <w:kern w:val="0"/>
-          <w14:ligatures w14:val="none"/>
-        </w:rPr>
-        <w:t xml:space="preserve"/>
-      </w:r>
-      <w:r>
-        <w:rPr>
-          <w:rFonts w:ascii="Arial" w:hAnsi="Arial" w:cs="Arial"/>
-          <w:b/>
-          <w:bCs/>
-          <w:kern w:val="0"/>
-          <w14:ligatures w14:val="none"/>
-        </w:rPr>
-        <w:t/>
-      </w:r>
-      <w:r>
-        <w:rPr>
-          <w:rFonts w:ascii="Arial" w:hAnsi="Arial" w:cs="Arial"/>
-          <w:b/>
-          <w:bCs/>
-          <w:kern w:val="0"/>
-          <w14:ligatures w14:val="none"/>
-        </w:rPr>
-        <w:t/>
-      </w:r>
-      <w:r>
-        <w:rPr>
-          <w:rFonts w:ascii="Arial" w:hAnsi="Arial" w:cs="Arial"/>
-          <w:b/>
-          <w:bCs/>
-          <w:kern w:val="0"/>
-          <w14:ligatures w14:val="none"/>
-        </w:rPr>
-        <w:t/>
-      </w:r>
-      <w:r>
-        <w:rPr>
-          <w:rFonts w:ascii="Arial" w:hAnsi="Arial" w:cs="Arial"/>
-          <w:b/>
-          <w:bCs/>
-          <w:kern w:val="0"/>
-          <w14:ligatures w14:val="none"/>
-        </w:rPr>
-        <w:t xml:space="preserve"/>
-      </w:r>
-      <w:r>
-        <w:rPr>
-          <w:rFonts w:ascii="Arial" w:hAnsi="Arial" w:cs="Arial"/>
-          <w:kern w:val="0"/>
-          <w14:ligatures w14:val="none"/>
-        </w:rPr>
-        <w:t/>
-      </w:r>
-      <w:r>
-        <w:rPr>
-          <w:rFonts w:ascii="Arial" w:hAnsi="Arial" w:cs="Arial"/>
-          <w:kern w:val="0"/>
-          <w14:ligatures w14:val="none"/>
-        </w:rPr>
-        <w:t xml:space="preserve"/>
-      </w:r>
-      <w:r>
-        <w:rPr>
-          <w:rFonts w:ascii="Arial" w:hAnsi="Arial" w:cs="Arial"/>
-          <w:kern w:val="0"/>
-          <w14:ligatures w14:val="none"/>
-        </w:rPr>
-        <w:t/>
+        <w:t xml:space="preserve">No caso concreto, o valor de </w:t>
+      </w:r>
+      <w:r>
+        <w:rPr>
+          <w:rFonts w:ascii="Arial" w:hAnsi="Arial" w:cs="Arial"/>
+          <w:b/>
+          <w:bCs/>
+          <w:kern w:val="0"/>
+          <w14:ligatures w14:val="none"/>
+        </w:rPr>
+        <w:t xml:space="preserve">R$ </w:t>
+      </w:r>
+      <w:r>
+        <w:rPr>
+          <w:rFonts w:ascii="Arial" w:hAnsi="Arial" w:cs="Arial"/>
+          <w:b/>
+          <w:bCs/>
+          <w:kern w:val="0"/>
+          <w14:ligatures w14:val="none"/>
+        </w:rPr>
+        <w:t>[</w:t>
+      </w:r>
+      <w:r>
+        <w:rPr>
+          <w:rFonts w:ascii="Arial" w:hAnsi="Arial" w:cs="Arial"/>
+          <w:b/>
+          <w:bCs/>
+          <w:kern w:val="0"/>
+          <w14:ligatures w14:val="none"/>
+        </w:rPr>
+        <w:t>TARIFA DE CADASTRO</w:t>
+      </w:r>
+      <w:r>
+        <w:rPr>
+          <w:rFonts w:ascii="Arial" w:hAnsi="Arial" w:cs="Arial"/>
+          <w:b/>
+          <w:bCs/>
+          <w:kern w:val="0"/>
+          <w14:ligatures w14:val="none"/>
+        </w:rPr>
+        <w:t>]</w:t>
+      </w:r>
+      <w:r>
+        <w:rPr>
+          <w:rFonts w:ascii="Arial" w:hAnsi="Arial" w:cs="Arial"/>
+          <w:b/>
+          <w:bCs/>
+          <w:kern w:val="0"/>
+          <w14:ligatures w14:val="none"/>
+        </w:rPr>
+        <w:t xml:space="preserve"> </w:t>
+      </w:r>
+      <w:r>
+        <w:rPr>
+          <w:rFonts w:ascii="Arial" w:hAnsi="Arial" w:cs="Arial"/>
+          <w:kern w:val="0"/>
+          <w14:ligatures w14:val="none"/>
+        </w:rPr>
+        <w:t>revela-se manifestamente elevado para um serviço de natureza meramente cadastral, destoando dos valores usualmente praticados no mercado e não guardando relação plausível com o custo das pesquisas e verificações previstas no normativo do Banco Central</w:t>
+      </w:r>
+      <w:r>
+        <w:rPr>
+          <w:rFonts w:ascii="Arial" w:hAnsi="Arial" w:cs="Arial"/>
+          <w:kern w:val="0"/>
+          <w14:ligatures w14:val="none"/>
+        </w:rPr>
+        <w:t xml:space="preserve">, de modo que a </w:t>
+      </w:r>
+      <w:r>
+        <w:rPr>
+          <w:rFonts w:ascii="Arial" w:hAnsi="Arial" w:cs="Arial"/>
+          <w:kern w:val="0"/>
+          <w14:ligatures w14:val="none"/>
+        </w:rPr>
+        <w:t>desproporção autoriza o controle judicial de abusividade, sobretudo diante da ausência de demonstração, por parte da instituição financeira, de que o valor exigido corresponde ao serviço efetivamente prestado.</w:t>
       </w:r>
     </w:p>
     <w:p>
@@ -5155,57 +5155,57 @@
           <w:color w:val="000000"/>
         </w:rPr>
         <w:lastRenderedPageBreak/>
-        <w:t xml:space="preserve">Conforme se denota da análise do instrumento contratual, a Ré incluiu no saldo devedor do contrato, a cobrança de taxa de avaliação do bem no valor de R$ {TARIFA_AVALIACAO}.</w:t>
-      </w:r>
-      <w:r>
-        <w:rPr>
-          <w:rFonts w:ascii="Arial" w:hAnsi="Arial" w:cs="Arial"/>
-          <w:b/>
-          <w:bCs/>
-          <w:kern w:val="0"/>
-          <w14:ligatures w14:val="none"/>
-        </w:rPr>
-        <w:t/>
-      </w:r>
-      <w:r>
-        <w:rPr>
-          <w:rFonts w:ascii="Arial" w:hAnsi="Arial" w:cs="Arial"/>
-          <w:b/>
-          <w:bCs/>
-          <w:kern w:val="0"/>
-          <w14:ligatures w14:val="none"/>
-        </w:rPr>
-        <w:t xml:space="preserve"/>
-      </w:r>
-      <w:r>
-        <w:rPr>
-          <w:rFonts w:ascii="Arial" w:hAnsi="Arial" w:cs="Arial"/>
-          <w:b/>
-          <w:bCs/>
-          <w:kern w:val="0"/>
-          <w14:ligatures w14:val="none"/>
-        </w:rPr>
-        <w:t/>
-      </w:r>
-      <w:r>
-        <w:rPr>
-          <w:rFonts w:ascii="Arial" w:hAnsi="Arial" w:cs="Arial"/>
-          <w:b/>
-          <w:bCs/>
-          <w:kern w:val="0"/>
-          <w14:ligatures w14:val="none"/>
-        </w:rPr>
-        <w:t/>
-      </w:r>
-      <w:r>
-        <w:rPr>
-          <w:rFonts w:ascii="Arial" w:hAnsi="Arial" w:cs="Arial"/>
-          <w:b/>
-          <w:bCs/>
-          <w:kern w:val="0"/>
-          <w14:ligatures w14:val="none"/>
-        </w:rPr>
-        <w:t/>
+        <w:t xml:space="preserve">Conforme se denota da análise do instrumento contratual, a Ré incluiu no saldo devedor do contrato, a cobrança de taxa de avaliação do bem no valor de R$ </w:t>
+      </w:r>
+      <w:r>
+        <w:rPr>
+          <w:rFonts w:ascii="Arial" w:hAnsi="Arial" w:cs="Arial"/>
+          <w:b/>
+          <w:bCs/>
+          <w:kern w:val="0"/>
+          <w14:ligatures w14:val="none"/>
+        </w:rPr>
+        <w:t>[</w:t>
+      </w:r>
+      <w:r>
+        <w:rPr>
+          <w:rFonts w:ascii="Arial" w:hAnsi="Arial" w:cs="Arial"/>
+          <w:b/>
+          <w:bCs/>
+          <w:kern w:val="0"/>
+          <w14:ligatures w14:val="none"/>
+        </w:rPr>
+        <w:t xml:space="preserve">TARIFA DE </w:t>
+      </w:r>
+      <w:r>
+        <w:rPr>
+          <w:rFonts w:ascii="Arial" w:hAnsi="Arial" w:cs="Arial"/>
+          <w:b/>
+          <w:bCs/>
+          <w:kern w:val="0"/>
+          <w14:ligatures w14:val="none"/>
+        </w:rPr>
+        <w:t>AVALIAÇÃO</w:t>
+      </w:r>
+      <w:r>
+        <w:rPr>
+          <w:rFonts w:ascii="Arial" w:hAnsi="Arial" w:cs="Arial"/>
+          <w:b/>
+          <w:bCs/>
+          <w:kern w:val="0"/>
+          <w14:ligatures w14:val="none"/>
+        </w:rPr>
+        <w:t>]</w:t>
+      </w:r>
+      <w:r>
+        <w:rPr>
+          <w:rFonts w:ascii="Arial" w:hAnsi="Arial" w:cs="Arial"/>
+          <w:b/>
+          <w:bCs/>
+          <w:kern w:val="0"/>
+          <w14:ligatures w14:val="none"/>
+        </w:rPr>
+        <w:t>.</w:t>
       </w:r>
     </w:p>
     <w:p>
@@ -5299,7 +5299,7 @@
           <w:szCs w:val="22"/>
           <w14:ligatures w14:val="none"/>
         </w:rPr>
-        <w:t xml:space="preserve">“{JURIS_TARIFA_AVALIACAO}”</w:t>
+        <w:t>“</w:t>
       </w:r>
       <w:r>
         <w:rPr>
@@ -5313,7 +5313,7 @@
           <w:szCs w:val="22"/>
           <w14:ligatures w14:val="none"/>
         </w:rPr>
-        <w:t/>
+        <w:t>[</w:t>
       </w:r>
       <w:r>
         <w:rPr>
@@ -5327,7 +5327,7 @@
           <w:szCs w:val="22"/>
           <w14:ligatures w14:val="none"/>
         </w:rPr>
-        <w:t xml:space="preserve"/>
+        <w:t xml:space="preserve">JURISPRUDÊNCIA </w:t>
       </w:r>
       <w:r>
         <w:rPr>
@@ -5341,7 +5341,7 @@
           <w:szCs w:val="22"/>
           <w14:ligatures w14:val="none"/>
         </w:rPr>
-        <w:t xml:space="preserve"/>
+        <w:t xml:space="preserve">TARIFA DE </w:t>
       </w:r>
       <w:r>
         <w:rPr>
@@ -5355,7 +5355,7 @@
           <w:szCs w:val="22"/>
           <w14:ligatures w14:val="none"/>
         </w:rPr>
-        <w:t/>
+        <w:t>AVALIAÇÃ</w:t>
       </w:r>
       <w:r>
         <w:rPr>
@@ -5369,7 +5369,7 @@
           <w:szCs w:val="22"/>
           <w14:ligatures w14:val="none"/>
         </w:rPr>
-        <w:t/>
+        <w:t>O</w:t>
       </w:r>
       <w:r>
         <w:rPr>
@@ -5383,7 +5383,7 @@
           <w:szCs w:val="22"/>
           <w14:ligatures w14:val="none"/>
         </w:rPr>
-        <w:t/>
+        <w:t>]</w:t>
       </w:r>
       <w:r>
         <w:rPr>
@@ -5397,7 +5397,7 @@
           <w:szCs w:val="22"/>
           <w14:ligatures w14:val="none"/>
         </w:rPr>
-        <w:t/>
+        <w:t>”</w:t>
       </w:r>
     </w:p>
     <w:p>
@@ -5617,7 +5617,7 @@
           <w:szCs w:val="22"/>
           <w14:ligatures w14:val="none"/>
         </w:rPr>
-        <w:t xml:space="preserve">“{JURIS_TARIFA_REGISTRO}”</w:t>
+        <w:t xml:space="preserve">“[JURISPRUDÊNCIA </w:t>
       </w:r>
       <w:r>
         <w:rPr>
@@ -5631,7 +5631,7 @@
           <w:szCs w:val="22"/>
           <w14:ligatures w14:val="none"/>
         </w:rPr>
-        <w:t xml:space="preserve"/>
+        <w:t xml:space="preserve">TARIFA DE </w:t>
       </w:r>
       <w:r>
         <w:rPr>
@@ -5645,7 +5645,7 @@
           <w:szCs w:val="22"/>
           <w14:ligatures w14:val="none"/>
         </w:rPr>
-        <w:t/>
+        <w:t>REGISTRO</w:t>
       </w:r>
       <w:r>
         <w:rPr>
@@ -5659,7 +5659,7 @@
           <w:szCs w:val="22"/>
           <w14:ligatures w14:val="none"/>
         </w:rPr>
-        <w:t/>
+        <w:t>]”</w:t>
       </w:r>
     </w:p>
     <w:p>
@@ -8138,40 +8138,40 @@
         <w:rPr>
           <w:rFonts w:ascii="Arial" w:hAnsi="Arial" w:cs="Arial"/>
         </w:rPr>
-        <w:t xml:space="preserve">Dá-se à causa o valor de R$ {VALOR_CAUSA} .</w:t>
-      </w:r>
-      <w:r>
-        <w:rPr>
-          <w:rFonts w:ascii="Arial" w:hAnsi="Arial" w:cs="Arial"/>
-        </w:rPr>
-        <w:t/>
-      </w:r>
-      <w:r>
-        <w:rPr>
-          <w:rFonts w:ascii="Arial" w:hAnsi="Arial" w:cs="Arial"/>
-          <w:b/>
-          <w:bCs/>
-        </w:rPr>
-        <w:t/>
+        <w:t xml:space="preserve">Dá-se à causa o valor de R$ </w:t>
+      </w:r>
+      <w:r>
+        <w:rPr>
+          <w:rFonts w:ascii="Arial" w:hAnsi="Arial" w:cs="Arial"/>
+        </w:rPr>
+        <w:t>[</w:t>
+      </w:r>
+      <w:r>
+        <w:rPr>
+          <w:rFonts w:ascii="Arial" w:hAnsi="Arial" w:cs="Arial"/>
+          <w:b/>
+          <w:bCs/>
+        </w:rPr>
+        <w:t>VALOR_CAUSA</w:t>
       </w:r>
       <w:proofErr w:type="gramStart"/>
       <w:r>
         <w:rPr>
           <w:rFonts w:ascii="Arial" w:hAnsi="Arial" w:cs="Arial"/>
         </w:rPr>
-        <w:t/>
-      </w:r>
-      <w:r>
-        <w:rPr>
-          <w:rFonts w:ascii="Arial" w:hAnsi="Arial" w:cs="Arial"/>
-        </w:rPr>
-        <w:t xml:space="preserve"/>
-      </w:r>
-      <w:r>
-        <w:rPr>
-          <w:rFonts w:ascii="Arial" w:hAnsi="Arial" w:cs="Arial"/>
-        </w:rPr>
-        <w:t/>
+        <w:t>]</w:t>
+      </w:r>
+      <w:r>
+        <w:rPr>
+          <w:rFonts w:ascii="Arial" w:hAnsi="Arial" w:cs="Arial"/>
+        </w:rPr>
+        <w:t xml:space="preserve"> </w:t>
+      </w:r>
+      <w:r>
+        <w:rPr>
+          <w:rFonts w:ascii="Arial" w:hAnsi="Arial" w:cs="Arial"/>
+        </w:rPr>
+        <w:t>.</w:t>
       </w:r>
       <w:proofErr w:type="gramEnd"/>
     </w:p>
@@ -8303,15 +8303,15 @@
         <w:rPr>
           <w:rFonts w:ascii="Arial" w:hAnsi="Arial" w:cs="Arial"/>
         </w:rPr>
-        <w:t xml:space="preserve">São Paulo, {DATA}</w:t>
-      </w:r>
-      <w:r>
-        <w:rPr>
-          <w:rFonts w:ascii="Arial" w:hAnsi="Arial" w:cs="Arial"/>
-          <w:b/>
-          <w:bCs/>
-        </w:rPr>
-        <w:t/>
+        <w:t xml:space="preserve">São Paulo, </w:t>
+      </w:r>
+      <w:r>
+        <w:rPr>
+          <w:rFonts w:ascii="Arial" w:hAnsi="Arial" w:cs="Arial"/>
+          <w:b/>
+          <w:bCs/>
+        </w:rPr>
+        <w:t>[DATA]</w:t>
       </w:r>
     </w:p>
     <w:p>

--- a/public/template-peticao.docx
+++ b/public/template-peticao.docx
@@ -25,27 +25,27 @@
           <w:kern w:val="0"/>
           <w14:ligatures w14:val="none"/>
         </w:rPr>
-        <w:t>AO JUÍZO DE UMA DAS VARAS CÍVEIS DA COMARCA DE</w:t>
-      </w:r>
-      <w:r>
-        <w:rPr>
-          <w:rFonts w:ascii="Arial" w:hAnsi="Arial" w:cs="Arial"/>
-          <w:b/>
-          <w:bCs/>
-          <w:kern w:val="0"/>
-          <w14:ligatures w14:val="none"/>
-        </w:rPr>
-        <w:t xml:space="preserve"> </w:t>
-      </w:r>
-      <w:r>
-        <w:rPr>
-          <w:rFonts w:ascii="Arial" w:hAnsi="Arial" w:cs="Arial"/>
-          <w:b/>
-          <w:bCs/>
-          <w:kern w:val="0"/>
-          <w14:ligatures w14:val="none"/>
-        </w:rPr>
-        <w:t>[CIDADE] – [UF]</w:t>
+        <w:t xml:space="preserve">AO JUÍZO DE UMA DAS VARAS CÍVEIS DA COMARCA DE {CIDADE} – {UF}</w:t>
+      </w:r>
+      <w:r>
+        <w:rPr>
+          <w:rFonts w:ascii="Arial" w:hAnsi="Arial" w:cs="Arial"/>
+          <w:b/>
+          <w:bCs/>
+          <w:kern w:val="0"/>
+          <w14:ligatures w14:val="none"/>
+        </w:rPr>
+        <w:t xml:space="preserve"/>
+      </w:r>
+      <w:r>
+        <w:rPr>
+          <w:rFonts w:ascii="Arial" w:hAnsi="Arial" w:cs="Arial"/>
+          <w:b/>
+          <w:bCs/>
+          <w:kern w:val="0"/>
+          <w14:ligatures w14:val="none"/>
+        </w:rPr>
+        <w:t/>
       </w:r>
     </w:p>
     <w:p>
@@ -155,233 +155,233 @@
           <w:kern w:val="0"/>
           <w14:ligatures w14:val="none"/>
         </w:rPr>
-        <w:t>[NOME]</w:t>
-      </w:r>
-      <w:r>
-        <w:rPr>
-          <w:rFonts w:ascii="Arial" w:hAnsi="Arial" w:cs="Arial"/>
-          <w:kern w:val="0"/>
-          <w14:ligatures w14:val="none"/>
-        </w:rPr>
-        <w:t xml:space="preserve">, </w:t>
-      </w:r>
-      <w:r>
-        <w:rPr>
-          <w:rFonts w:ascii="Arial" w:hAnsi="Arial" w:cs="Arial"/>
-          <w:kern w:val="0"/>
-          <w14:ligatures w14:val="none"/>
-        </w:rPr>
-        <w:t xml:space="preserve">RG sob n.º </w:t>
-      </w:r>
-      <w:r>
-        <w:rPr>
-          <w:rFonts w:ascii="Arial" w:hAnsi="Arial" w:cs="Arial"/>
-          <w:b/>
-          <w:bCs/>
-          <w:kern w:val="0"/>
-          <w14:ligatures w14:val="none"/>
-        </w:rPr>
-        <w:t>[</w:t>
-      </w:r>
-      <w:r>
-        <w:rPr>
-          <w:rFonts w:ascii="Arial" w:hAnsi="Arial" w:cs="Arial"/>
-          <w:b/>
-          <w:bCs/>
-          <w:kern w:val="0"/>
-          <w14:ligatures w14:val="none"/>
-        </w:rPr>
-        <w:t>RG</w:t>
-      </w:r>
-      <w:r>
-        <w:rPr>
-          <w:rFonts w:ascii="Arial" w:hAnsi="Arial" w:cs="Arial"/>
-          <w:b/>
-          <w:bCs/>
-          <w:kern w:val="0"/>
-          <w14:ligatures w14:val="none"/>
-        </w:rPr>
-        <w:t>]</w:t>
-      </w:r>
-      <w:r>
-        <w:rPr>
-          <w:rFonts w:ascii="Arial" w:hAnsi="Arial" w:cs="Arial"/>
-          <w:kern w:val="0"/>
-          <w14:ligatures w14:val="none"/>
-        </w:rPr>
-        <w:t>e inscrito</w:t>
-      </w:r>
-      <w:r>
-        <w:rPr>
-          <w:rFonts w:ascii="Arial" w:hAnsi="Arial" w:cs="Arial"/>
-          <w:kern w:val="0"/>
-          <w14:ligatures w14:val="none"/>
-        </w:rPr>
-        <w:t xml:space="preserve"> </w:t>
-      </w:r>
-      <w:r>
-        <w:rPr>
-          <w:rFonts w:ascii="Arial" w:hAnsi="Arial" w:cs="Arial"/>
-          <w:kern w:val="0"/>
-          <w14:ligatures w14:val="none"/>
-        </w:rPr>
-        <w:t xml:space="preserve">no CPF/MF sob n.º </w:t>
-      </w:r>
-      <w:r>
-        <w:rPr>
-          <w:rFonts w:ascii="Arial" w:hAnsi="Arial" w:cs="Arial"/>
-          <w:b/>
-          <w:bCs/>
-          <w:kern w:val="0"/>
-          <w14:ligatures w14:val="none"/>
-        </w:rPr>
-        <w:t>[</w:t>
-      </w:r>
-      <w:r>
-        <w:rPr>
-          <w:rFonts w:ascii="Arial" w:hAnsi="Arial" w:cs="Arial"/>
-          <w:b/>
-          <w:bCs/>
-          <w:kern w:val="0"/>
-          <w14:ligatures w14:val="none"/>
-        </w:rPr>
-        <w:t>CPF</w:t>
-      </w:r>
-      <w:r>
-        <w:rPr>
-          <w:rFonts w:ascii="Arial" w:hAnsi="Arial" w:cs="Arial"/>
-          <w:b/>
-          <w:bCs/>
-          <w:kern w:val="0"/>
-          <w14:ligatures w14:val="none"/>
-        </w:rPr>
-        <w:t>]</w:t>
-      </w:r>
-      <w:r>
-        <w:rPr>
-          <w:rFonts w:ascii="Arial" w:hAnsi="Arial" w:cs="Arial"/>
-          <w:kern w:val="0"/>
-          <w14:ligatures w14:val="none"/>
-        </w:rPr>
-        <w:t xml:space="preserve">, residente e domiciliado(a) na </w:t>
-      </w:r>
-      <w:r>
-        <w:rPr>
-          <w:rFonts w:ascii="Arial" w:hAnsi="Arial" w:cs="Arial"/>
-          <w:b/>
-          <w:bCs/>
-          <w:kern w:val="0"/>
-          <w14:ligatures w14:val="none"/>
-        </w:rPr>
-        <w:t>[</w:t>
-      </w:r>
-      <w:r>
-        <w:rPr>
-          <w:rFonts w:ascii="Arial" w:hAnsi="Arial" w:cs="Arial"/>
-          <w:b/>
-          <w:bCs/>
-          <w:kern w:val="0"/>
-          <w14:ligatures w14:val="none"/>
-        </w:rPr>
-        <w:t>ENDEREÇO</w:t>
-      </w:r>
-      <w:r>
-        <w:rPr>
-          <w:rFonts w:ascii="Arial" w:hAnsi="Arial" w:cs="Arial"/>
-          <w:b/>
-          <w:bCs/>
-          <w:kern w:val="0"/>
-          <w14:ligatures w14:val="none"/>
-        </w:rPr>
-        <w:t>]</w:t>
-      </w:r>
-      <w:r>
-        <w:rPr>
-          <w:rFonts w:ascii="Arial" w:hAnsi="Arial" w:cs="Arial"/>
-          <w:kern w:val="0"/>
-          <w14:ligatures w14:val="none"/>
-        </w:rPr>
-        <w:t>,</w:t>
-      </w:r>
-      <w:r>
-        <w:rPr>
-          <w:rFonts w:ascii="Arial" w:hAnsi="Arial" w:cs="Arial"/>
-          <w:b/>
-          <w:bCs/>
-          <w:kern w:val="0"/>
-          <w14:ligatures w14:val="none"/>
-        </w:rPr>
-        <w:t xml:space="preserve"> </w:t>
-      </w:r>
-      <w:r>
-        <w:rPr>
-          <w:rFonts w:ascii="Arial" w:hAnsi="Arial" w:cs="Arial"/>
-          <w:kern w:val="0"/>
-          <w14:ligatures w14:val="none"/>
-        </w:rPr>
-        <w:t xml:space="preserve">por seu advogado que esta subscreve, </w:t>
-      </w:r>
-      <w:r>
-        <w:rPr>
-          <w:rFonts w:ascii="Arial" w:hAnsi="Arial" w:cs="Arial"/>
-        </w:rPr>
-        <w:t xml:space="preserve">vem, </w:t>
-      </w:r>
-      <w:r>
-        <w:rPr>
-          <w:rFonts w:ascii="Arial" w:hAnsi="Arial" w:cs="Arial"/>
-        </w:rPr>
-        <w:t xml:space="preserve">com fundamento </w:t>
-      </w:r>
-      <w:r>
-        <w:rPr>
-          <w:rFonts w:ascii="Arial" w:hAnsi="Arial" w:cs="Arial"/>
-        </w:rPr>
-        <w:t>no</w:t>
-      </w:r>
-      <w:r>
-        <w:rPr>
-          <w:rFonts w:ascii="Arial" w:hAnsi="Arial" w:cs="Arial"/>
-        </w:rPr>
-        <w:t xml:space="preserve"> </w:t>
-      </w:r>
-      <w:r>
-        <w:rPr>
-          <w:rFonts w:ascii="Arial" w:hAnsi="Arial" w:cs="Arial"/>
-        </w:rPr>
-        <w:t>Código de Defesa do Consumidor (CDC)</w:t>
-      </w:r>
-      <w:r>
-        <w:rPr>
-          <w:rFonts w:ascii="Arial" w:hAnsi="Arial" w:cs="Arial"/>
-        </w:rPr>
-        <w:t xml:space="preserve">, Código Civil (CC) </w:t>
+        <w:t xml:space="preserve">{NOME}, RG sob n.º {RG}e inscrito no CPF/MF sob n.º {CPF}, residente e domiciliado(a) na {ENDERECO}, por seu advogado que esta subscreve, vem, com fundamento no Código de Defesa do Consumidor (CDC), Código Civil (CC) e na jurisprudência consolidada, propor AÇÃO REVISIONAL DE CONTRATO C/C PEDIDO DE TUTELA PROVISÓRIA DE URGÊNCIA em face de {BANCO}, pessoa jurídica de direito privado, inscrita no CNPJ sob o n. {CNPJ_BANCO}, situado à {ENDERECO_BANCO}, pelas razões de fato e de direito adiante expostas.</w:t>
+      </w:r>
+      <w:r>
+        <w:rPr>
+          <w:rFonts w:ascii="Arial" w:hAnsi="Arial" w:cs="Arial"/>
+          <w:kern w:val="0"/>
+          <w14:ligatures w14:val="none"/>
+        </w:rPr>
+        <w:t xml:space="preserve"/>
+      </w:r>
+      <w:r>
+        <w:rPr>
+          <w:rFonts w:ascii="Arial" w:hAnsi="Arial" w:cs="Arial"/>
+          <w:kern w:val="0"/>
+          <w14:ligatures w14:val="none"/>
+        </w:rPr>
+        <w:t xml:space="preserve"/>
+      </w:r>
+      <w:r>
+        <w:rPr>
+          <w:rFonts w:ascii="Arial" w:hAnsi="Arial" w:cs="Arial"/>
+          <w:b/>
+          <w:bCs/>
+          <w:kern w:val="0"/>
+          <w14:ligatures w14:val="none"/>
+        </w:rPr>
+        <w:t/>
+      </w:r>
+      <w:r>
+        <w:rPr>
+          <w:rFonts w:ascii="Arial" w:hAnsi="Arial" w:cs="Arial"/>
+          <w:b/>
+          <w:bCs/>
+          <w:kern w:val="0"/>
+          <w14:ligatures w14:val="none"/>
+        </w:rPr>
+        <w:t/>
+      </w:r>
+      <w:r>
+        <w:rPr>
+          <w:rFonts w:ascii="Arial" w:hAnsi="Arial" w:cs="Arial"/>
+          <w:b/>
+          <w:bCs/>
+          <w:kern w:val="0"/>
+          <w14:ligatures w14:val="none"/>
+        </w:rPr>
+        <w:t/>
+      </w:r>
+      <w:r>
+        <w:rPr>
+          <w:rFonts w:ascii="Arial" w:hAnsi="Arial" w:cs="Arial"/>
+          <w:kern w:val="0"/>
+          <w14:ligatures w14:val="none"/>
+        </w:rPr>
+        <w:t/>
+      </w:r>
+      <w:r>
+        <w:rPr>
+          <w:rFonts w:ascii="Arial" w:hAnsi="Arial" w:cs="Arial"/>
+          <w:kern w:val="0"/>
+          <w14:ligatures w14:val="none"/>
+        </w:rPr>
+        <w:t xml:space="preserve"/>
+      </w:r>
+      <w:r>
+        <w:rPr>
+          <w:rFonts w:ascii="Arial" w:hAnsi="Arial" w:cs="Arial"/>
+          <w:kern w:val="0"/>
+          <w14:ligatures w14:val="none"/>
+        </w:rPr>
+        <w:t xml:space="preserve"/>
+      </w:r>
+      <w:r>
+        <w:rPr>
+          <w:rFonts w:ascii="Arial" w:hAnsi="Arial" w:cs="Arial"/>
+          <w:b/>
+          <w:bCs/>
+          <w:kern w:val="0"/>
+          <w14:ligatures w14:val="none"/>
+        </w:rPr>
+        <w:t/>
+      </w:r>
+      <w:r>
+        <w:rPr>
+          <w:rFonts w:ascii="Arial" w:hAnsi="Arial" w:cs="Arial"/>
+          <w:b/>
+          <w:bCs/>
+          <w:kern w:val="0"/>
+          <w14:ligatures w14:val="none"/>
+        </w:rPr>
+        <w:t/>
+      </w:r>
+      <w:r>
+        <w:rPr>
+          <w:rFonts w:ascii="Arial" w:hAnsi="Arial" w:cs="Arial"/>
+          <w:b/>
+          <w:bCs/>
+          <w:kern w:val="0"/>
+          <w14:ligatures w14:val="none"/>
+        </w:rPr>
+        <w:t/>
+      </w:r>
+      <w:r>
+        <w:rPr>
+          <w:rFonts w:ascii="Arial" w:hAnsi="Arial" w:cs="Arial"/>
+          <w:kern w:val="0"/>
+          <w14:ligatures w14:val="none"/>
+        </w:rPr>
+        <w:t xml:space="preserve"/>
+      </w:r>
+      <w:r>
+        <w:rPr>
+          <w:rFonts w:ascii="Arial" w:hAnsi="Arial" w:cs="Arial"/>
+          <w:b/>
+          <w:bCs/>
+          <w:kern w:val="0"/>
+          <w14:ligatures w14:val="none"/>
+        </w:rPr>
+        <w:t/>
+      </w:r>
+      <w:r>
+        <w:rPr>
+          <w:rFonts w:ascii="Arial" w:hAnsi="Arial" w:cs="Arial"/>
+          <w:b/>
+          <w:bCs/>
+          <w:kern w:val="0"/>
+          <w14:ligatures w14:val="none"/>
+        </w:rPr>
+        <w:t/>
+      </w:r>
+      <w:r>
+        <w:rPr>
+          <w:rFonts w:ascii="Arial" w:hAnsi="Arial" w:cs="Arial"/>
+          <w:b/>
+          <w:bCs/>
+          <w:kern w:val="0"/>
+          <w14:ligatures w14:val="none"/>
+        </w:rPr>
+        <w:t/>
+      </w:r>
+      <w:r>
+        <w:rPr>
+          <w:rFonts w:ascii="Arial" w:hAnsi="Arial" w:cs="Arial"/>
+          <w:kern w:val="0"/>
+          <w14:ligatures w14:val="none"/>
+        </w:rPr>
+        <w:t/>
+      </w:r>
+      <w:r>
+        <w:rPr>
+          <w:rFonts w:ascii="Arial" w:hAnsi="Arial" w:cs="Arial"/>
+          <w:b/>
+          <w:bCs/>
+          <w:kern w:val="0"/>
+          <w14:ligatures w14:val="none"/>
+        </w:rPr>
+        <w:t xml:space="preserve"/>
+      </w:r>
+      <w:r>
+        <w:rPr>
+          <w:rFonts w:ascii="Arial" w:hAnsi="Arial" w:cs="Arial"/>
+          <w:kern w:val="0"/>
+          <w14:ligatures w14:val="none"/>
+        </w:rPr>
+        <w:t xml:space="preserve"/>
+      </w:r>
+      <w:r>
+        <w:rPr>
+          <w:rFonts w:ascii="Arial" w:hAnsi="Arial" w:cs="Arial"/>
+        </w:rPr>
+        <w:t xml:space="preserve"/>
+      </w:r>
+      <w:r>
+        <w:rPr>
+          <w:rFonts w:ascii="Arial" w:hAnsi="Arial" w:cs="Arial"/>
+        </w:rPr>
+        <w:t xml:space="preserve"/>
+      </w:r>
+      <w:r>
+        <w:rPr>
+          <w:rFonts w:ascii="Arial" w:hAnsi="Arial" w:cs="Arial"/>
+        </w:rPr>
+        <w:t/>
+      </w:r>
+      <w:r>
+        <w:rPr>
+          <w:rFonts w:ascii="Arial" w:hAnsi="Arial" w:cs="Arial"/>
+        </w:rPr>
+        <w:t xml:space="preserve"/>
+      </w:r>
+      <w:r>
+        <w:rPr>
+          <w:rFonts w:ascii="Arial" w:hAnsi="Arial" w:cs="Arial"/>
+        </w:rPr>
+        <w:t/>
+      </w:r>
+      <w:r>
+        <w:rPr>
+          <w:rFonts w:ascii="Arial" w:hAnsi="Arial" w:cs="Arial"/>
+        </w:rPr>
+        <w:t xml:space="preserve"/>
       </w:r>
       <w:r>
         <w:rPr>
           <w:rFonts w:ascii="Arial" w:hAnsi="Arial" w:cs="Arial"/>
           <w:lang w:eastAsia="pt-BR"/>
         </w:rPr>
-        <w:t>e na jurisprudência consolidada</w:t>
+        <w:t/>
       </w:r>
       <w:r>
         <w:rPr>
           <w:rFonts w:ascii="Arial" w:hAnsi="Arial" w:cs="Arial"/>
           <w:lang w:eastAsia="pt-BR"/>
         </w:rPr>
-        <w:t xml:space="preserve">, </w:t>
-      </w:r>
-      <w:r>
-        <w:rPr>
-          <w:rFonts w:ascii="Arial" w:hAnsi="Arial" w:cs="Arial"/>
-        </w:rPr>
-        <w:t>propor</w:t>
-      </w:r>
-      <w:r>
-        <w:rPr>
-          <w:rFonts w:ascii="Arial" w:hAnsi="Arial" w:cs="Arial"/>
-        </w:rPr>
-        <w:t xml:space="preserve"> </w:t>
+        <w:t xml:space="preserve"/>
+      </w:r>
+      <w:r>
+        <w:rPr>
+          <w:rFonts w:ascii="Arial" w:hAnsi="Arial" w:cs="Arial"/>
+        </w:rPr>
+        <w:t/>
+      </w:r>
+      <w:r>
+        <w:rPr>
+          <w:rFonts w:ascii="Arial" w:hAnsi="Arial" w:cs="Arial"/>
+        </w:rPr>
+        <w:t xml:space="preserve"/>
       </w:r>
       <w:r>
         <w:rPr>
@@ -392,7 +392,7 @@
           <w:u w:val="single"/>
           <w14:ligatures w14:val="none"/>
         </w:rPr>
-        <w:t>AÇÃO REVISIONAL DE CONTRATO</w:t>
+        <w:t/>
       </w:r>
       <w:r>
         <w:rPr>
@@ -403,7 +403,7 @@
           <w:u w:val="single"/>
           <w14:ligatures w14:val="none"/>
         </w:rPr>
-        <w:t xml:space="preserve"> </w:t>
+        <w:t xml:space="preserve"/>
       </w:r>
       <w:r>
         <w:rPr>
@@ -414,141 +414,141 @@
           <w:u w:val="single"/>
           <w14:ligatures w14:val="none"/>
         </w:rPr>
-        <w:t>C/C PEDIDO DE TUTELA PROVISÓRIA DE URGÊNCIA</w:t>
-      </w:r>
-      <w:r>
-        <w:rPr>
-          <w:rFonts w:ascii="Arial" w:hAnsi="Arial" w:cs="Arial"/>
-          <w:b/>
-          <w:bCs/>
-          <w:kern w:val="0"/>
-          <w14:ligatures w14:val="none"/>
-        </w:rPr>
-        <w:t xml:space="preserve"> </w:t>
-      </w:r>
-      <w:r>
-        <w:rPr>
-          <w:rFonts w:ascii="Arial" w:hAnsi="Arial" w:cs="Arial"/>
-          <w:kern w:val="0"/>
-          <w14:ligatures w14:val="none"/>
-        </w:rPr>
-        <w:t xml:space="preserve">em face </w:t>
-      </w:r>
-      <w:r>
-        <w:rPr>
-          <w:rFonts w:ascii="Arial" w:hAnsi="Arial" w:cs="Arial"/>
-          <w:kern w:val="0"/>
-          <w14:ligatures w14:val="none"/>
-        </w:rPr>
-        <w:t>de</w:t>
-      </w:r>
-      <w:r>
-        <w:rPr>
-          <w:rFonts w:ascii="Arial" w:hAnsi="Arial" w:cs="Arial"/>
-          <w:kern w:val="0"/>
-          <w14:ligatures w14:val="none"/>
-        </w:rPr>
-        <w:t xml:space="preserve"> </w:t>
-      </w:r>
-      <w:r>
-        <w:rPr>
-          <w:rFonts w:ascii="Arial" w:hAnsi="Arial" w:cs="Arial"/>
-          <w:b/>
-          <w:bCs/>
-          <w:kern w:val="0"/>
-          <w14:ligatures w14:val="none"/>
-        </w:rPr>
-        <w:t>[BANCO]</w:t>
-      </w:r>
-      <w:r>
-        <w:rPr>
-          <w:rFonts w:ascii="Arial" w:hAnsi="Arial" w:cs="Arial"/>
-          <w:b/>
-          <w:bCs/>
-          <w:kern w:val="0"/>
-          <w14:ligatures w14:val="none"/>
-        </w:rPr>
-        <w:t xml:space="preserve">, </w:t>
-      </w:r>
-      <w:r>
-        <w:rPr>
-          <w:rFonts w:ascii="Arial" w:hAnsi="Arial" w:cs="Arial"/>
-          <w:kern w:val="0"/>
-          <w14:ligatures w14:val="none"/>
-        </w:rPr>
-        <w:t xml:space="preserve">pessoa jurídica de direito privado, inscrita no CNPJ sob o n. </w:t>
-      </w:r>
-      <w:r>
-        <w:rPr>
-          <w:rFonts w:ascii="Arial" w:hAnsi="Arial" w:cs="Arial"/>
-          <w:b/>
-          <w:bCs/>
-          <w:kern w:val="0"/>
-          <w14:ligatures w14:val="none"/>
-        </w:rPr>
-        <w:t>[CNPJ]</w:t>
-      </w:r>
-      <w:r>
-        <w:rPr>
-          <w:rFonts w:ascii="Arial" w:hAnsi="Arial" w:cs="Arial"/>
-          <w:kern w:val="0"/>
-          <w14:ligatures w14:val="none"/>
-        </w:rPr>
-        <w:t xml:space="preserve">, situado à </w:t>
-      </w:r>
-      <w:r>
-        <w:rPr>
-          <w:rFonts w:ascii="Arial" w:hAnsi="Arial" w:cs="Arial"/>
-          <w:b/>
-          <w:bCs/>
-          <w:kern w:val="0"/>
-          <w14:ligatures w14:val="none"/>
-        </w:rPr>
-        <w:t>[</w:t>
-      </w:r>
-      <w:r>
-        <w:rPr>
-          <w:rFonts w:ascii="Arial" w:hAnsi="Arial" w:cs="Arial"/>
-          <w:b/>
-          <w:bCs/>
-          <w:kern w:val="0"/>
-          <w14:ligatures w14:val="none"/>
-        </w:rPr>
-        <w:t>ENDEREÇO DO BANCO</w:t>
-      </w:r>
-      <w:r>
-        <w:rPr>
-          <w:rFonts w:ascii="Arial" w:hAnsi="Arial" w:cs="Arial"/>
-          <w:b/>
-          <w:bCs/>
-          <w:kern w:val="0"/>
-          <w14:ligatures w14:val="none"/>
-        </w:rPr>
-        <w:t>]</w:t>
-      </w:r>
-      <w:r>
-        <w:rPr>
-          <w:rFonts w:ascii="Arial" w:hAnsi="Arial" w:cs="Arial"/>
-          <w:kern w:val="0"/>
-          <w14:ligatures w14:val="none"/>
-        </w:rPr>
-        <w:t>,</w:t>
-      </w:r>
-      <w:r>
-        <w:rPr>
-          <w:rFonts w:ascii="Arial" w:hAnsi="Arial" w:cs="Arial"/>
-          <w:kern w:val="0"/>
-          <w14:ligatures w14:val="none"/>
-        </w:rPr>
-        <w:t xml:space="preserve"> </w:t>
-      </w:r>
-      <w:r>
-        <w:rPr>
-          <w:rFonts w:ascii="Arial" w:hAnsi="Arial" w:cs="Arial"/>
-          <w:kern w:val="0"/>
-          <w14:ligatures w14:val="none"/>
-        </w:rPr>
-        <w:t>pelas razões de fato e de direito adiante expostas.</w:t>
+        <w:t/>
+      </w:r>
+      <w:r>
+        <w:rPr>
+          <w:rFonts w:ascii="Arial" w:hAnsi="Arial" w:cs="Arial"/>
+          <w:b/>
+          <w:bCs/>
+          <w:kern w:val="0"/>
+          <w14:ligatures w14:val="none"/>
+        </w:rPr>
+        <w:t xml:space="preserve"/>
+      </w:r>
+      <w:r>
+        <w:rPr>
+          <w:rFonts w:ascii="Arial" w:hAnsi="Arial" w:cs="Arial"/>
+          <w:kern w:val="0"/>
+          <w14:ligatures w14:val="none"/>
+        </w:rPr>
+        <w:t xml:space="preserve"/>
+      </w:r>
+      <w:r>
+        <w:rPr>
+          <w:rFonts w:ascii="Arial" w:hAnsi="Arial" w:cs="Arial"/>
+          <w:kern w:val="0"/>
+          <w14:ligatures w14:val="none"/>
+        </w:rPr>
+        <w:t/>
+      </w:r>
+      <w:r>
+        <w:rPr>
+          <w:rFonts w:ascii="Arial" w:hAnsi="Arial" w:cs="Arial"/>
+          <w:kern w:val="0"/>
+          <w14:ligatures w14:val="none"/>
+        </w:rPr>
+        <w:t xml:space="preserve"/>
+      </w:r>
+      <w:r>
+        <w:rPr>
+          <w:rFonts w:ascii="Arial" w:hAnsi="Arial" w:cs="Arial"/>
+          <w:b/>
+          <w:bCs/>
+          <w:kern w:val="0"/>
+          <w14:ligatures w14:val="none"/>
+        </w:rPr>
+        <w:t/>
+      </w:r>
+      <w:r>
+        <w:rPr>
+          <w:rFonts w:ascii="Arial" w:hAnsi="Arial" w:cs="Arial"/>
+          <w:b/>
+          <w:bCs/>
+          <w:kern w:val="0"/>
+          <w14:ligatures w14:val="none"/>
+        </w:rPr>
+        <w:t xml:space="preserve"/>
+      </w:r>
+      <w:r>
+        <w:rPr>
+          <w:rFonts w:ascii="Arial" w:hAnsi="Arial" w:cs="Arial"/>
+          <w:kern w:val="0"/>
+          <w14:ligatures w14:val="none"/>
+        </w:rPr>
+        <w:t xml:space="preserve"/>
+      </w:r>
+      <w:r>
+        <w:rPr>
+          <w:rFonts w:ascii="Arial" w:hAnsi="Arial" w:cs="Arial"/>
+          <w:b/>
+          <w:bCs/>
+          <w:kern w:val="0"/>
+          <w14:ligatures w14:val="none"/>
+        </w:rPr>
+        <w:t/>
+      </w:r>
+      <w:r>
+        <w:rPr>
+          <w:rFonts w:ascii="Arial" w:hAnsi="Arial" w:cs="Arial"/>
+          <w:kern w:val="0"/>
+          <w14:ligatures w14:val="none"/>
+        </w:rPr>
+        <w:t xml:space="preserve"/>
+      </w:r>
+      <w:r>
+        <w:rPr>
+          <w:rFonts w:ascii="Arial" w:hAnsi="Arial" w:cs="Arial"/>
+          <w:b/>
+          <w:bCs/>
+          <w:kern w:val="0"/>
+          <w14:ligatures w14:val="none"/>
+        </w:rPr>
+        <w:t/>
+      </w:r>
+      <w:r>
+        <w:rPr>
+          <w:rFonts w:ascii="Arial" w:hAnsi="Arial" w:cs="Arial"/>
+          <w:b/>
+          <w:bCs/>
+          <w:kern w:val="0"/>
+          <w14:ligatures w14:val="none"/>
+        </w:rPr>
+        <w:t/>
+      </w:r>
+      <w:r>
+        <w:rPr>
+          <w:rFonts w:ascii="Arial" w:hAnsi="Arial" w:cs="Arial"/>
+          <w:b/>
+          <w:bCs/>
+          <w:kern w:val="0"/>
+          <w14:ligatures w14:val="none"/>
+        </w:rPr>
+        <w:t/>
+      </w:r>
+      <w:r>
+        <w:rPr>
+          <w:rFonts w:ascii="Arial" w:hAnsi="Arial" w:cs="Arial"/>
+          <w:kern w:val="0"/>
+          <w14:ligatures w14:val="none"/>
+        </w:rPr>
+        <w:t/>
+      </w:r>
+      <w:r>
+        <w:rPr>
+          <w:rFonts w:ascii="Arial" w:hAnsi="Arial" w:cs="Arial"/>
+          <w:kern w:val="0"/>
+          <w14:ligatures w14:val="none"/>
+        </w:rPr>
+        <w:t xml:space="preserve"/>
+      </w:r>
+      <w:r>
+        <w:rPr>
+          <w:rFonts w:ascii="Arial" w:hAnsi="Arial" w:cs="Arial"/>
+          <w:kern w:val="0"/>
+          <w14:ligatures w14:val="none"/>
+        </w:rPr>
+        <w:t/>
       </w:r>
     </w:p>
     <w:p>
@@ -837,166 +837,166 @@
           <w:kern w:val="0"/>
           <w14:ligatures w14:val="none"/>
         </w:rPr>
-        <w:t xml:space="preserve">Em </w:t>
-      </w:r>
-      <w:r>
-        <w:rPr>
-          <w:rFonts w:ascii="Arial" w:hAnsi="Arial" w:cs="Arial"/>
-          <w:b/>
-          <w:bCs/>
-          <w:kern w:val="0"/>
-          <w14:ligatures w14:val="none"/>
-        </w:rPr>
-        <w:t>[</w:t>
-      </w:r>
-      <w:r>
-        <w:rPr>
-          <w:rFonts w:ascii="Arial" w:hAnsi="Arial" w:cs="Arial"/>
-          <w:b/>
-          <w:bCs/>
-          <w:kern w:val="0"/>
-          <w14:ligatures w14:val="none"/>
-        </w:rPr>
-        <w:t>DATA DO CONTRATO</w:t>
-      </w:r>
-      <w:r>
-        <w:rPr>
-          <w:rFonts w:ascii="Arial" w:hAnsi="Arial" w:cs="Arial"/>
-          <w:b/>
-          <w:bCs/>
-          <w:kern w:val="0"/>
-          <w14:ligatures w14:val="none"/>
-        </w:rPr>
-        <w:t>]</w:t>
-      </w:r>
-      <w:r>
-        <w:rPr>
-          <w:rFonts w:ascii="Arial" w:hAnsi="Arial" w:cs="Arial"/>
-          <w:kern w:val="0"/>
-          <w14:ligatures w14:val="none"/>
-        </w:rPr>
-        <w:t>,</w:t>
-      </w:r>
-      <w:r>
-        <w:t xml:space="preserve"> </w:t>
-      </w:r>
-      <w:r>
-        <w:rPr>
-          <w:rFonts w:ascii="Arial" w:hAnsi="Arial" w:cs="Arial"/>
-          <w:kern w:val="0"/>
-          <w14:ligatures w14:val="none"/>
-        </w:rPr>
-        <w:t xml:space="preserve">a parte autora celebrou contrato destinado à </w:t>
-      </w:r>
-      <w:r>
-        <w:rPr>
-          <w:rFonts w:ascii="Arial" w:hAnsi="Arial" w:cs="Arial"/>
-          <w:b/>
-          <w:bCs/>
-          <w:kern w:val="0"/>
-          <w14:ligatures w14:val="none"/>
-        </w:rPr>
-        <w:t xml:space="preserve">aquisição de </w:t>
-      </w:r>
-      <w:r>
-        <w:rPr>
-          <w:rFonts w:ascii="Arial" w:hAnsi="Arial" w:cs="Arial"/>
-          <w:b/>
-          <w:bCs/>
-          <w:kern w:val="0"/>
-          <w14:ligatures w14:val="none"/>
-        </w:rPr>
-        <w:t>carro</w:t>
-      </w:r>
-      <w:r>
-        <w:rPr>
-          <w:rFonts w:ascii="Arial" w:hAnsi="Arial" w:cs="Arial"/>
-          <w:b/>
-          <w:bCs/>
-          <w:kern w:val="0"/>
-          <w14:ligatures w14:val="none"/>
-        </w:rPr>
-        <w:t xml:space="preserve"> </w:t>
-      </w:r>
-      <w:r>
-        <w:rPr>
-          <w:rFonts w:ascii="Arial" w:hAnsi="Arial" w:cs="Arial"/>
-          <w:b/>
-          <w:bCs/>
-          <w:kern w:val="0"/>
-          <w14:ligatures w14:val="none"/>
-        </w:rPr>
-        <w:t>[</w:t>
-      </w:r>
-      <w:r>
-        <w:rPr>
-          <w:rFonts w:ascii="Arial" w:hAnsi="Arial" w:cs="Arial"/>
-          <w:b/>
-          <w:bCs/>
-          <w:kern w:val="0"/>
-          <w14:ligatures w14:val="none"/>
-        </w:rPr>
-        <w:t>CARRO FINANCIADO</w:t>
-      </w:r>
-      <w:r>
-        <w:rPr>
-          <w:rFonts w:ascii="Arial" w:hAnsi="Arial" w:cs="Arial"/>
-          <w:b/>
-          <w:bCs/>
-          <w:kern w:val="0"/>
-          <w14:ligatures w14:val="none"/>
-        </w:rPr>
-        <w:t>]</w:t>
-      </w:r>
-      <w:r>
-        <w:rPr>
-          <w:rFonts w:ascii="Arial" w:hAnsi="Arial" w:cs="Arial"/>
-          <w:b/>
-          <w:bCs/>
-          <w:kern w:val="0"/>
-          <w14:ligatures w14:val="none"/>
-        </w:rPr>
-        <w:t xml:space="preserve">, ano </w:t>
-      </w:r>
-      <w:r>
-        <w:rPr>
-          <w:rFonts w:ascii="Arial" w:hAnsi="Arial" w:cs="Arial"/>
-          <w:b/>
-          <w:bCs/>
-          <w:kern w:val="0"/>
-          <w14:ligatures w14:val="none"/>
-        </w:rPr>
-        <w:t>[</w:t>
-      </w:r>
-      <w:r>
-        <w:rPr>
-          <w:rFonts w:ascii="Arial" w:hAnsi="Arial" w:cs="Arial"/>
-          <w:b/>
-          <w:bCs/>
-          <w:kern w:val="0"/>
-          <w14:ligatures w14:val="none"/>
-        </w:rPr>
-        <w:t>ANO DO CARRO FINANCIADO</w:t>
-      </w:r>
-      <w:r>
-        <w:rPr>
-          <w:rFonts w:ascii="Arial" w:hAnsi="Arial" w:cs="Arial"/>
-          <w:b/>
-          <w:bCs/>
-          <w:kern w:val="0"/>
-          <w14:ligatures w14:val="none"/>
-        </w:rPr>
-        <w:t>]</w:t>
-      </w:r>
-      <w:r>
-        <w:rPr>
-          <w:rFonts w:ascii="Arial" w:hAnsi="Arial" w:cs="Arial"/>
-          <w:b/>
-          <w:bCs/>
-          <w:kern w:val="0"/>
-          <w14:ligatures w14:val="none"/>
-        </w:rPr>
-        <w:t>.</w:t>
+        <w:t xml:space="preserve">Em {DATA_CONTRATO}, a parte autora celebrou contrato destinado à aquisição de carro {VEICULO}, ano {ANO_VEICULO}.</w:t>
+      </w:r>
+      <w:r>
+        <w:rPr>
+          <w:rFonts w:ascii="Arial" w:hAnsi="Arial" w:cs="Arial"/>
+          <w:b/>
+          <w:bCs/>
+          <w:kern w:val="0"/>
+          <w14:ligatures w14:val="none"/>
+        </w:rPr>
+        <w:t/>
+      </w:r>
+      <w:r>
+        <w:rPr>
+          <w:rFonts w:ascii="Arial" w:hAnsi="Arial" w:cs="Arial"/>
+          <w:b/>
+          <w:bCs/>
+          <w:kern w:val="0"/>
+          <w14:ligatures w14:val="none"/>
+        </w:rPr>
+        <w:t/>
+      </w:r>
+      <w:r>
+        <w:rPr>
+          <w:rFonts w:ascii="Arial" w:hAnsi="Arial" w:cs="Arial"/>
+          <w:b/>
+          <w:bCs/>
+          <w:kern w:val="0"/>
+          <w14:ligatures w14:val="none"/>
+        </w:rPr>
+        <w:t/>
+      </w:r>
+      <w:r>
+        <w:rPr>
+          <w:rFonts w:ascii="Arial" w:hAnsi="Arial" w:cs="Arial"/>
+          <w:kern w:val="0"/>
+          <w14:ligatures w14:val="none"/>
+        </w:rPr>
+        <w:t/>
+      </w:r>
+      <w:r>
+        <w:t xml:space="preserve"/>
+      </w:r>
+      <w:r>
+        <w:rPr>
+          <w:rFonts w:ascii="Arial" w:hAnsi="Arial" w:cs="Arial"/>
+          <w:kern w:val="0"/>
+          <w14:ligatures w14:val="none"/>
+        </w:rPr>
+        <w:t xml:space="preserve"/>
+      </w:r>
+      <w:r>
+        <w:rPr>
+          <w:rFonts w:ascii="Arial" w:hAnsi="Arial" w:cs="Arial"/>
+          <w:b/>
+          <w:bCs/>
+          <w:kern w:val="0"/>
+          <w14:ligatures w14:val="none"/>
+        </w:rPr>
+        <w:t xml:space="preserve"/>
+      </w:r>
+      <w:r>
+        <w:rPr>
+          <w:rFonts w:ascii="Arial" w:hAnsi="Arial" w:cs="Arial"/>
+          <w:b/>
+          <w:bCs/>
+          <w:kern w:val="0"/>
+          <w14:ligatures w14:val="none"/>
+        </w:rPr>
+        <w:t/>
+      </w:r>
+      <w:r>
+        <w:rPr>
+          <w:rFonts w:ascii="Arial" w:hAnsi="Arial" w:cs="Arial"/>
+          <w:b/>
+          <w:bCs/>
+          <w:kern w:val="0"/>
+          <w14:ligatures w14:val="none"/>
+        </w:rPr>
+        <w:t xml:space="preserve"/>
+      </w:r>
+      <w:r>
+        <w:rPr>
+          <w:rFonts w:ascii="Arial" w:hAnsi="Arial" w:cs="Arial"/>
+          <w:b/>
+          <w:bCs/>
+          <w:kern w:val="0"/>
+          <w14:ligatures w14:val="none"/>
+        </w:rPr>
+        <w:t/>
+      </w:r>
+      <w:r>
+        <w:rPr>
+          <w:rFonts w:ascii="Arial" w:hAnsi="Arial" w:cs="Arial"/>
+          <w:b/>
+          <w:bCs/>
+          <w:kern w:val="0"/>
+          <w14:ligatures w14:val="none"/>
+        </w:rPr>
+        <w:t/>
+      </w:r>
+      <w:r>
+        <w:rPr>
+          <w:rFonts w:ascii="Arial" w:hAnsi="Arial" w:cs="Arial"/>
+          <w:b/>
+          <w:bCs/>
+          <w:kern w:val="0"/>
+          <w14:ligatures w14:val="none"/>
+        </w:rPr>
+        <w:t/>
+      </w:r>
+      <w:r>
+        <w:rPr>
+          <w:rFonts w:ascii="Arial" w:hAnsi="Arial" w:cs="Arial"/>
+          <w:b/>
+          <w:bCs/>
+          <w:kern w:val="0"/>
+          <w14:ligatures w14:val="none"/>
+        </w:rPr>
+        <w:t xml:space="preserve"/>
+      </w:r>
+      <w:r>
+        <w:rPr>
+          <w:rFonts w:ascii="Arial" w:hAnsi="Arial" w:cs="Arial"/>
+          <w:b/>
+          <w:bCs/>
+          <w:kern w:val="0"/>
+          <w14:ligatures w14:val="none"/>
+        </w:rPr>
+        <w:t/>
+      </w:r>
+      <w:r>
+        <w:rPr>
+          <w:rFonts w:ascii="Arial" w:hAnsi="Arial" w:cs="Arial"/>
+          <w:b/>
+          <w:bCs/>
+          <w:kern w:val="0"/>
+          <w14:ligatures w14:val="none"/>
+        </w:rPr>
+        <w:t/>
+      </w:r>
+      <w:r>
+        <w:rPr>
+          <w:rFonts w:ascii="Arial" w:hAnsi="Arial" w:cs="Arial"/>
+          <w:b/>
+          <w:bCs/>
+          <w:kern w:val="0"/>
+          <w14:ligatures w14:val="none"/>
+        </w:rPr>
+        <w:t/>
+      </w:r>
+      <w:r>
+        <w:rPr>
+          <w:rFonts w:ascii="Arial" w:hAnsi="Arial" w:cs="Arial"/>
+          <w:b/>
+          <w:bCs/>
+          <w:kern w:val="0"/>
+          <w14:ligatures w14:val="none"/>
+        </w:rPr>
+        <w:t/>
       </w:r>
     </w:p>
     <w:p>
@@ -1336,7 +1336,7 @@
                 <w:kern w:val="0"/>
                 <w14:ligatures w14:val="none"/>
               </w:rPr>
-              <w:t>[</w:t>
+              <w:t xml:space="preserve">{NUMERO_CONTRATO}</w:t>
             </w:r>
             <w:r>
               <w:rPr>
@@ -1346,7 +1346,7 @@
                 <w:kern w:val="0"/>
                 <w14:ligatures w14:val="none"/>
               </w:rPr>
-              <w:t>PREENCHER</w:t>
+              <w:t/>
             </w:r>
             <w:r>
               <w:rPr>
@@ -1356,7 +1356,7 @@
                 <w:kern w:val="0"/>
                 <w14:ligatures w14:val="none"/>
               </w:rPr>
-              <w:t>]</w:t>
+              <w:t/>
             </w:r>
           </w:p>
         </w:tc>
@@ -1425,7 +1425,7 @@
                 <w:kern w:val="0"/>
                 <w14:ligatures w14:val="none"/>
               </w:rPr>
-              <w:t>[</w:t>
+              <w:t xml:space="preserve">{VALOR_PRINCIPAL}</w:t>
             </w:r>
             <w:r>
               <w:rPr>
@@ -1435,7 +1435,7 @@
                 <w:kern w:val="0"/>
                 <w14:ligatures w14:val="none"/>
               </w:rPr>
-              <w:t>PREENCHER</w:t>
+              <w:t/>
             </w:r>
             <w:r>
               <w:rPr>
@@ -1445,7 +1445,7 @@
                 <w:kern w:val="0"/>
                 <w14:ligatures w14:val="none"/>
               </w:rPr>
-              <w:t>]</w:t>
+              <w:t/>
             </w:r>
           </w:p>
         </w:tc>
@@ -1514,7 +1514,7 @@
                 <w:kern w:val="0"/>
                 <w14:ligatures w14:val="none"/>
               </w:rPr>
-              <w:t>[</w:t>
+              <w:t xml:space="preserve">{VALOR_LIQUIDO}</w:t>
             </w:r>
             <w:r>
               <w:rPr>
@@ -1524,7 +1524,7 @@
                 <w:kern w:val="0"/>
                 <w14:ligatures w14:val="none"/>
               </w:rPr>
-              <w:t>PREENCHER</w:t>
+              <w:t/>
             </w:r>
             <w:r>
               <w:rPr>
@@ -1534,7 +1534,7 @@
                 <w:kern w:val="0"/>
                 <w14:ligatures w14:val="none"/>
               </w:rPr>
-              <w:t>]</w:t>
+              <w:t/>
             </w:r>
           </w:p>
         </w:tc>
@@ -1603,7 +1603,7 @@
                 <w:kern w:val="0"/>
                 <w14:ligatures w14:val="none"/>
               </w:rPr>
-              <w:t>[</w:t>
+              <w:t xml:space="preserve">{VALOR_TOTAL}</w:t>
             </w:r>
             <w:r>
               <w:rPr>
@@ -1613,7 +1613,7 @@
                 <w:kern w:val="0"/>
                 <w14:ligatures w14:val="none"/>
               </w:rPr>
-              <w:t>PREENCHER</w:t>
+              <w:t/>
             </w:r>
             <w:r>
               <w:rPr>
@@ -1623,7 +1623,7 @@
                 <w:kern w:val="0"/>
                 <w14:ligatures w14:val="none"/>
               </w:rPr>
-              <w:t>]</w:t>
+              <w:t/>
             </w:r>
           </w:p>
         </w:tc>
@@ -1692,7 +1692,7 @@
                 <w:kern w:val="0"/>
                 <w14:ligatures w14:val="none"/>
               </w:rPr>
-              <w:t>[</w:t>
+              <w:t xml:space="preserve">{TAXA_JUROS}</w:t>
             </w:r>
             <w:r>
               <w:rPr>
@@ -1702,7 +1702,7 @@
                 <w:kern w:val="0"/>
                 <w14:ligatures w14:val="none"/>
               </w:rPr>
-              <w:t>PREENCHER</w:t>
+              <w:t/>
             </w:r>
             <w:r>
               <w:rPr>
@@ -1712,7 +1712,7 @@
                 <w:kern w:val="0"/>
                 <w14:ligatures w14:val="none"/>
               </w:rPr>
-              <w:t>]</w:t>
+              <w:t/>
             </w:r>
           </w:p>
         </w:tc>
@@ -1781,7 +1781,7 @@
                 <w:kern w:val="0"/>
                 <w14:ligatures w14:val="none"/>
               </w:rPr>
-              <w:t>[</w:t>
+              <w:t xml:space="preserve">{CET}</w:t>
             </w:r>
             <w:r>
               <w:rPr>
@@ -1791,7 +1791,7 @@
                 <w:kern w:val="0"/>
                 <w14:ligatures w14:val="none"/>
               </w:rPr>
-              <w:t>PREENCHER</w:t>
+              <w:t/>
             </w:r>
             <w:r>
               <w:rPr>
@@ -1801,7 +1801,7 @@
                 <w:kern w:val="0"/>
                 <w14:ligatures w14:val="none"/>
               </w:rPr>
-              <w:t>]</w:t>
+              <w:t/>
             </w:r>
           </w:p>
         </w:tc>
@@ -1874,7 +1874,7 @@
                 <w:kern w:val="0"/>
                 <w14:ligatures w14:val="none"/>
               </w:rPr>
-              <w:t>[</w:t>
+              <w:t xml:space="preserve">{QTD_PARCELAS}</w:t>
             </w:r>
             <w:r>
               <w:rPr>
@@ -1884,7 +1884,7 @@
                 <w:kern w:val="0"/>
                 <w14:ligatures w14:val="none"/>
               </w:rPr>
-              <w:t>PREENCHER</w:t>
+              <w:t/>
             </w:r>
             <w:r>
               <w:rPr>
@@ -1894,7 +1894,7 @@
                 <w:kern w:val="0"/>
                 <w14:ligatures w14:val="none"/>
               </w:rPr>
-              <w:t>]</w:t>
+              <w:t/>
             </w:r>
           </w:p>
         </w:tc>
@@ -1963,7 +1963,7 @@
                 <w:kern w:val="0"/>
                 <w14:ligatures w14:val="none"/>
               </w:rPr>
-              <w:t>[</w:t>
+              <w:t xml:space="preserve">{VALOR_PARCELA}</w:t>
             </w:r>
             <w:r>
               <w:rPr>
@@ -1973,7 +1973,7 @@
                 <w:kern w:val="0"/>
                 <w14:ligatures w14:val="none"/>
               </w:rPr>
-              <w:t>PREENCHER</w:t>
+              <w:t/>
             </w:r>
             <w:r>
               <w:rPr>
@@ -1983,7 +1983,7 @@
                 <w:kern w:val="0"/>
                 <w14:ligatures w14:val="none"/>
               </w:rPr>
-              <w:t>]</w:t>
+              <w:t/>
             </w:r>
           </w:p>
         </w:tc>
@@ -2052,7 +2052,7 @@
                 <w:kern w:val="0"/>
                 <w14:ligatures w14:val="none"/>
               </w:rPr>
-              <w:t>[</w:t>
+              <w:t xml:space="preserve">{TARIFA_AVALIACAO_TBL}</w:t>
             </w:r>
             <w:r>
               <w:rPr>
@@ -2062,7 +2062,7 @@
                 <w:kern w:val="0"/>
                 <w14:ligatures w14:val="none"/>
               </w:rPr>
-              <w:t>PREENCHER</w:t>
+              <w:t/>
             </w:r>
             <w:r>
               <w:rPr>
@@ -2072,7 +2072,7 @@
                 <w:kern w:val="0"/>
                 <w14:ligatures w14:val="none"/>
               </w:rPr>
-              <w:t>]</w:t>
+              <w:t/>
             </w:r>
           </w:p>
         </w:tc>
@@ -2141,7 +2141,7 @@
                 <w:kern w:val="0"/>
                 <w14:ligatures w14:val="none"/>
               </w:rPr>
-              <w:t>[</w:t>
+              <w:t xml:space="preserve">{DESPESAS_REGISTRO}</w:t>
             </w:r>
             <w:r>
               <w:rPr>
@@ -2151,7 +2151,7 @@
                 <w:kern w:val="0"/>
                 <w14:ligatures w14:val="none"/>
               </w:rPr>
-              <w:t>PREENCHER</w:t>
+              <w:t/>
             </w:r>
             <w:r>
               <w:rPr>
@@ -2161,7 +2161,7 @@
                 <w:kern w:val="0"/>
                 <w14:ligatures w14:val="none"/>
               </w:rPr>
-              <w:t>]</w:t>
+              <w:t/>
             </w:r>
           </w:p>
         </w:tc>
@@ -2233,7 +2233,7 @@
                 <w:kern w:val="0"/>
                 <w14:ligatures w14:val="none"/>
               </w:rPr>
-              <w:t>[</w:t>
+              <w:t xml:space="preserve">{SEGURO}</w:t>
             </w:r>
             <w:r>
               <w:rPr>
@@ -2243,7 +2243,7 @@
                 <w:kern w:val="0"/>
                 <w14:ligatures w14:val="none"/>
               </w:rPr>
-              <w:t>PREENCHER</w:t>
+              <w:t/>
             </w:r>
             <w:r>
               <w:rPr>
@@ -2253,7 +2253,7 @@
                 <w:kern w:val="0"/>
                 <w14:ligatures w14:val="none"/>
               </w:rPr>
-              <w:t>]</w:t>
+              <w:t/>
             </w:r>
           </w:p>
         </w:tc>
@@ -2324,7 +2324,7 @@
                 <w:kern w:val="0"/>
                 <w14:ligatures w14:val="none"/>
               </w:rPr>
-              <w:t>[</w:t>
+              <w:t xml:space="preserve">{TARIFA_CADASTRO_TBL}</w:t>
             </w:r>
             <w:r>
               <w:rPr>
@@ -2334,7 +2334,7 @@
                 <w:kern w:val="0"/>
                 <w14:ligatures w14:val="none"/>
               </w:rPr>
-              <w:t>PREENCHER</w:t>
+              <w:t/>
             </w:r>
             <w:r>
               <w:rPr>
@@ -2344,7 +2344,7 @@
                 <w:kern w:val="0"/>
                 <w14:ligatures w14:val="none"/>
               </w:rPr>
-              <w:t>]</w:t>
+              <w:t/>
             </w:r>
           </w:p>
         </w:tc>
@@ -3236,193 +3236,193 @@
           <w:kern w:val="0"/>
           <w14:ligatures w14:val="none"/>
         </w:rPr>
-        <w:t xml:space="preserve">No contrato em análise, pactuaram-se juros de </w:t>
-      </w:r>
-      <w:r>
-        <w:rPr>
-          <w:rFonts w:ascii="Arial" w:hAnsi="Arial" w:cs="Arial"/>
-          <w:b/>
-          <w:bCs/>
-          <w:kern w:val="0"/>
-          <w14:ligatures w14:val="none"/>
-        </w:rPr>
-        <w:t>[</w:t>
-      </w:r>
-      <w:r>
-        <w:rPr>
-          <w:rFonts w:ascii="Arial" w:hAnsi="Arial" w:cs="Arial"/>
-          <w:b/>
-          <w:bCs/>
-          <w:kern w:val="0"/>
-          <w14:ligatures w14:val="none"/>
-        </w:rPr>
-        <w:t>PREENCHER</w:t>
-      </w:r>
-      <w:r>
-        <w:rPr>
-          <w:rFonts w:ascii="Arial" w:hAnsi="Arial" w:cs="Arial"/>
-          <w:b/>
-          <w:bCs/>
-          <w:kern w:val="0"/>
-          <w14:ligatures w14:val="none"/>
-        </w:rPr>
-        <w:t>]</w:t>
-      </w:r>
-      <w:r>
-        <w:rPr>
-          <w:rFonts w:ascii="Arial" w:hAnsi="Arial" w:cs="Arial"/>
-          <w:kern w:val="0"/>
-          <w14:ligatures w14:val="none"/>
-        </w:rPr>
-        <w:t>%</w:t>
-      </w:r>
-      <w:r>
-        <w:rPr>
-          <w:rFonts w:ascii="Arial" w:hAnsi="Arial" w:cs="Arial"/>
-          <w:kern w:val="0"/>
-          <w14:ligatures w14:val="none"/>
-        </w:rPr>
-        <w:t xml:space="preserve"> </w:t>
-      </w:r>
-      <w:r>
-        <w:rPr>
-          <w:rFonts w:ascii="Arial" w:hAnsi="Arial" w:cs="Arial"/>
-          <w:kern w:val="0"/>
-          <w14:ligatures w14:val="none"/>
-        </w:rPr>
-        <w:t xml:space="preserve">ao mês e </w:t>
-      </w:r>
-      <w:r>
-        <w:rPr>
-          <w:rFonts w:ascii="Arial" w:hAnsi="Arial" w:cs="Arial"/>
-          <w:b/>
-          <w:bCs/>
-          <w:kern w:val="0"/>
-          <w14:ligatures w14:val="none"/>
-        </w:rPr>
-        <w:t>[</w:t>
-      </w:r>
-      <w:r>
-        <w:rPr>
-          <w:rFonts w:ascii="Arial" w:hAnsi="Arial" w:cs="Arial"/>
-          <w:b/>
-          <w:bCs/>
-          <w:kern w:val="0"/>
-          <w14:ligatures w14:val="none"/>
-        </w:rPr>
-        <w:t>PREENCHER</w:t>
-      </w:r>
-      <w:r>
-        <w:rPr>
-          <w:rFonts w:ascii="Arial" w:hAnsi="Arial" w:cs="Arial"/>
-          <w:b/>
-          <w:bCs/>
-          <w:kern w:val="0"/>
-          <w14:ligatures w14:val="none"/>
-        </w:rPr>
-        <w:t>]</w:t>
-      </w:r>
-      <w:r>
-        <w:rPr>
-          <w:rFonts w:ascii="Arial" w:hAnsi="Arial" w:cs="Arial"/>
-          <w:kern w:val="0"/>
-          <w14:ligatures w14:val="none"/>
-        </w:rPr>
-        <w:t>%</w:t>
-      </w:r>
-      <w:r>
-        <w:rPr>
-          <w:rFonts w:ascii="Arial" w:hAnsi="Arial" w:cs="Arial"/>
-          <w:kern w:val="0"/>
-          <w14:ligatures w14:val="none"/>
-        </w:rPr>
-        <w:t xml:space="preserve"> ao ano</w:t>
-      </w:r>
-      <w:r>
-        <w:rPr>
-          <w:rFonts w:ascii="Arial" w:hAnsi="Arial" w:cs="Arial"/>
-          <w:kern w:val="0"/>
-          <w14:ligatures w14:val="none"/>
-        </w:rPr>
-        <w:t xml:space="preserve">. </w:t>
-      </w:r>
-      <w:r>
-        <w:rPr>
-          <w:rFonts w:ascii="Arial" w:hAnsi="Arial" w:cs="Arial"/>
-          <w:kern w:val="0"/>
-          <w14:ligatures w14:val="none"/>
-        </w:rPr>
-        <w:t>Contudo,</w:t>
-      </w:r>
-      <w:r>
-        <w:rPr>
-          <w:rFonts w:ascii="Arial" w:hAnsi="Arial" w:cs="Arial"/>
-          <w:kern w:val="0"/>
-          <w14:ligatures w14:val="none"/>
-        </w:rPr>
-        <w:t xml:space="preserve"> </w:t>
-      </w:r>
-      <w:r>
-        <w:rPr>
-          <w:rFonts w:ascii="Arial" w:hAnsi="Arial" w:cs="Arial"/>
-          <w:kern w:val="0"/>
-          <w14:ligatures w14:val="none"/>
-        </w:rPr>
-        <w:t>o Parecer Técnico Contábil demonstra que tais índices supera</w:t>
-      </w:r>
-      <w:r>
-        <w:rPr>
-          <w:rFonts w:ascii="Arial" w:hAnsi="Arial" w:cs="Arial"/>
-          <w:kern w:val="0"/>
-          <w14:ligatures w14:val="none"/>
-        </w:rPr>
-        <w:t>ram</w:t>
-      </w:r>
-      <w:r>
-        <w:rPr>
-          <w:rFonts w:ascii="Arial" w:hAnsi="Arial" w:cs="Arial"/>
-          <w:kern w:val="0"/>
-          <w14:ligatures w14:val="none"/>
-        </w:rPr>
-        <w:t xml:space="preserve"> a </w:t>
-      </w:r>
-      <w:r>
-        <w:rPr>
-          <w:rFonts w:ascii="Arial" w:hAnsi="Arial" w:cs="Arial"/>
-          <w:b/>
-          <w:bCs/>
-          <w:kern w:val="0"/>
-          <w14:ligatures w14:val="none"/>
-        </w:rPr>
-        <w:t>taxa média de mercado divulgada pelo BACEN</w:t>
-      </w:r>
-      <w:r>
-        <w:rPr>
-          <w:rFonts w:ascii="Arial" w:hAnsi="Arial" w:cs="Arial"/>
-          <w:kern w:val="0"/>
-          <w14:ligatures w14:val="none"/>
-        </w:rPr>
-        <w:t xml:space="preserve"> para o período, que era de </w:t>
-      </w:r>
-      <w:r>
-        <w:rPr>
-          <w:rFonts w:ascii="Arial" w:hAnsi="Arial" w:cs="Arial"/>
-          <w:b/>
-          <w:bCs/>
-          <w:kern w:val="0"/>
-          <w14:ligatures w14:val="none"/>
-        </w:rPr>
-        <w:t>[</w:t>
-      </w:r>
-      <w:r>
-        <w:rPr>
-          <w:rFonts w:ascii="Arial" w:hAnsi="Arial" w:cs="Arial"/>
-          <w:b/>
-          <w:bCs/>
-          <w:kern w:val="0"/>
-          <w14:ligatures w14:val="none"/>
-        </w:rPr>
-        <w:t xml:space="preserve">TAXA DO </w:t>
+        <w:t xml:space="preserve">No contrato em análise, pactuaram-se juros de {TAXA_JUROS_MES}% ao mês e {TAXA_JUROS_ANO}% ao ano. Contudo, o Parecer Técnico Contábil demonstra que tais índices superaram a taxa média de mercado divulgada pelo BACEN para o período, que era de {TAXA_BACEN}% ao mês e {TAXA_BACEN}% ao ano ao ano. Essa discrepância configura nítido o desequilíbrio contratual e a onerosidade excessiva ao consumidor, justificando a revisão das cláusulas financeiras para adequá-las aos parâmetros do órgão regulador.</w:t>
+      </w:r>
+      <w:r>
+        <w:rPr>
+          <w:rFonts w:ascii="Arial" w:hAnsi="Arial" w:cs="Arial"/>
+          <w:b/>
+          <w:bCs/>
+          <w:kern w:val="0"/>
+          <w14:ligatures w14:val="none"/>
+        </w:rPr>
+        <w:t/>
+      </w:r>
+      <w:r>
+        <w:rPr>
+          <w:rFonts w:ascii="Arial" w:hAnsi="Arial" w:cs="Arial"/>
+          <w:b/>
+          <w:bCs/>
+          <w:kern w:val="0"/>
+          <w14:ligatures w14:val="none"/>
+        </w:rPr>
+        <w:t/>
+      </w:r>
+      <w:r>
+        <w:rPr>
+          <w:rFonts w:ascii="Arial" w:hAnsi="Arial" w:cs="Arial"/>
+          <w:b/>
+          <w:bCs/>
+          <w:kern w:val="0"/>
+          <w14:ligatures w14:val="none"/>
+        </w:rPr>
+        <w:t/>
+      </w:r>
+      <w:r>
+        <w:rPr>
+          <w:rFonts w:ascii="Arial" w:hAnsi="Arial" w:cs="Arial"/>
+          <w:kern w:val="0"/>
+          <w14:ligatures w14:val="none"/>
+        </w:rPr>
+        <w:t/>
+      </w:r>
+      <w:r>
+        <w:rPr>
+          <w:rFonts w:ascii="Arial" w:hAnsi="Arial" w:cs="Arial"/>
+          <w:kern w:val="0"/>
+          <w14:ligatures w14:val="none"/>
+        </w:rPr>
+        <w:t xml:space="preserve"/>
+      </w:r>
+      <w:r>
+        <w:rPr>
+          <w:rFonts w:ascii="Arial" w:hAnsi="Arial" w:cs="Arial"/>
+          <w:kern w:val="0"/>
+          <w14:ligatures w14:val="none"/>
+        </w:rPr>
+        <w:t xml:space="preserve"/>
+      </w:r>
+      <w:r>
+        <w:rPr>
+          <w:rFonts w:ascii="Arial" w:hAnsi="Arial" w:cs="Arial"/>
+          <w:b/>
+          <w:bCs/>
+          <w:kern w:val="0"/>
+          <w14:ligatures w14:val="none"/>
+        </w:rPr>
+        <w:t/>
+      </w:r>
+      <w:r>
+        <w:rPr>
+          <w:rFonts w:ascii="Arial" w:hAnsi="Arial" w:cs="Arial"/>
+          <w:b/>
+          <w:bCs/>
+          <w:kern w:val="0"/>
+          <w14:ligatures w14:val="none"/>
+        </w:rPr>
+        <w:t/>
+      </w:r>
+      <w:r>
+        <w:rPr>
+          <w:rFonts w:ascii="Arial" w:hAnsi="Arial" w:cs="Arial"/>
+          <w:b/>
+          <w:bCs/>
+          <w:kern w:val="0"/>
+          <w14:ligatures w14:val="none"/>
+        </w:rPr>
+        <w:t/>
+      </w:r>
+      <w:r>
+        <w:rPr>
+          <w:rFonts w:ascii="Arial" w:hAnsi="Arial" w:cs="Arial"/>
+          <w:kern w:val="0"/>
+          <w14:ligatures w14:val="none"/>
+        </w:rPr>
+        <w:t/>
+      </w:r>
+      <w:r>
+        <w:rPr>
+          <w:rFonts w:ascii="Arial" w:hAnsi="Arial" w:cs="Arial"/>
+          <w:kern w:val="0"/>
+          <w14:ligatures w14:val="none"/>
+        </w:rPr>
+        <w:t xml:space="preserve"/>
+      </w:r>
+      <w:r>
+        <w:rPr>
+          <w:rFonts w:ascii="Arial" w:hAnsi="Arial" w:cs="Arial"/>
+          <w:kern w:val="0"/>
+          <w14:ligatures w14:val="none"/>
+        </w:rPr>
+        <w:t xml:space="preserve"/>
+      </w:r>
+      <w:r>
+        <w:rPr>
+          <w:rFonts w:ascii="Arial" w:hAnsi="Arial" w:cs="Arial"/>
+          <w:kern w:val="0"/>
+          <w14:ligatures w14:val="none"/>
+        </w:rPr>
+        <w:t/>
+      </w:r>
+      <w:r>
+        <w:rPr>
+          <w:rFonts w:ascii="Arial" w:hAnsi="Arial" w:cs="Arial"/>
+          <w:kern w:val="0"/>
+          <w14:ligatures w14:val="none"/>
+        </w:rPr>
+        <w:t xml:space="preserve"/>
+      </w:r>
+      <w:r>
+        <w:rPr>
+          <w:rFonts w:ascii="Arial" w:hAnsi="Arial" w:cs="Arial"/>
+          <w:kern w:val="0"/>
+          <w14:ligatures w14:val="none"/>
+        </w:rPr>
+        <w:t/>
+      </w:r>
+      <w:r>
+        <w:rPr>
+          <w:rFonts w:ascii="Arial" w:hAnsi="Arial" w:cs="Arial"/>
+          <w:kern w:val="0"/>
+          <w14:ligatures w14:val="none"/>
+        </w:rPr>
+        <w:t/>
+      </w:r>
+      <w:r>
+        <w:rPr>
+          <w:rFonts w:ascii="Arial" w:hAnsi="Arial" w:cs="Arial"/>
+          <w:kern w:val="0"/>
+          <w14:ligatures w14:val="none"/>
+        </w:rPr>
+        <w:t xml:space="preserve"/>
+      </w:r>
+      <w:r>
+        <w:rPr>
+          <w:rFonts w:ascii="Arial" w:hAnsi="Arial" w:cs="Arial"/>
+          <w:b/>
+          <w:bCs/>
+          <w:kern w:val="0"/>
+          <w14:ligatures w14:val="none"/>
+        </w:rPr>
+        <w:t/>
+      </w:r>
+      <w:r>
+        <w:rPr>
+          <w:rFonts w:ascii="Arial" w:hAnsi="Arial" w:cs="Arial"/>
+          <w:kern w:val="0"/>
+          <w14:ligatures w14:val="none"/>
+        </w:rPr>
+        <w:t xml:space="preserve"/>
+      </w:r>
+      <w:r>
+        <w:rPr>
+          <w:rFonts w:ascii="Arial" w:hAnsi="Arial" w:cs="Arial"/>
+          <w:b/>
+          <w:bCs/>
+          <w:kern w:val="0"/>
+          <w14:ligatures w14:val="none"/>
+        </w:rPr>
+        <w:t/>
+      </w:r>
+      <w:r>
+        <w:rPr>
+          <w:rFonts w:ascii="Arial" w:hAnsi="Arial" w:cs="Arial"/>
+          <w:b/>
+          <w:bCs/>
+          <w:kern w:val="0"/>
+          <w14:ligatures w14:val="none"/>
+        </w:rPr>
+        <w:t xml:space="preserve"/>
       </w:r>
       <w:proofErr w:type="gramStart"/>
       <w:r>
@@ -3433,27 +3433,27 @@
           <w:kern w:val="0"/>
           <w14:ligatures w14:val="none"/>
         </w:rPr>
-        <w:t>BACEN</w:t>
-      </w:r>
-      <w:r>
-        <w:rPr>
-          <w:rFonts w:ascii="Arial" w:hAnsi="Arial" w:cs="Arial"/>
-          <w:b/>
-          <w:bCs/>
-          <w:kern w:val="0"/>
-          <w14:ligatures w14:val="none"/>
-        </w:rPr>
-        <w:t>]</w:t>
-      </w:r>
-      <w:r>
-        <w:rPr>
-          <w:rFonts w:ascii="Arial" w:hAnsi="Arial" w:cs="Arial"/>
-          <w:b/>
-          <w:bCs/>
-          <w:kern w:val="0"/>
-          <w14:ligatures w14:val="none"/>
-        </w:rPr>
-        <w:t>%</w:t>
+        <w:t/>
+      </w:r>
+      <w:r>
+        <w:rPr>
+          <w:rFonts w:ascii="Arial" w:hAnsi="Arial" w:cs="Arial"/>
+          <w:b/>
+          <w:bCs/>
+          <w:kern w:val="0"/>
+          <w14:ligatures w14:val="none"/>
+        </w:rPr>
+        <w:t/>
+      </w:r>
+      <w:r>
+        <w:rPr>
+          <w:rFonts w:ascii="Arial" w:hAnsi="Arial" w:cs="Arial"/>
+          <w:b/>
+          <w:bCs/>
+          <w:kern w:val="0"/>
+          <w14:ligatures w14:val="none"/>
+        </w:rPr>
+        <w:t/>
       </w:r>
       <w:proofErr w:type="gramEnd"/>
       <w:r>
@@ -3464,27 +3464,27 @@
           <w:kern w:val="0"/>
           <w14:ligatures w14:val="none"/>
         </w:rPr>
-        <w:t xml:space="preserve"> ao mês e </w:t>
-      </w:r>
-      <w:r>
-        <w:rPr>
-          <w:rFonts w:ascii="Arial" w:hAnsi="Arial" w:cs="Arial"/>
-          <w:b/>
-          <w:bCs/>
-          <w:kern w:val="0"/>
-          <w14:ligatures w14:val="none"/>
-        </w:rPr>
-        <w:t>[</w:t>
-      </w:r>
-      <w:r>
-        <w:rPr>
-          <w:rFonts w:ascii="Arial" w:hAnsi="Arial" w:cs="Arial"/>
-          <w:b/>
-          <w:bCs/>
-          <w:kern w:val="0"/>
-          <w14:ligatures w14:val="none"/>
-        </w:rPr>
-        <w:t xml:space="preserve">TAXA DO </w:t>
+        <w:t xml:space="preserve"/>
+      </w:r>
+      <w:r>
+        <w:rPr>
+          <w:rFonts w:ascii="Arial" w:hAnsi="Arial" w:cs="Arial"/>
+          <w:b/>
+          <w:bCs/>
+          <w:kern w:val="0"/>
+          <w14:ligatures w14:val="none"/>
+        </w:rPr>
+        <w:t/>
+      </w:r>
+      <w:r>
+        <w:rPr>
+          <w:rFonts w:ascii="Arial" w:hAnsi="Arial" w:cs="Arial"/>
+          <w:b/>
+          <w:bCs/>
+          <w:kern w:val="0"/>
+          <w14:ligatures w14:val="none"/>
+        </w:rPr>
+        <w:t xml:space="preserve"/>
       </w:r>
       <w:proofErr w:type="gramStart"/>
       <w:r>
@@ -3495,27 +3495,27 @@
           <w:kern w:val="0"/>
           <w14:ligatures w14:val="none"/>
         </w:rPr>
-        <w:t>BACEN</w:t>
-      </w:r>
-      <w:r>
-        <w:rPr>
-          <w:rFonts w:ascii="Arial" w:hAnsi="Arial" w:cs="Arial"/>
-          <w:b/>
-          <w:bCs/>
-          <w:kern w:val="0"/>
-          <w14:ligatures w14:val="none"/>
-        </w:rPr>
-        <w:t>]</w:t>
-      </w:r>
-      <w:r>
-        <w:rPr>
-          <w:rFonts w:ascii="Arial" w:hAnsi="Arial" w:cs="Arial"/>
-          <w:b/>
-          <w:bCs/>
-          <w:kern w:val="0"/>
-          <w14:ligatures w14:val="none"/>
-        </w:rPr>
-        <w:t>%</w:t>
+        <w:t/>
+      </w:r>
+      <w:r>
+        <w:rPr>
+          <w:rFonts w:ascii="Arial" w:hAnsi="Arial" w:cs="Arial"/>
+          <w:b/>
+          <w:bCs/>
+          <w:kern w:val="0"/>
+          <w14:ligatures w14:val="none"/>
+        </w:rPr>
+        <w:t/>
+      </w:r>
+      <w:r>
+        <w:rPr>
+          <w:rFonts w:ascii="Arial" w:hAnsi="Arial" w:cs="Arial"/>
+          <w:b/>
+          <w:bCs/>
+          <w:kern w:val="0"/>
+          <w14:ligatures w14:val="none"/>
+        </w:rPr>
+        <w:t/>
       </w:r>
       <w:proofErr w:type="gramEnd"/>
       <w:r>
@@ -3526,57 +3526,57 @@
           <w:kern w:val="0"/>
           <w14:ligatures w14:val="none"/>
         </w:rPr>
-        <w:t xml:space="preserve"> ao ano</w:t>
-      </w:r>
-      <w:r>
-        <w:rPr>
-          <w:rFonts w:ascii="Arial" w:hAnsi="Arial" w:cs="Arial"/>
-          <w:b/>
-          <w:bCs/>
-          <w:kern w:val="0"/>
-          <w14:ligatures w14:val="none"/>
-        </w:rPr>
-        <w:t xml:space="preserve"> ao ano</w:t>
-      </w:r>
-      <w:r>
-        <w:rPr>
-          <w:rFonts w:ascii="Arial" w:hAnsi="Arial" w:cs="Arial"/>
-          <w:kern w:val="0"/>
-          <w14:ligatures w14:val="none"/>
-        </w:rPr>
-        <w:t xml:space="preserve">. Essa discrepância configura nítido </w:t>
-      </w:r>
-      <w:r>
-        <w:rPr>
-          <w:rFonts w:ascii="Arial" w:hAnsi="Arial" w:cs="Arial"/>
-          <w:kern w:val="0"/>
-          <w14:ligatures w14:val="none"/>
-        </w:rPr>
-        <w:t xml:space="preserve">o </w:t>
-      </w:r>
-      <w:r>
-        <w:rPr>
-          <w:rFonts w:ascii="Arial" w:hAnsi="Arial" w:cs="Arial"/>
-          <w:kern w:val="0"/>
-          <w14:ligatures w14:val="none"/>
-        </w:rPr>
-        <w:t xml:space="preserve">desequilíbrio contratual e </w:t>
-      </w:r>
-      <w:r>
-        <w:rPr>
-          <w:rFonts w:ascii="Arial" w:hAnsi="Arial" w:cs="Arial"/>
-          <w:kern w:val="0"/>
-          <w14:ligatures w14:val="none"/>
-        </w:rPr>
-        <w:t xml:space="preserve">a </w:t>
-      </w:r>
-      <w:r>
-        <w:rPr>
-          <w:rFonts w:ascii="Arial" w:hAnsi="Arial" w:cs="Arial"/>
-          <w:kern w:val="0"/>
-          <w14:ligatures w14:val="none"/>
-        </w:rPr>
-        <w:t>onerosidade excessiva ao consumidor, justificando a revisão das cláusulas financeiras para adequá-las aos parâmetros do órgão regulador.</w:t>
+        <w:t xml:space="preserve"/>
+      </w:r>
+      <w:r>
+        <w:rPr>
+          <w:rFonts w:ascii="Arial" w:hAnsi="Arial" w:cs="Arial"/>
+          <w:b/>
+          <w:bCs/>
+          <w:kern w:val="0"/>
+          <w14:ligatures w14:val="none"/>
+        </w:rPr>
+        <w:t xml:space="preserve"/>
+      </w:r>
+      <w:r>
+        <w:rPr>
+          <w:rFonts w:ascii="Arial" w:hAnsi="Arial" w:cs="Arial"/>
+          <w:kern w:val="0"/>
+          <w14:ligatures w14:val="none"/>
+        </w:rPr>
+        <w:t xml:space="preserve"/>
+      </w:r>
+      <w:r>
+        <w:rPr>
+          <w:rFonts w:ascii="Arial" w:hAnsi="Arial" w:cs="Arial"/>
+          <w:kern w:val="0"/>
+          <w14:ligatures w14:val="none"/>
+        </w:rPr>
+        <w:t xml:space="preserve"/>
+      </w:r>
+      <w:r>
+        <w:rPr>
+          <w:rFonts w:ascii="Arial" w:hAnsi="Arial" w:cs="Arial"/>
+          <w:kern w:val="0"/>
+          <w14:ligatures w14:val="none"/>
+        </w:rPr>
+        <w:t xml:space="preserve"/>
+      </w:r>
+      <w:r>
+        <w:rPr>
+          <w:rFonts w:ascii="Arial" w:hAnsi="Arial" w:cs="Arial"/>
+          <w:kern w:val="0"/>
+          <w14:ligatures w14:val="none"/>
+        </w:rPr>
+        <w:t xml:space="preserve"/>
+      </w:r>
+      <w:r>
+        <w:rPr>
+          <w:rFonts w:ascii="Arial" w:hAnsi="Arial" w:cs="Arial"/>
+          <w:kern w:val="0"/>
+          <w14:ligatures w14:val="none"/>
+        </w:rPr>
+        <w:t/>
       </w:r>
     </w:p>
     <w:p>
@@ -3767,7 +3767,7 @@
           <w:szCs w:val="22"/>
           <w14:ligatures w14:val="none"/>
         </w:rPr>
-        <w:t>“</w:t>
+        <w:t xml:space="preserve">“{JURIS_ACIMA_BACEN}”</w:t>
       </w:r>
       <w:r>
         <w:rPr>
@@ -3779,7 +3779,7 @@
           <w:szCs w:val="22"/>
           <w14:ligatures w14:val="none"/>
         </w:rPr>
-        <w:t>[</w:t>
+        <w:t/>
       </w:r>
       <w:r>
         <w:rPr>
@@ -3791,7 +3791,7 @@
           <w:szCs w:val="22"/>
           <w14:ligatures w14:val="none"/>
         </w:rPr>
-        <w:t>JURISPRUDÊNCIA TAXA ACIMA DO BACEN</w:t>
+        <w:t/>
       </w:r>
       <w:r>
         <w:rPr>
@@ -3803,7 +3803,7 @@
           <w:szCs w:val="22"/>
           <w14:ligatures w14:val="none"/>
         </w:rPr>
-        <w:t>]</w:t>
+        <w:t/>
       </w:r>
       <w:r>
         <w:rPr>
@@ -3813,7 +3813,7 @@
           <w:szCs w:val="22"/>
           <w14:ligatures w14:val="none"/>
         </w:rPr>
-        <w:t>”</w:t>
+        <w:t/>
       </w:r>
     </w:p>
     <w:p>
@@ -4030,7 +4030,7 @@
           <w:szCs w:val="22"/>
           <w14:ligatures w14:val="none"/>
         </w:rPr>
-        <w:t>“</w:t>
+        <w:t xml:space="preserve">“{JURIS_SEGURO}”</w:t>
       </w:r>
       <w:r>
         <w:rPr>
@@ -4044,7 +4044,7 @@
           <w:szCs w:val="22"/>
           <w14:ligatures w14:val="none"/>
         </w:rPr>
-        <w:t>[</w:t>
+        <w:t/>
       </w:r>
       <w:r>
         <w:rPr>
@@ -4058,7 +4058,7 @@
           <w:szCs w:val="22"/>
           <w14:ligatures w14:val="none"/>
         </w:rPr>
-        <w:t>JURISPRUDÊNCIA SEGURO PRESTAMISTA</w:t>
+        <w:t/>
       </w:r>
       <w:r>
         <w:rPr>
@@ -4072,7 +4072,7 @@
           <w:szCs w:val="22"/>
           <w14:ligatures w14:val="none"/>
         </w:rPr>
-        <w:t>]</w:t>
+        <w:t/>
       </w:r>
       <w:r>
         <w:rPr>
@@ -4086,7 +4086,7 @@
           <w:szCs w:val="22"/>
           <w14:ligatures w14:val="none"/>
         </w:rPr>
-        <w:t>”</w:t>
+        <w:t/>
       </w:r>
     </w:p>
     <w:p>
@@ -4123,38 +4123,38 @@
           <w:rFonts w:ascii="Arial" w:hAnsi="Arial" w:cs="Arial"/>
           <w:color w:val="000000"/>
         </w:rPr>
-        <w:t>Conforme demonstrado n</w:t>
+        <w:t xml:space="preserve">Conforme demonstrado no próprio contrato, verifica-se que a seguradora {SEGURADORA}  – CNPJ: {CNPJ_SEGURADORA} faz parte do mesmo grupo econômico e possui uma parceria para a oferta deste tipo de produto com a financeira que figura como polo passivo da presente ação.</w:t>
       </w:r>
       <w:r>
         <w:rPr>
           <w:rFonts w:ascii="Arial" w:hAnsi="Arial" w:cs="Arial"/>
           <w:color w:val="000000"/>
         </w:rPr>
-        <w:t>o próprio contrato</w:t>
+        <w:t/>
       </w:r>
       <w:r>
         <w:rPr>
           <w:rFonts w:ascii="Arial" w:hAnsi="Arial" w:cs="Arial"/>
           <w:color w:val="000000"/>
         </w:rPr>
-        <w:t>, verifica-se que a seguradora</w:t>
+        <w:t/>
       </w:r>
       <w:r>
         <w:rPr>
           <w:rFonts w:ascii="Arial" w:hAnsi="Arial" w:cs="Arial"/>
           <w:color w:val="000000"/>
         </w:rPr>
-        <w:t xml:space="preserve"> </w:t>
-      </w:r>
-      <w:r>
-        <w:rPr>
-          <w:rFonts w:ascii="Arial" w:hAnsi="Arial" w:cs="Arial"/>
-          <w:b/>
-          <w:bCs/>
-          <w:kern w:val="0"/>
-          <w14:ligatures w14:val="none"/>
-        </w:rPr>
-        <w:t>[</w:t>
+        <w:t xml:space="preserve"/>
+      </w:r>
+      <w:r>
+        <w:rPr>
+          <w:rFonts w:ascii="Arial" w:hAnsi="Arial" w:cs="Arial"/>
+          <w:b/>
+          <w:bCs/>
+          <w:kern w:val="0"/>
+          <w14:ligatures w14:val="none"/>
+        </w:rPr>
+        <w:t/>
       </w:r>
       <w:proofErr w:type="gramStart"/>
       <w:r>
@@ -4165,17 +4165,17 @@
           <w:kern w:val="0"/>
           <w14:ligatures w14:val="none"/>
         </w:rPr>
-        <w:t>SEGURADORA</w:t>
-      </w:r>
-      <w:r>
-        <w:rPr>
-          <w:rFonts w:ascii="Arial" w:hAnsi="Arial" w:cs="Arial"/>
-          <w:b/>
-          <w:bCs/>
-          <w:kern w:val="0"/>
-          <w14:ligatures w14:val="none"/>
-        </w:rPr>
-        <w:t>]</w:t>
+        <w:t/>
+      </w:r>
+      <w:r>
+        <w:rPr>
+          <w:rFonts w:ascii="Arial" w:hAnsi="Arial" w:cs="Arial"/>
+          <w:b/>
+          <w:bCs/>
+          <w:kern w:val="0"/>
+          <w14:ligatures w14:val="none"/>
+        </w:rPr>
+        <w:t/>
       </w:r>
       <w:r>
         <w:rPr>
@@ -4184,7 +4184,7 @@
           <w:bCs/>
           <w:color w:val="000000"/>
         </w:rPr>
-        <w:t xml:space="preserve"> </w:t>
+        <w:t xml:space="preserve"/>
       </w:r>
       <w:r>
         <w:rPr>
@@ -4193,7 +4193,7 @@
           <w:bCs/>
           <w:color w:val="000000"/>
         </w:rPr>
-        <w:t xml:space="preserve"> –</w:t>
+        <w:t xml:space="preserve"/>
       </w:r>
       <w:proofErr w:type="gramEnd"/>
       <w:r>
@@ -4203,37 +4203,37 @@
           <w:bCs/>
           <w:color w:val="000000"/>
         </w:rPr>
-        <w:t xml:space="preserve"> CNPJ: </w:t>
-      </w:r>
-      <w:r>
-        <w:rPr>
-          <w:rFonts w:ascii="Arial" w:hAnsi="Arial" w:cs="Arial"/>
-          <w:b/>
-          <w:bCs/>
-          <w:kern w:val="0"/>
-          <w14:ligatures w14:val="none"/>
-        </w:rPr>
-        <w:t>[</w:t>
-      </w:r>
-      <w:r>
-        <w:rPr>
-          <w:rFonts w:ascii="Arial" w:hAnsi="Arial" w:cs="Arial"/>
-          <w:b/>
-          <w:bCs/>
-          <w:kern w:val="0"/>
-          <w14:ligatures w14:val="none"/>
-        </w:rPr>
-        <w:t>PREENCHER</w:t>
-      </w:r>
-      <w:r>
-        <w:rPr>
-          <w:rFonts w:ascii="Arial" w:hAnsi="Arial" w:cs="Arial"/>
-          <w:b/>
-          <w:bCs/>
-          <w:kern w:val="0"/>
-          <w14:ligatures w14:val="none"/>
-        </w:rPr>
-        <w:t>]</w:t>
+        <w:t xml:space="preserve"/>
+      </w:r>
+      <w:r>
+        <w:rPr>
+          <w:rFonts w:ascii="Arial" w:hAnsi="Arial" w:cs="Arial"/>
+          <w:b/>
+          <w:bCs/>
+          <w:kern w:val="0"/>
+          <w14:ligatures w14:val="none"/>
+        </w:rPr>
+        <w:t/>
+      </w:r>
+      <w:r>
+        <w:rPr>
+          <w:rFonts w:ascii="Arial" w:hAnsi="Arial" w:cs="Arial"/>
+          <w:b/>
+          <w:bCs/>
+          <w:kern w:val="0"/>
+          <w14:ligatures w14:val="none"/>
+        </w:rPr>
+        <w:t/>
+      </w:r>
+      <w:r>
+        <w:rPr>
+          <w:rFonts w:ascii="Arial" w:hAnsi="Arial" w:cs="Arial"/>
+          <w:b/>
+          <w:bCs/>
+          <w:kern w:val="0"/>
+          <w14:ligatures w14:val="none"/>
+        </w:rPr>
+        <w:t/>
       </w:r>
       <w:r>
         <w:rPr>
@@ -4243,14 +4243,14 @@
           <w:szCs w:val="18"/>
           <w14:ligatures w14:val="none"/>
         </w:rPr>
-        <w:t xml:space="preserve"> </w:t>
+        <w:t xml:space="preserve"/>
       </w:r>
       <w:r>
         <w:rPr>
           <w:rFonts w:ascii="Arial" w:hAnsi="Arial" w:cs="Arial"/>
           <w:color w:val="000000"/>
         </w:rPr>
-        <w:t xml:space="preserve">faz parte do mesmo grupo </w:t>
+        <w:t xml:space="preserve"/>
       </w:r>
       <w:r>
         <w:rPr>
@@ -4258,42 +4258,42 @@
           <w:color w:val="000000"/>
         </w:rPr>
         <w:lastRenderedPageBreak/>
-        <w:t xml:space="preserve">econômico </w:t>
+        <w:t xml:space="preserve"/>
       </w:r>
       <w:r>
         <w:rPr>
           <w:rFonts w:ascii="Arial" w:hAnsi="Arial" w:cs="Arial"/>
           <w:color w:val="000000"/>
         </w:rPr>
-        <w:t xml:space="preserve">e </w:t>
+        <w:t xml:space="preserve"/>
       </w:r>
       <w:r>
         <w:rPr>
           <w:rFonts w:ascii="Arial" w:hAnsi="Arial" w:cs="Arial"/>
           <w:color w:val="000000"/>
         </w:rPr>
-        <w:t>possu</w:t>
+        <w:t/>
       </w:r>
       <w:r>
         <w:rPr>
           <w:rFonts w:ascii="Arial" w:hAnsi="Arial" w:cs="Arial"/>
           <w:color w:val="000000"/>
         </w:rPr>
-        <w:t xml:space="preserve">i </w:t>
+        <w:t xml:space="preserve"/>
       </w:r>
       <w:r>
         <w:rPr>
           <w:rFonts w:ascii="Arial" w:hAnsi="Arial" w:cs="Arial"/>
           <w:color w:val="000000"/>
         </w:rPr>
-        <w:t>uma parceria para a oferta deste tipo de produto com a financeira que figura como polo passivo da presente ação</w:t>
+        <w:t/>
       </w:r>
       <w:r>
         <w:rPr>
           <w:rFonts w:ascii="Arial" w:hAnsi="Arial" w:cs="Arial"/>
           <w:color w:val="000000"/>
         </w:rPr>
-        <w:t>.</w:t>
+        <w:t/>
       </w:r>
     </w:p>
     <w:p>
@@ -4447,81 +4447,81 @@
           <w:kern w:val="0"/>
           <w14:ligatures w14:val="none"/>
         </w:rPr>
-        <w:t xml:space="preserve">O contrato prevê a cobrança de </w:t>
-      </w:r>
-      <w:r>
-        <w:rPr>
-          <w:rFonts w:ascii="Arial" w:hAnsi="Arial" w:cs="Arial"/>
-          <w:b/>
-          <w:bCs/>
-          <w:kern w:val="0"/>
-          <w14:ligatures w14:val="none"/>
-        </w:rPr>
-        <w:t xml:space="preserve">R$ </w:t>
-      </w:r>
-      <w:r>
-        <w:rPr>
-          <w:rFonts w:ascii="Arial" w:hAnsi="Arial" w:cs="Arial"/>
-          <w:b/>
-          <w:bCs/>
-          <w:kern w:val="0"/>
-          <w14:ligatures w14:val="none"/>
-        </w:rPr>
-        <w:t>[</w:t>
-      </w:r>
-      <w:r>
-        <w:rPr>
-          <w:rFonts w:ascii="Arial" w:hAnsi="Arial" w:cs="Arial"/>
-          <w:b/>
-          <w:bCs/>
-          <w:kern w:val="0"/>
-          <w14:ligatures w14:val="none"/>
-        </w:rPr>
-        <w:t>TARIFA DE CADASTRO</w:t>
-      </w:r>
-      <w:r>
-        <w:rPr>
-          <w:rFonts w:ascii="Arial" w:hAnsi="Arial" w:cs="Arial"/>
-          <w:b/>
-          <w:bCs/>
-          <w:kern w:val="0"/>
-          <w14:ligatures w14:val="none"/>
-        </w:rPr>
-        <w:t>]</w:t>
-      </w:r>
-      <w:r>
-        <w:rPr>
-          <w:rFonts w:ascii="Arial" w:hAnsi="Arial" w:cs="Arial"/>
-          <w:b/>
-          <w:bCs/>
-          <w:kern w:val="0"/>
-          <w14:ligatures w14:val="none"/>
-        </w:rPr>
-        <w:t xml:space="preserve"> </w:t>
-      </w:r>
-      <w:r>
-        <w:rPr>
-          <w:rFonts w:ascii="Arial" w:hAnsi="Arial" w:cs="Arial"/>
-          <w:kern w:val="0"/>
-          <w14:ligatures w14:val="none"/>
-        </w:rPr>
-        <w:t>a título de tarifa de cadastro, cuja regularidade deve ser aferida à luz da jurisprudência consolidada do Superior Tribunal de Justiça</w:t>
-      </w:r>
-      <w:r>
-        <w:rPr>
-          <w:rFonts w:ascii="Arial" w:hAnsi="Arial" w:cs="Arial"/>
-          <w:kern w:val="0"/>
-          <w14:ligatures w14:val="none"/>
-        </w:rPr>
-        <w:t xml:space="preserve">, </w:t>
-      </w:r>
-      <w:r>
-        <w:rPr>
-          <w:rFonts w:ascii="Arial" w:hAnsi="Arial" w:cs="Arial"/>
-          <w:kern w:val="0"/>
-          <w14:ligatures w14:val="none"/>
-        </w:rPr>
-        <w:t>pacificado pela Súmula 566/STJ</w:t>
+        <w:t xml:space="preserve">O contrato prevê a cobrança de R$ {TARIFA_CADASTRO} a título de tarifa de cadastro, cuja regularidade deve ser aferida à luz da jurisprudência consolidada do Superior Tribunal de Justiça, pacificado pela Súmula 566/STJ e pelo Tema 620/STJ. </w:t>
+      </w:r>
+      <w:r>
+        <w:rPr>
+          <w:rFonts w:ascii="Arial" w:hAnsi="Arial" w:cs="Arial"/>
+          <w:b/>
+          <w:bCs/>
+          <w:kern w:val="0"/>
+          <w14:ligatures w14:val="none"/>
+        </w:rPr>
+        <w:t xml:space="preserve"/>
+      </w:r>
+      <w:r>
+        <w:rPr>
+          <w:rFonts w:ascii="Arial" w:hAnsi="Arial" w:cs="Arial"/>
+          <w:b/>
+          <w:bCs/>
+          <w:kern w:val="0"/>
+          <w14:ligatures w14:val="none"/>
+        </w:rPr>
+        <w:t/>
+      </w:r>
+      <w:r>
+        <w:rPr>
+          <w:rFonts w:ascii="Arial" w:hAnsi="Arial" w:cs="Arial"/>
+          <w:b/>
+          <w:bCs/>
+          <w:kern w:val="0"/>
+          <w14:ligatures w14:val="none"/>
+        </w:rPr>
+        <w:t/>
+      </w:r>
+      <w:r>
+        <w:rPr>
+          <w:rFonts w:ascii="Arial" w:hAnsi="Arial" w:cs="Arial"/>
+          <w:b/>
+          <w:bCs/>
+          <w:kern w:val="0"/>
+          <w14:ligatures w14:val="none"/>
+        </w:rPr>
+        <w:t/>
+      </w:r>
+      <w:r>
+        <w:rPr>
+          <w:rFonts w:ascii="Arial" w:hAnsi="Arial" w:cs="Arial"/>
+          <w:b/>
+          <w:bCs/>
+          <w:kern w:val="0"/>
+          <w14:ligatures w14:val="none"/>
+        </w:rPr>
+        <w:t xml:space="preserve"/>
+      </w:r>
+      <w:r>
+        <w:rPr>
+          <w:rFonts w:ascii="Arial" w:hAnsi="Arial" w:cs="Arial"/>
+          <w:kern w:val="0"/>
+          <w14:ligatures w14:val="none"/>
+        </w:rPr>
+        <w:t/>
+      </w:r>
+      <w:r>
+        <w:rPr>
+          <w:rFonts w:ascii="Arial" w:hAnsi="Arial" w:cs="Arial"/>
+          <w:kern w:val="0"/>
+          <w14:ligatures w14:val="none"/>
+        </w:rPr>
+        <w:t xml:space="preserve"/>
+      </w:r>
+      <w:r>
+        <w:rPr>
+          <w:rFonts w:ascii="Arial" w:hAnsi="Arial" w:cs="Arial"/>
+          <w:kern w:val="0"/>
+          <w14:ligatures w14:val="none"/>
+        </w:rPr>
+        <w:t/>
       </w:r>
       <w:r>
         <w:rPr>
@@ -4538,15 +4538,15 @@
           <w:kern w:val="0"/>
           <w14:ligatures w14:val="none"/>
         </w:rPr>
-        <w:t xml:space="preserve"> e pelo Tema 620/STJ</w:t>
-      </w:r>
-      <w:r>
-        <w:rPr>
-          <w:rFonts w:ascii="Arial" w:hAnsi="Arial" w:cs="Arial"/>
-          <w:kern w:val="0"/>
-          <w14:ligatures w14:val="none"/>
-        </w:rPr>
-        <w:t xml:space="preserve">. </w:t>
+        <w:t xml:space="preserve"/>
+      </w:r>
+      <w:r>
+        <w:rPr>
+          <w:rFonts w:ascii="Arial" w:hAnsi="Arial" w:cs="Arial"/>
+          <w:kern w:val="0"/>
+          <w14:ligatures w14:val="none"/>
+        </w:rPr>
+        <w:t xml:space="preserve"/>
       </w:r>
     </w:p>
     <w:p>
@@ -4967,81 +4967,81 @@
           <w:kern w:val="0"/>
           <w14:ligatures w14:val="none"/>
         </w:rPr>
-        <w:t xml:space="preserve">No caso concreto, o valor de </w:t>
-      </w:r>
-      <w:r>
-        <w:rPr>
-          <w:rFonts w:ascii="Arial" w:hAnsi="Arial" w:cs="Arial"/>
-          <w:b/>
-          <w:bCs/>
-          <w:kern w:val="0"/>
-          <w14:ligatures w14:val="none"/>
-        </w:rPr>
-        <w:t xml:space="preserve">R$ </w:t>
-      </w:r>
-      <w:r>
-        <w:rPr>
-          <w:rFonts w:ascii="Arial" w:hAnsi="Arial" w:cs="Arial"/>
-          <w:b/>
-          <w:bCs/>
-          <w:kern w:val="0"/>
-          <w14:ligatures w14:val="none"/>
-        </w:rPr>
-        <w:t>[</w:t>
-      </w:r>
-      <w:r>
-        <w:rPr>
-          <w:rFonts w:ascii="Arial" w:hAnsi="Arial" w:cs="Arial"/>
-          <w:b/>
-          <w:bCs/>
-          <w:kern w:val="0"/>
-          <w14:ligatures w14:val="none"/>
-        </w:rPr>
-        <w:t>TARIFA DE CADASTRO</w:t>
-      </w:r>
-      <w:r>
-        <w:rPr>
-          <w:rFonts w:ascii="Arial" w:hAnsi="Arial" w:cs="Arial"/>
-          <w:b/>
-          <w:bCs/>
-          <w:kern w:val="0"/>
-          <w14:ligatures w14:val="none"/>
-        </w:rPr>
-        <w:t>]</w:t>
-      </w:r>
-      <w:r>
-        <w:rPr>
-          <w:rFonts w:ascii="Arial" w:hAnsi="Arial" w:cs="Arial"/>
-          <w:b/>
-          <w:bCs/>
-          <w:kern w:val="0"/>
-          <w14:ligatures w14:val="none"/>
-        </w:rPr>
-        <w:t xml:space="preserve"> </w:t>
-      </w:r>
-      <w:r>
-        <w:rPr>
-          <w:rFonts w:ascii="Arial" w:hAnsi="Arial" w:cs="Arial"/>
-          <w:kern w:val="0"/>
-          <w14:ligatures w14:val="none"/>
-        </w:rPr>
-        <w:t>revela-se manifestamente elevado para um serviço de natureza meramente cadastral, destoando dos valores usualmente praticados no mercado e não guardando relação plausível com o custo das pesquisas e verificações previstas no normativo do Banco Central</w:t>
-      </w:r>
-      <w:r>
-        <w:rPr>
-          <w:rFonts w:ascii="Arial" w:hAnsi="Arial" w:cs="Arial"/>
-          <w:kern w:val="0"/>
-          <w14:ligatures w14:val="none"/>
-        </w:rPr>
-        <w:t xml:space="preserve">, de modo que a </w:t>
-      </w:r>
-      <w:r>
-        <w:rPr>
-          <w:rFonts w:ascii="Arial" w:hAnsi="Arial" w:cs="Arial"/>
-          <w:kern w:val="0"/>
-          <w14:ligatures w14:val="none"/>
-        </w:rPr>
-        <w:t>desproporção autoriza o controle judicial de abusividade, sobretudo diante da ausência de demonstração, por parte da instituição financeira, de que o valor exigido corresponde ao serviço efetivamente prestado.</w:t>
+        <w:t xml:space="preserve">No caso concreto, o valor de R$ {TARIFA_CADASTRO} revela-se manifestamente elevado para um serviço de natureza meramente cadastral, destoando dos valores usualmente praticados no mercado e não guardando relação plausível com o custo das pesquisas e verificações previstas no normativo do Banco Central, de modo que a desproporção autoriza o controle judicial de abusividade, sobretudo diante da ausência de demonstração, por parte da instituição financeira, de que o valor exigido corresponde ao serviço efetivamente prestado.</w:t>
+      </w:r>
+      <w:r>
+        <w:rPr>
+          <w:rFonts w:ascii="Arial" w:hAnsi="Arial" w:cs="Arial"/>
+          <w:b/>
+          <w:bCs/>
+          <w:kern w:val="0"/>
+          <w14:ligatures w14:val="none"/>
+        </w:rPr>
+        <w:t xml:space="preserve"/>
+      </w:r>
+      <w:r>
+        <w:rPr>
+          <w:rFonts w:ascii="Arial" w:hAnsi="Arial" w:cs="Arial"/>
+          <w:b/>
+          <w:bCs/>
+          <w:kern w:val="0"/>
+          <w14:ligatures w14:val="none"/>
+        </w:rPr>
+        <w:t/>
+      </w:r>
+      <w:r>
+        <w:rPr>
+          <w:rFonts w:ascii="Arial" w:hAnsi="Arial" w:cs="Arial"/>
+          <w:b/>
+          <w:bCs/>
+          <w:kern w:val="0"/>
+          <w14:ligatures w14:val="none"/>
+        </w:rPr>
+        <w:t/>
+      </w:r>
+      <w:r>
+        <w:rPr>
+          <w:rFonts w:ascii="Arial" w:hAnsi="Arial" w:cs="Arial"/>
+          <w:b/>
+          <w:bCs/>
+          <w:kern w:val="0"/>
+          <w14:ligatures w14:val="none"/>
+        </w:rPr>
+        <w:t/>
+      </w:r>
+      <w:r>
+        <w:rPr>
+          <w:rFonts w:ascii="Arial" w:hAnsi="Arial" w:cs="Arial"/>
+          <w:b/>
+          <w:bCs/>
+          <w:kern w:val="0"/>
+          <w14:ligatures w14:val="none"/>
+        </w:rPr>
+        <w:t xml:space="preserve"/>
+      </w:r>
+      <w:r>
+        <w:rPr>
+          <w:rFonts w:ascii="Arial" w:hAnsi="Arial" w:cs="Arial"/>
+          <w:kern w:val="0"/>
+          <w14:ligatures w14:val="none"/>
+        </w:rPr>
+        <w:t/>
+      </w:r>
+      <w:r>
+        <w:rPr>
+          <w:rFonts w:ascii="Arial" w:hAnsi="Arial" w:cs="Arial"/>
+          <w:kern w:val="0"/>
+          <w14:ligatures w14:val="none"/>
+        </w:rPr>
+        <w:t xml:space="preserve"/>
+      </w:r>
+      <w:r>
+        <w:rPr>
+          <w:rFonts w:ascii="Arial" w:hAnsi="Arial" w:cs="Arial"/>
+          <w:kern w:val="0"/>
+          <w14:ligatures w14:val="none"/>
+        </w:rPr>
+        <w:t/>
       </w:r>
     </w:p>
     <w:p>
@@ -5155,57 +5155,57 @@
           <w:color w:val="000000"/>
         </w:rPr>
         <w:lastRenderedPageBreak/>
-        <w:t xml:space="preserve">Conforme se denota da análise do instrumento contratual, a Ré incluiu no saldo devedor do contrato, a cobrança de taxa de avaliação do bem no valor de R$ </w:t>
-      </w:r>
-      <w:r>
-        <w:rPr>
-          <w:rFonts w:ascii="Arial" w:hAnsi="Arial" w:cs="Arial"/>
-          <w:b/>
-          <w:bCs/>
-          <w:kern w:val="0"/>
-          <w14:ligatures w14:val="none"/>
-        </w:rPr>
-        <w:t>[</w:t>
-      </w:r>
-      <w:r>
-        <w:rPr>
-          <w:rFonts w:ascii="Arial" w:hAnsi="Arial" w:cs="Arial"/>
-          <w:b/>
-          <w:bCs/>
-          <w:kern w:val="0"/>
-          <w14:ligatures w14:val="none"/>
-        </w:rPr>
-        <w:t xml:space="preserve">TARIFA DE </w:t>
-      </w:r>
-      <w:r>
-        <w:rPr>
-          <w:rFonts w:ascii="Arial" w:hAnsi="Arial" w:cs="Arial"/>
-          <w:b/>
-          <w:bCs/>
-          <w:kern w:val="0"/>
-          <w14:ligatures w14:val="none"/>
-        </w:rPr>
-        <w:t>AVALIAÇÃO</w:t>
-      </w:r>
-      <w:r>
-        <w:rPr>
-          <w:rFonts w:ascii="Arial" w:hAnsi="Arial" w:cs="Arial"/>
-          <w:b/>
-          <w:bCs/>
-          <w:kern w:val="0"/>
-          <w14:ligatures w14:val="none"/>
-        </w:rPr>
-        <w:t>]</w:t>
-      </w:r>
-      <w:r>
-        <w:rPr>
-          <w:rFonts w:ascii="Arial" w:hAnsi="Arial" w:cs="Arial"/>
-          <w:b/>
-          <w:bCs/>
-          <w:kern w:val="0"/>
-          <w14:ligatures w14:val="none"/>
-        </w:rPr>
-        <w:t>.</w:t>
+        <w:t xml:space="preserve">Conforme se denota da análise do instrumento contratual, a Ré incluiu no saldo devedor do contrato, a cobrança de taxa de avaliação do bem no valor de R$ {TARIFA_AVALIACAO}.</w:t>
+      </w:r>
+      <w:r>
+        <w:rPr>
+          <w:rFonts w:ascii="Arial" w:hAnsi="Arial" w:cs="Arial"/>
+          <w:b/>
+          <w:bCs/>
+          <w:kern w:val="0"/>
+          <w14:ligatures w14:val="none"/>
+        </w:rPr>
+        <w:t/>
+      </w:r>
+      <w:r>
+        <w:rPr>
+          <w:rFonts w:ascii="Arial" w:hAnsi="Arial" w:cs="Arial"/>
+          <w:b/>
+          <w:bCs/>
+          <w:kern w:val="0"/>
+          <w14:ligatures w14:val="none"/>
+        </w:rPr>
+        <w:t xml:space="preserve"/>
+      </w:r>
+      <w:r>
+        <w:rPr>
+          <w:rFonts w:ascii="Arial" w:hAnsi="Arial" w:cs="Arial"/>
+          <w:b/>
+          <w:bCs/>
+          <w:kern w:val="0"/>
+          <w14:ligatures w14:val="none"/>
+        </w:rPr>
+        <w:t/>
+      </w:r>
+      <w:r>
+        <w:rPr>
+          <w:rFonts w:ascii="Arial" w:hAnsi="Arial" w:cs="Arial"/>
+          <w:b/>
+          <w:bCs/>
+          <w:kern w:val="0"/>
+          <w14:ligatures w14:val="none"/>
+        </w:rPr>
+        <w:t/>
+      </w:r>
+      <w:r>
+        <w:rPr>
+          <w:rFonts w:ascii="Arial" w:hAnsi="Arial" w:cs="Arial"/>
+          <w:b/>
+          <w:bCs/>
+          <w:kern w:val="0"/>
+          <w14:ligatures w14:val="none"/>
+        </w:rPr>
+        <w:t/>
       </w:r>
     </w:p>
     <w:p>
@@ -5299,7 +5299,7 @@
           <w:szCs w:val="22"/>
           <w14:ligatures w14:val="none"/>
         </w:rPr>
-        <w:t>“</w:t>
+        <w:t xml:space="preserve">“{JURIS_TARIFA_AVALIACAO}”</w:t>
       </w:r>
       <w:r>
         <w:rPr>
@@ -5313,7 +5313,7 @@
           <w:szCs w:val="22"/>
           <w14:ligatures w14:val="none"/>
         </w:rPr>
-        <w:t>[</w:t>
+        <w:t/>
       </w:r>
       <w:r>
         <w:rPr>
@@ -5327,7 +5327,7 @@
           <w:szCs w:val="22"/>
           <w14:ligatures w14:val="none"/>
         </w:rPr>
-        <w:t xml:space="preserve">JURISPRUDÊNCIA </w:t>
+        <w:t xml:space="preserve"/>
       </w:r>
       <w:r>
         <w:rPr>
@@ -5341,7 +5341,7 @@
           <w:szCs w:val="22"/>
           <w14:ligatures w14:val="none"/>
         </w:rPr>
-        <w:t xml:space="preserve">TARIFA DE </w:t>
+        <w:t xml:space="preserve"/>
       </w:r>
       <w:r>
         <w:rPr>
@@ -5355,7 +5355,7 @@
           <w:szCs w:val="22"/>
           <w14:ligatures w14:val="none"/>
         </w:rPr>
-        <w:t>AVALIAÇÃ</w:t>
+        <w:t/>
       </w:r>
       <w:r>
         <w:rPr>
@@ -5369,7 +5369,7 @@
           <w:szCs w:val="22"/>
           <w14:ligatures w14:val="none"/>
         </w:rPr>
-        <w:t>O</w:t>
+        <w:t/>
       </w:r>
       <w:r>
         <w:rPr>
@@ -5383,7 +5383,7 @@
           <w:szCs w:val="22"/>
           <w14:ligatures w14:val="none"/>
         </w:rPr>
-        <w:t>]</w:t>
+        <w:t/>
       </w:r>
       <w:r>
         <w:rPr>
@@ -5397,7 +5397,7 @@
           <w:szCs w:val="22"/>
           <w14:ligatures w14:val="none"/>
         </w:rPr>
-        <w:t>”</w:t>
+        <w:t/>
       </w:r>
     </w:p>
     <w:p>
@@ -5617,7 +5617,7 @@
           <w:szCs w:val="22"/>
           <w14:ligatures w14:val="none"/>
         </w:rPr>
-        <w:t xml:space="preserve">“[JURISPRUDÊNCIA </w:t>
+        <w:t xml:space="preserve">“{JURIS_TARIFA_REGISTRO}”</w:t>
       </w:r>
       <w:r>
         <w:rPr>
@@ -5631,7 +5631,7 @@
           <w:szCs w:val="22"/>
           <w14:ligatures w14:val="none"/>
         </w:rPr>
-        <w:t xml:space="preserve">TARIFA DE </w:t>
+        <w:t xml:space="preserve"/>
       </w:r>
       <w:r>
         <w:rPr>
@@ -5645,7 +5645,7 @@
           <w:szCs w:val="22"/>
           <w14:ligatures w14:val="none"/>
         </w:rPr>
-        <w:t>REGISTRO</w:t>
+        <w:t/>
       </w:r>
       <w:r>
         <w:rPr>
@@ -5659,7 +5659,7 @@
           <w:szCs w:val="22"/>
           <w14:ligatures w14:val="none"/>
         </w:rPr>
-        <w:t>]”</w:t>
+        <w:t/>
       </w:r>
     </w:p>
     <w:p>
@@ -8138,40 +8138,40 @@
         <w:rPr>
           <w:rFonts w:ascii="Arial" w:hAnsi="Arial" w:cs="Arial"/>
         </w:rPr>
-        <w:t xml:space="preserve">Dá-se à causa o valor de R$ </w:t>
-      </w:r>
-      <w:r>
-        <w:rPr>
-          <w:rFonts w:ascii="Arial" w:hAnsi="Arial" w:cs="Arial"/>
-        </w:rPr>
-        <w:t>[</w:t>
-      </w:r>
-      <w:r>
-        <w:rPr>
-          <w:rFonts w:ascii="Arial" w:hAnsi="Arial" w:cs="Arial"/>
-          <w:b/>
-          <w:bCs/>
-        </w:rPr>
-        <w:t>VALOR_CAUSA</w:t>
+        <w:t xml:space="preserve">Dá-se à causa o valor de R$ {VALOR_CAUSA} .</w:t>
+      </w:r>
+      <w:r>
+        <w:rPr>
+          <w:rFonts w:ascii="Arial" w:hAnsi="Arial" w:cs="Arial"/>
+        </w:rPr>
+        <w:t/>
+      </w:r>
+      <w:r>
+        <w:rPr>
+          <w:rFonts w:ascii="Arial" w:hAnsi="Arial" w:cs="Arial"/>
+          <w:b/>
+          <w:bCs/>
+        </w:rPr>
+        <w:t/>
       </w:r>
       <w:proofErr w:type="gramStart"/>
       <w:r>
         <w:rPr>
           <w:rFonts w:ascii="Arial" w:hAnsi="Arial" w:cs="Arial"/>
         </w:rPr>
-        <w:t>]</w:t>
-      </w:r>
-      <w:r>
-        <w:rPr>
-          <w:rFonts w:ascii="Arial" w:hAnsi="Arial" w:cs="Arial"/>
-        </w:rPr>
-        <w:t xml:space="preserve"> </w:t>
-      </w:r>
-      <w:r>
-        <w:rPr>
-          <w:rFonts w:ascii="Arial" w:hAnsi="Arial" w:cs="Arial"/>
-        </w:rPr>
-        <w:t>.</w:t>
+        <w:t/>
+      </w:r>
+      <w:r>
+        <w:rPr>
+          <w:rFonts w:ascii="Arial" w:hAnsi="Arial" w:cs="Arial"/>
+        </w:rPr>
+        <w:t xml:space="preserve"/>
+      </w:r>
+      <w:r>
+        <w:rPr>
+          <w:rFonts w:ascii="Arial" w:hAnsi="Arial" w:cs="Arial"/>
+        </w:rPr>
+        <w:t/>
       </w:r>
       <w:proofErr w:type="gramEnd"/>
     </w:p>
@@ -8303,15 +8303,15 @@
         <w:rPr>
           <w:rFonts w:ascii="Arial" w:hAnsi="Arial" w:cs="Arial"/>
         </w:rPr>
-        <w:t xml:space="preserve">São Paulo, </w:t>
-      </w:r>
-      <w:r>
-        <w:rPr>
-          <w:rFonts w:ascii="Arial" w:hAnsi="Arial" w:cs="Arial"/>
-          <w:b/>
-          <w:bCs/>
-        </w:rPr>
-        <w:t>[DATA]</w:t>
+        <w:t xml:space="preserve">São Paulo, {DATA}</w:t>
+      </w:r>
+      <w:r>
+        <w:rPr>
+          <w:rFonts w:ascii="Arial" w:hAnsi="Arial" w:cs="Arial"/>
+          <w:b/>
+          <w:bCs/>
+        </w:rPr>
+        <w:t/>
       </w:r>
     </w:p>
     <w:p>
